--- a/V_Monitor_Project_Overview.docx
+++ b/V_Monitor_Project_Overview.docx
@@ -2,29 +2,22 @@
 <file path=word/document.xml><?xml version="1.0" encoding="utf-8"?>
 <w:document xmlns:w="http://schemas.openxmlformats.org/wordprocessingml/2006/main" xmlns:m="http://schemas.openxmlformats.org/officeDocument/2006/math" xmlns:r="http://schemas.openxmlformats.org/officeDocument/2006/relationships" xmlns:o="urn:schemas-microsoft-com:office:office" xmlns:v="urn:schemas-microsoft-com:vml" xmlns:w10="urn:schemas-microsoft-com:office:word" xmlns:a="http://schemas.openxmlformats.org/drawingml/2006/main" xmlns:pic="http://schemas.openxmlformats.org/drawingml/2006/picture" xmlns:wp="http://schemas.openxmlformats.org/drawingml/2006/wordprocessingDrawing">
   <w:body>
-    <w:bookmarkStart w:id="28" w:name="X81c77feada761778fb03db3a5fdea94ecebb4d0"/>
+    <w:bookmarkStart w:id="22" w:name="X03b8523434e42f6bfab640e397267619c0e7a0a"/>
     <w:p>
       <w:pPr>
         <w:pStyle w:val="Heading1"/>
       </w:pPr>
       <w:r>
-        <w:t xml:space="preserve">V-Monitor (IntelliLink OS): Carrier-Grade Sovereign SD-WAN, Edge Mesh &amp; Autonomous AI-NOC Platform</w:t>
-      </w:r>
-    </w:p>
-    <w:p>
-      <w:r>
-        <w:pict>
-          <v:rect style="width:0;height:1.5pt" o:hralign="center" o:hrstd="t" o:hr="t"/>
-        </w:pict>
-      </w:r>
-    </w:p>
-    <w:bookmarkStart w:id="9" w:name="executive-summary-vision"/>
+        <w:t xml:space="preserve">V-Monitor (IntelliLink OS): Sovereign Carrier-Grade SD-WAN &amp; AI-NOC Platform</w:t>
+      </w:r>
+    </w:p>
+    <w:bookmarkStart w:id="10" w:name="executive-overview"/>
     <w:p>
       <w:pPr>
         <w:pStyle w:val="Heading2"/>
       </w:pPr>
       <w:r>
-        <w:t xml:space="preserve">1. Executive Summary &amp; Vision</w:t>
+        <w:t xml:space="preserve">1. Executive Overview</w:t>
       </w:r>
     </w:p>
     <w:p>
@@ -84,298 +77,16 @@
         <w:t xml:space="preserve"> </w:t>
       </w:r>
       <w:r>
-        <w:t xml:space="preserve">orchestration platform. Engineered for critical national infrastructure, Tier-1 telecom carriers, banking conglomerates, defense enclaves, and distributed multinational enterprises, V-Monitor bridges the gap between hardware bare-metal edge networking and cloud-native control plane governance.</w:t>
-      </w:r>
-    </w:p>
-    <w:p>
-      <w:pPr>
-        <w:pStyle w:val="BodyText"/>
-      </w:pPr>
-      <w:r>
-        <w:t xml:space="preserve">Modern enterprise networking faces an existential trilemma:</w:t>
-      </w:r>
-      <w:r>
-        <w:t xml:space="preserve"> </w:t>
-      </w:r>
-      <w:r>
-        <w:t xml:space="preserve">1.</w:t>
-      </w:r>
-      <w:r>
-        <w:t xml:space="preserve"> </w:t>
-      </w:r>
-      <w:r>
-        <w:rPr>
-          <w:b/>
-          <w:bCs/>
-        </w:rPr>
-        <w:t xml:space="preserve">Vendor Lock-in &amp; Black-Box Hardware:</w:t>
-      </w:r>
-      <w:r>
-        <w:t xml:space="preserve"> </w:t>
-      </w:r>
-      <w:r>
-        <w:t xml:space="preserve">Legacy networking appliances (e.g., proprietary Cisco, Juniper, Fortinet) impose exorbitant licensing fees and obscure telemetry.</w:t>
-      </w:r>
-      <w:r>
-        <w:t xml:space="preserve"> </w:t>
-      </w:r>
-      <w:r>
-        <w:t xml:space="preserve">2.</w:t>
-      </w:r>
-      <w:r>
-        <w:t xml:space="preserve"> </w:t>
-      </w:r>
-      <w:r>
-        <w:rPr>
-          <w:b/>
-          <w:bCs/>
-        </w:rPr>
-        <w:t xml:space="preserve">Data Sovereignty &amp; Regulatory Scrutiny:</w:t>
-      </w:r>
-      <w:r>
-        <w:t xml:space="preserve"> </w:t>
-      </w:r>
-      <w:r>
-        <w:t xml:space="preserve">Data protection laws (GDPR, India DPDP, RBI localization, HIPAA, SOC 2) penalize organizations routing sensitive telemetry or payload packets through third-party sovereign borders.</w:t>
-      </w:r>
-      <w:r>
-        <w:t xml:space="preserve"> </w:t>
-      </w:r>
-      <w:r>
-        <w:t xml:space="preserve">3.</w:t>
-      </w:r>
-      <w:r>
-        <w:t xml:space="preserve"> </w:t>
-      </w:r>
-      <w:r>
-        <w:rPr>
-          <w:b/>
-          <w:bCs/>
-        </w:rPr>
-        <w:t xml:space="preserve">Operational Overhead &amp; Outage Latency:</w:t>
-      </w:r>
-      <w:r>
-        <w:t xml:space="preserve"> </w:t>
-      </w:r>
-      <w:r>
-        <w:t xml:space="preserve">Human operators cannot detect micro-flaps, BGP routing anomalies, and satellite carrier jitter across hundreds of remote branch sites fast enough to maintain 99.999% (</w:t>
-      </w:r>
-      <w:r>
-        <w:t xml:space="preserve">“five-nines”</w:t>
-      </w:r>
-      <w:r>
-        <w:t xml:space="preserve">) availability.</w:t>
-      </w:r>
-    </w:p>
-    <w:p>
-      <w:pPr>
-        <w:pStyle w:val="BodyText"/>
-      </w:pPr>
-      <w:r>
-        <w:t xml:space="preserve">V-Monitor solves this trilemma by delivering an</w:t>
-      </w:r>
-      <w:r>
-        <w:t xml:space="preserve"> </w:t>
-      </w:r>
-      <w:r>
-        <w:rPr>
-          <w:b/>
-          <w:bCs/>
-        </w:rPr>
-        <w:t xml:space="preserve">open-architecture, microservice-powered, cryptographically verifiable SD-WAN operating fabric</w:t>
-      </w:r>
-      <w:r>
-        <w:t xml:space="preserve">. It couples a zero-trust WireGuard mesh overlay with sub-second Bidirectional Forwarding Detection (BFD), AI-driven Root Cause Analysis (RCA), real-time Linux kernel-level diagnostic tools, automated circuit failover playbooks, and seamless compliance auditing.</w:t>
-      </w:r>
-    </w:p>
-    <w:p>
-      <w:r>
-        <w:pict>
-          <v:rect style="width:0;height:1.5pt" o:hralign="center" o:hrstd="t" o:hr="t"/>
-        </w:pict>
-      </w:r>
-    </w:p>
-    <w:bookmarkEnd w:id="9"/>
-    <w:bookmarkStart w:id="11" w:name="platform-architecture-core-tenets"/>
-    <w:p>
-      <w:pPr>
-        <w:pStyle w:val="Heading2"/>
-      </w:pPr>
-      <w:r>
-        <w:t xml:space="preserve">2. Platform Architecture &amp; Core Tenets</w:t>
-      </w:r>
-    </w:p>
-    <w:p>
-      <w:pPr>
-        <w:pStyle w:val="SourceCode"/>
-      </w:pPr>
-      <w:r>
-        <w:rPr>
-          <w:rStyle w:val="VerbatimChar"/>
-        </w:rPr>
-        <w:t xml:space="preserve"> ┌─────────────────────────────────────────────────────────────────────────────────┐</w:t>
-      </w:r>
-      <w:r>
-        <w:br/>
-      </w:r>
-      <w:r>
-        <w:rPr>
-          <w:rStyle w:val="VerbatimChar"/>
-        </w:rPr>
-        <w:t xml:space="preserve"> │                       V-MONITOR UNIFIED CONTROL PLANE                           │</w:t>
-      </w:r>
-      <w:r>
-        <w:br/>
-      </w:r>
-      <w:r>
-        <w:rPr>
-          <w:rStyle w:val="VerbatimChar"/>
-        </w:rPr>
-        <w:t xml:space="preserve"> └──────────────┬──────────────────────────┬───────────────────────────┬───────────┘</w:t>
-      </w:r>
-      <w:r>
-        <w:br/>
-      </w:r>
-      <w:r>
-        <w:rPr>
-          <w:rStyle w:val="VerbatimChar"/>
-        </w:rPr>
-        <w:t xml:space="preserve">                │                          │                           │</w:t>
-      </w:r>
-      <w:r>
-        <w:br/>
-      </w:r>
-      <w:r>
-        <w:rPr>
-          <w:rStyle w:val="VerbatimChar"/>
-        </w:rPr>
-        <w:t xml:space="preserve"> ┌──────────────▼────────────┐ ┌───────────▼─────────────┐ ┌───────────▼───────────┐</w:t>
-      </w:r>
-      <w:r>
-        <w:br/>
-      </w:r>
-      <w:r>
-        <w:rPr>
-          <w:rStyle w:val="VerbatimChar"/>
-        </w:rPr>
-        <w:t xml:space="preserve"> │  Next.js 14 Web NOC UI    │ │  NestJS TypeScript API  │ │  FastAPI Python AI    │</w:t>
-      </w:r>
-      <w:r>
-        <w:br/>
-      </w:r>
-      <w:r>
-        <w:rPr>
-          <w:rStyle w:val="VerbatimChar"/>
-        </w:rPr>
-        <w:t xml:space="preserve"> │  Port 3000 (React Query)  │ │  Port 3001 (TypeORM/DB) │ │  Port 8100 (RCA &amp; ML) │</w:t>
-      </w:r>
-      <w:r>
-        <w:br/>
-      </w:r>
-      <w:r>
-        <w:rPr>
-          <w:rStyle w:val="VerbatimChar"/>
-        </w:rPr>
-        <w:t xml:space="preserve"> └──────────────┬────────────┘ └───────────┬─────────────┘ └───────────┬───────────┘</w:t>
-      </w:r>
-      <w:r>
-        <w:br/>
-      </w:r>
-      <w:r>
-        <w:rPr>
-          <w:rStyle w:val="VerbatimChar"/>
-        </w:rPr>
-        <w:t xml:space="preserve">                │                          │                           │</w:t>
-      </w:r>
-      <w:r>
-        <w:br/>
-      </w:r>
-      <w:r>
-        <w:rPr>
-          <w:rStyle w:val="VerbatimChar"/>
-        </w:rPr>
-        <w:t xml:space="preserve"> ┌──────────────▼──────────────────────────▼───────────────────────────▼───────────┐</w:t>
-      </w:r>
-      <w:r>
-        <w:br/>
-      </w:r>
-      <w:r>
-        <w:rPr>
-          <w:rStyle w:val="VerbatimChar"/>
-        </w:rPr>
-        <w:t xml:space="preserve"> │                  PERSISTENCE, CACHE &amp; STATE SYNCHRONIZATION                     │</w:t>
-      </w:r>
-      <w:r>
-        <w:br/>
-      </w:r>
-      <w:r>
-        <w:rPr>
-          <w:rStyle w:val="VerbatimChar"/>
-        </w:rPr>
-        <w:t xml:space="preserve"> │          MySQL / PostgreSQL (Data Plane)  •  Redis Pub/Sub  •  eBPF/ARP         │</w:t>
-      </w:r>
-      <w:r>
-        <w:br/>
-      </w:r>
-      <w:r>
-        <w:rPr>
-          <w:rStyle w:val="VerbatimChar"/>
-        </w:rPr>
-        <w:t xml:space="preserve"> └─────────────────────────────────────────┬───────────────────────────────────────┘</w:t>
-      </w:r>
-      <w:r>
-        <w:br/>
-      </w:r>
-      <w:r>
-        <w:rPr>
-          <w:rStyle w:val="VerbatimChar"/>
-        </w:rPr>
-        <w:t xml:space="preserve">                                           │</w:t>
-      </w:r>
-      <w:r>
-        <w:br/>
-      </w:r>
-      <w:r>
-        <w:rPr>
-          <w:rStyle w:val="VerbatimChar"/>
-        </w:rPr>
-        <w:t xml:space="preserve"> ┌─────────────────────────────────────────▼───────────────────────────────────────┐</w:t>
-      </w:r>
-      <w:r>
-        <w:br/>
-      </w:r>
-      <w:r>
-        <w:rPr>
-          <w:rStyle w:val="VerbatimChar"/>
-        </w:rPr>
-        <w:t xml:space="preserve"> │                   PHYSICAL &amp; VIRTUAL EDGE INFRASTRUCTURE                        │</w:t>
-      </w:r>
-      <w:r>
-        <w:br/>
-      </w:r>
-      <w:r>
-        <w:rPr>
-          <w:rStyle w:val="VerbatimChar"/>
-        </w:rPr>
-        <w:t xml:space="preserve"> │  WireGuard Linux Kernel  •  BFD Transports  •  Fiber DIA  •  Starlink  •  5G    │</w:t>
-      </w:r>
-      <w:r>
-        <w:br/>
-      </w:r>
-      <w:r>
-        <w:rPr>
-          <w:rStyle w:val="VerbatimChar"/>
-        </w:rPr>
-        <w:t xml:space="preserve"> └─────────────────────────────────────────────────────────────────────────────────┘</w:t>
-      </w:r>
-    </w:p>
-    <w:bookmarkStart w:id="10" w:name="the-three-foundational-tenets"/>
+        <w:t xml:space="preserve">orchestration fabric. Engineered for Tier-1 telecom carriers, banking conglomerates, defense enclaves, and distributed enterprises, V-Monitor bridges the gap between bare-metal edge hardware and cloud-native control plane governance.</w:t>
+      </w:r>
+    </w:p>
+    <w:bookmarkStart w:id="9" w:name="the-problem-it-solves"/>
     <w:p>
       <w:pPr>
         <w:pStyle w:val="Heading3"/>
       </w:pPr>
       <w:r>
-        <w:t xml:space="preserve">The Three Foundational Tenets:</w:t>
+        <w:t xml:space="preserve">The Problem It Solves:</w:t>
       </w:r>
     </w:p>
     <w:p>
@@ -391,77 +102,13 @@
           <w:b/>
           <w:bCs/>
         </w:rPr>
-        <w:t xml:space="preserve">True Physical Discovery (No Synthetic Illusion):</w:t>
-      </w:r>
-      <w:r>
-        <w:t xml:space="preserve"> </w:t>
-      </w:r>
-      <w:r>
-        <w:t xml:space="preserve">Unlike legacy demo dashboards that show hardcoded mock nodes, V-Monitor operates in</w:t>
-      </w:r>
-      <w:r>
-        <w:t xml:space="preserve"> </w:t>
-      </w:r>
-      <w:r>
-        <w:rPr>
-          <w:b/>
-          <w:bCs/>
-        </w:rPr>
-        <w:t xml:space="preserve">Zero-Data Production Mode</w:t>
-      </w:r>
-      <w:r>
-        <w:t xml:space="preserve"> </w:t>
-      </w:r>
-      <w:r>
-        <w:t xml:space="preserve">by default. It interrogates the physical Linux network stack, discovers physical network interfaces (such as</w:t>
-      </w:r>
-      <w:r>
-        <w:t xml:space="preserve"> </w:t>
-      </w:r>
-      <w:r>
-        <w:rPr>
-          <w:rStyle w:val="VerbatimChar"/>
-        </w:rPr>
-        <w:t xml:space="preserve">eno1</w:t>
-      </w:r>
-      <w:r>
-        <w:t xml:space="preserve">,</w:t>
-      </w:r>
-      <w:r>
-        <w:t xml:space="preserve"> </w:t>
-      </w:r>
-      <w:r>
-        <w:rPr>
-          <w:rStyle w:val="VerbatimChar"/>
-        </w:rPr>
-        <w:t xml:space="preserve">eth0</w:t>
-      </w:r>
-      <w:r>
-        <w:t xml:space="preserve">,</w:t>
-      </w:r>
-      <w:r>
-        <w:t xml:space="preserve"> </w:t>
-      </w:r>
-      <w:r>
-        <w:rPr>
-          <w:rStyle w:val="VerbatimChar"/>
-        </w:rPr>
-        <w:t xml:space="preserve">wg0</w:t>
-      </w:r>
-      <w:r>
-        <w:t xml:space="preserve">), maps live ARP neighbors, executes real ICMP echo frames via</w:t>
-      </w:r>
-      <w:r>
-        <w:t xml:space="preserve"> </w:t>
-      </w:r>
-      <w:r>
-        <w:rPr>
-          <w:rStyle w:val="VerbatimChar"/>
-        </w:rPr>
-        <w:t xml:space="preserve">child_process.execFile</w:t>
-      </w:r>
-      <w:r>
-        <w:t xml:space="preserve">, and computes actual interface telemetry.</w:t>
+        <w:t xml:space="preserve">Proprietary Vendor Lock-In:</w:t>
+      </w:r>
+      <w:r>
+        <w:t xml:space="preserve"> </w:t>
+      </w:r>
+      <w:r>
+        <w:t xml:space="preserve">Replaces expensive, closed-box networking hardware (Cisco, Fortinet, Juniper) with an open, high-performance Linux kernel-level architecture.</w:t>
       </w:r>
     </w:p>
     <w:p>
@@ -477,13 +124,13 @@
           <w:b/>
           <w:bCs/>
         </w:rPr>
-        <w:t xml:space="preserve">Sovereign Cryptographic Isolation:</w:t>
-      </w:r>
-      <w:r>
-        <w:t xml:space="preserve"> </w:t>
-      </w:r>
-      <w:r>
-        <w:t xml:space="preserve">Every multi-tenant organization, branch site, and overlay tunnel is cryptographically segmented via WireGuard (ChaCha20-Poly1305 and Curve25519 ECDH keypairs). Tenant traffic cannot leak across Virtual Routing and Forwarding (VRF) boundaries.</w:t>
+        <w:t xml:space="preserve">Data Sovereignty Violations:</w:t>
+      </w:r>
+      <w:r>
+        <w:t xml:space="preserve"> </w:t>
+      </w:r>
+      <w:r>
+        <w:t xml:space="preserve">Enforces strict cryptographic isolation and zero-trust policies, ensuring sensitive enterprise payloads never traverse unauthorized sovereign borders.</w:t>
       </w:r>
     </w:p>
     <w:p>
@@ -499,13 +146,13 @@
           <w:b/>
           <w:bCs/>
         </w:rPr>
-        <w:t xml:space="preserve">Closed-Loop Autonomous Self-Healing:</w:t>
-      </w:r>
-      <w:r>
-        <w:t xml:space="preserve"> </w:t>
-      </w:r>
-      <w:r>
-        <w:t xml:space="preserve">When an edge gateway link degrades or suffers carrier outages, V-Monitor’s automated policy engine flushes stale kernel neighbor ARP bindings, steers BGP route weights over secondary transports (e.g., Starlink LEO satellite or 5G hot-standby), and restores network health in milliseconds without human intervention.</w:t>
+        <w:t xml:space="preserve">Outage Latency &amp; Human Error:</w:t>
+      </w:r>
+      <w:r>
+        <w:t xml:space="preserve"> </w:t>
+      </w:r>
+      <w:r>
+        <w:t xml:space="preserve">Eliminates manual triage by leveraging sub-second Bidirectional Forwarding Detection (BFD) and automated AI remediation playbooks that mitigate circuit flaps in milliseconds.</w:t>
       </w:r>
     </w:p>
     <w:p>
@@ -515,24 +162,284 @@
         </w:pict>
       </w:r>
     </w:p>
+    <w:bookmarkEnd w:id="9"/>
     <w:bookmarkEnd w:id="10"/>
+    <w:bookmarkStart w:id="11" w:name="high-level-architecture"/>
+    <w:p>
+      <w:pPr>
+        <w:pStyle w:val="Heading2"/>
+      </w:pPr>
+      <w:r>
+        <w:t xml:space="preserve">2. High-Level Architecture</w:t>
+      </w:r>
+    </w:p>
+    <w:p>
+      <w:pPr>
+        <w:pStyle w:val="SourceCode"/>
+      </w:pPr>
+      <w:r>
+        <w:rPr>
+          <w:rStyle w:val="VerbatimChar"/>
+        </w:rPr>
+        <w:t xml:space="preserve"> ┌────────────────────────────────────────────────────────────────────────┐</w:t>
+      </w:r>
+      <w:r>
+        <w:br/>
+      </w:r>
+      <w:r>
+        <w:rPr>
+          <w:rStyle w:val="VerbatimChar"/>
+        </w:rPr>
+        <w:t xml:space="preserve"> │                      V-MONITOR CONTROL PLANE                           │</w:t>
+      </w:r>
+      <w:r>
+        <w:br/>
+      </w:r>
+      <w:r>
+        <w:rPr>
+          <w:rStyle w:val="VerbatimChar"/>
+        </w:rPr>
+        <w:t xml:space="preserve"> └─────────────┬──────────────────────────┬─────────────────────────┬─────┘</w:t>
+      </w:r>
+      <w:r>
+        <w:br/>
+      </w:r>
+      <w:r>
+        <w:rPr>
+          <w:rStyle w:val="VerbatimChar"/>
+        </w:rPr>
+        <w:t xml:space="preserve">               │                          │                         │</w:t>
+      </w:r>
+      <w:r>
+        <w:br/>
+      </w:r>
+      <w:r>
+        <w:rPr>
+          <w:rStyle w:val="VerbatimChar"/>
+        </w:rPr>
+        <w:t xml:space="preserve"> ┌─────────────▼────────────┐ ┌───────────▼────────────┐ ┌──────────▼───────────┐</w:t>
+      </w:r>
+      <w:r>
+        <w:br/>
+      </w:r>
+      <w:r>
+        <w:rPr>
+          <w:rStyle w:val="VerbatimChar"/>
+        </w:rPr>
+        <w:t xml:space="preserve"> │ Next.js 14 Web NOC UI    │ │ NestJS Core API Engine │ │ FastAPI AI Inference │</w:t>
+      </w:r>
+      <w:r>
+        <w:br/>
+      </w:r>
+      <w:r>
+        <w:rPr>
+          <w:rStyle w:val="VerbatimChar"/>
+        </w:rPr>
+        <w:t xml:space="preserve"> │ Port 3000 (React Query)  │ │ Port 3001 (TypeORM/DB) │ │ Port 8100 (RCA &amp; ML) │</w:t>
+      </w:r>
+      <w:r>
+        <w:br/>
+      </w:r>
+      <w:r>
+        <w:rPr>
+          <w:rStyle w:val="VerbatimChar"/>
+        </w:rPr>
+        <w:t xml:space="preserve"> └─────────────┬────────────┘ └───────────┬────────────┘ └──────────┬───────────┘</w:t>
+      </w:r>
+      <w:r>
+        <w:br/>
+      </w:r>
+      <w:r>
+        <w:rPr>
+          <w:rStyle w:val="VerbatimChar"/>
+        </w:rPr>
+        <w:t xml:space="preserve">               │                          │                         │</w:t>
+      </w:r>
+      <w:r>
+        <w:br/>
+      </w:r>
+      <w:r>
+        <w:rPr>
+          <w:rStyle w:val="VerbatimChar"/>
+        </w:rPr>
+        <w:t xml:space="preserve"> ┌─────────────▼──────────────────────────▼─────────────────────────▼───────────┐</w:t>
+      </w:r>
+      <w:r>
+        <w:br/>
+      </w:r>
+      <w:r>
+        <w:rPr>
+          <w:rStyle w:val="VerbatimChar"/>
+        </w:rPr>
+        <w:t xml:space="preserve"> │                  PERSISTENCE, CACHE &amp; STATE STORAGE                          │</w:t>
+      </w:r>
+      <w:r>
+        <w:br/>
+      </w:r>
+      <w:r>
+        <w:rPr>
+          <w:rStyle w:val="VerbatimChar"/>
+        </w:rPr>
+        <w:t xml:space="preserve"> │              MySQL 8.0 / PostgreSQL  •  Redis Pub/Sub  •  eBPF/ARP           │</w:t>
+      </w:r>
+      <w:r>
+        <w:br/>
+      </w:r>
+      <w:r>
+        <w:rPr>
+          <w:rStyle w:val="VerbatimChar"/>
+        </w:rPr>
+        <w:t xml:space="preserve"> └────────────────────────────────────────┬─────────────────────────────────────┘</w:t>
+      </w:r>
+      <w:r>
+        <w:br/>
+      </w:r>
+      <w:r>
+        <w:rPr>
+          <w:rStyle w:val="VerbatimChar"/>
+        </w:rPr>
+        <w:t xml:space="preserve">                                          │</w:t>
+      </w:r>
+      <w:r>
+        <w:br/>
+      </w:r>
+      <w:r>
+        <w:rPr>
+          <w:rStyle w:val="VerbatimChar"/>
+        </w:rPr>
+        <w:t xml:space="preserve"> ┌────────────────────────────────────────▼─────────────────────────────────────┐</w:t>
+      </w:r>
+      <w:r>
+        <w:br/>
+      </w:r>
+      <w:r>
+        <w:rPr>
+          <w:rStyle w:val="VerbatimChar"/>
+        </w:rPr>
+        <w:t xml:space="preserve"> │                    EDGE MESH OVERLAY INFRASTRUCTURE                          │</w:t>
+      </w:r>
+      <w:r>
+        <w:br/>
+      </w:r>
+      <w:r>
+        <w:rPr>
+          <w:rStyle w:val="VerbatimChar"/>
+        </w:rPr>
+        <w:t xml:space="preserve"> │  WireGuard Kernel Mesh  •  BFD Engine  •  Fiber DIA  •  Starlink  •  5G WAN  │</w:t>
+      </w:r>
+      <w:r>
+        <w:br/>
+      </w:r>
+      <w:r>
+        <w:rPr>
+          <w:rStyle w:val="VerbatimChar"/>
+        </w:rPr>
+        <w:t xml:space="preserve"> └──────────────────────────────────────────────────────────────────────────────┘</w:t>
+      </w:r>
+    </w:p>
+    <w:p>
+      <w:r>
+        <w:pict>
+          <v:rect style="width:0;height:1.5pt" o:hralign="center" o:hrstd="t" o:hr="t"/>
+        </w:pict>
+      </w:r>
+    </w:p>
     <w:bookmarkEnd w:id="11"/>
-    <w:bookmarkStart w:id="17" w:name="Xb2299991a447c5c553917a24757c17568e1c873"/>
+    <w:bookmarkStart w:id="18" w:name="core-capabilities"/>
     <w:p>
       <w:pPr>
         <w:pStyle w:val="Heading2"/>
       </w:pPr>
       <w:r>
-        <w:t xml:space="preserve">3. Comprehensive Feature Matrix by Operational Domain</w:t>
-      </w:r>
-    </w:p>
-    <w:bookmarkStart w:id="12" w:name="unified-multi-tenant-control-plane"/>
+        <w:t xml:space="preserve">3. Core Capabilities</w:t>
+      </w:r>
+    </w:p>
+    <w:bookmarkStart w:id="12" w:name="Xaf471fbbb20238b2fc782942a27b78111463112"/>
     <w:p>
       <w:pPr>
         <w:pStyle w:val="Heading3"/>
       </w:pPr>
       <w:r>
-        <w:t xml:space="preserve">3.1. Unified Multi-Tenant Control Plane</w:t>
+        <w:t xml:space="preserve">3.1. Zero-Data Production Mode &amp; Hardware Auto-Discovery</w:t>
+      </w:r>
+    </w:p>
+    <w:p>
+      <w:pPr>
+        <w:pStyle w:val="FirstParagraph"/>
+      </w:pPr>
+      <w:r>
+        <w:t xml:space="preserve">Unlike mock dashboards with synthetic nodes, V-Monitor operates in</w:t>
+      </w:r>
+      <w:r>
+        <w:t xml:space="preserve"> </w:t>
+      </w:r>
+      <w:r>
+        <w:rPr>
+          <w:b/>
+          <w:bCs/>
+        </w:rPr>
+        <w:t xml:space="preserve">Zero-Data Mode</w:t>
+      </w:r>
+      <w:r>
+        <w:t xml:space="preserve"> </w:t>
+      </w:r>
+      <w:r>
+        <w:t xml:space="preserve">by default. It discovers real network interfaces (</w:t>
+      </w:r>
+      <w:r>
+        <w:rPr>
+          <w:rStyle w:val="VerbatimChar"/>
+        </w:rPr>
+        <w:t xml:space="preserve">eno1</w:t>
+      </w:r>
+      <w:r>
+        <w:t xml:space="preserve">,</w:t>
+      </w:r>
+      <w:r>
+        <w:t xml:space="preserve"> </w:t>
+      </w:r>
+      <w:r>
+        <w:rPr>
+          <w:rStyle w:val="VerbatimChar"/>
+        </w:rPr>
+        <w:t xml:space="preserve">eth0</w:t>
+      </w:r>
+      <w:r>
+        <w:t xml:space="preserve">,</w:t>
+      </w:r>
+      <w:r>
+        <w:t xml:space="preserve"> </w:t>
+      </w:r>
+      <w:r>
+        <w:rPr>
+          <w:rStyle w:val="VerbatimChar"/>
+        </w:rPr>
+        <w:t xml:space="preserve">wg0</w:t>
+      </w:r>
+      <w:r>
+        <w:t xml:space="preserve">), maps live Layer-2 ARP neighbors, runs genuine ICMP echo diagnostics via</w:t>
+      </w:r>
+      <w:r>
+        <w:t xml:space="preserve"> </w:t>
+      </w:r>
+      <w:r>
+        <w:rPr>
+          <w:rStyle w:val="VerbatimChar"/>
+        </w:rPr>
+        <w:t xml:space="preserve">child_process.execFile</w:t>
+      </w:r>
+      <w:r>
+        <w:t xml:space="preserve">, and displays actual hardware telemetry.</w:t>
+      </w:r>
+    </w:p>
+    <w:bookmarkEnd w:id="12"/>
+    <w:bookmarkStart w:id="13" w:name="sovereign-edge-mesh-multi-wan-bundling"/>
+    <w:p>
+      <w:pPr>
+        <w:pStyle w:val="Heading3"/>
+      </w:pPr>
+      <w:r>
+        <w:t xml:space="preserve">3.2. Sovereign Edge Mesh &amp; Multi-WAN Bundling</w:t>
       </w:r>
     </w:p>
     <w:p>
@@ -548,49 +455,13 @@
           <w:b/>
           <w:bCs/>
         </w:rPr>
-        <w:t xml:space="preserve">Tenant Hierarchies:</w:t>
-      </w:r>
-      <w:r>
-        <w:t xml:space="preserve"> </w:t>
-      </w:r>
-      <w:r>
-        <w:t xml:space="preserve">Full role-based isolation between Provider Admins (</w:t>
-      </w:r>
-      <w:r>
-        <w:rPr>
-          <w:rStyle w:val="VerbatimChar"/>
-        </w:rPr>
-        <w:t xml:space="preserve">PROVIDER_ADMIN</w:t>
-      </w:r>
-      <w:r>
-        <w:t xml:space="preserve">), NOC Operators (</w:t>
-      </w:r>
-      <w:r>
-        <w:rPr>
-          <w:rStyle w:val="VerbatimChar"/>
-        </w:rPr>
-        <w:t xml:space="preserve">NOC_OPERATOR</w:t>
-      </w:r>
-      <w:r>
-        <w:t xml:space="preserve">), Network Admins (</w:t>
-      </w:r>
-      <w:r>
-        <w:rPr>
-          <w:rStyle w:val="VerbatimChar"/>
-        </w:rPr>
-        <w:t xml:space="preserve">NETWORK_ADMIN</w:t>
-      </w:r>
-      <w:r>
-        <w:t xml:space="preserve">), and Compliance Auditors (</w:t>
-      </w:r>
-      <w:r>
-        <w:rPr>
-          <w:rStyle w:val="VerbatimChar"/>
-        </w:rPr>
-        <w:t xml:space="preserve">AUDITOR</w:t>
-      </w:r>
-      <w:r>
-        <w:t xml:space="preserve">).</w:t>
+        <w:t xml:space="preserve">Multi-Transport Aggregation:</w:t>
+      </w:r>
+      <w:r>
+        <w:t xml:space="preserve"> </w:t>
+      </w:r>
+      <w:r>
+        <w:t xml:space="preserve">Aggregates divergent physical transports (Dedicated Fiber DIA, Starlink LEO Satellite, Carrier Ethernet, and 5G cellular) into a single virtual tunnel.</w:t>
       </w:r>
     </w:p>
     <w:p>
@@ -606,22 +477,13 @@
           <w:b/>
           <w:bCs/>
         </w:rPr>
-        <w:t xml:space="preserve">Zero-Touch Provisioning (ZTP):</w:t>
-      </w:r>
-      <w:r>
-        <w:t xml:space="preserve"> </w:t>
-      </w:r>
-      <w:r>
-        <w:t xml:space="preserve">Generate cryptographically signed JSON bootstrap tokens and one-line enrolling scripts (</w:t>
-      </w:r>
-      <w:r>
-        <w:rPr>
-          <w:rStyle w:val="VerbatimChar"/>
-        </w:rPr>
-        <w:t xml:space="preserve">curl -sSL ... | bash</w:t>
-      </w:r>
-      <w:r>
-        <w:t xml:space="preserve">) for rapid provisioning of bare-metal CPE appliances.</w:t>
+        <w:t xml:space="preserve">Sub-Second BFD Probing:</w:t>
+      </w:r>
+      <w:r>
+        <w:t xml:space="preserve"> </w:t>
+      </w:r>
+      <w:r>
+        <w:t xml:space="preserve">Continuous Bidirectional Forwarding Detection (1000ms down to 50ms) tracks roundtrip latency, packet loss, and jitter in real time.</w:t>
       </w:r>
     </w:p>
     <w:p>
@@ -637,45 +499,38 @@
           <w:b/>
           <w:bCs/>
         </w:rPr>
-        <w:t xml:space="preserve">PoP (Point of Presence) Core Management:</w:t>
-      </w:r>
-      <w:r>
-        <w:t xml:space="preserve"> </w:t>
-      </w:r>
-      <w:r>
-        <w:t xml:space="preserve">Manage Tier-1 telecom aggregation centers, carrier line speeds (10G/40G/100G interfaces), BGP peering sessions (remote ASNs, MED values, route flap damping), and optical transceiver telemetry.</w:t>
-      </w:r>
-    </w:p>
-    <w:p>
-      <w:pPr>
-        <w:pStyle w:val="Compact"/>
-        <w:numPr>
-          <w:ilvl w:val="0"/>
-          <w:numId w:val="1002"/>
-        </w:numPr>
-      </w:pPr>
-      <w:r>
-        <w:rPr>
-          <w:b/>
-          <w:bCs/>
-        </w:rPr>
-        <w:t xml:space="preserve">Aggregator Core Mesh:</w:t>
-      </w:r>
-      <w:r>
-        <w:t xml:space="preserve"> </w:t>
-      </w:r>
-      <w:r>
-        <w:t xml:space="preserve">Manage high-throughput core WireGuard aggregators capable of terminating thousands of concurrent encrypted tunnels per regional hub.</w:t>
-      </w:r>
-    </w:p>
-    <w:bookmarkEnd w:id="12"/>
-    <w:bookmarkStart w:id="13" w:name="edge-mesh-wan-transports-bfd-forwarding"/>
+        <w:t xml:space="preserve">WireGuard Overlay:</w:t>
+      </w:r>
+      <w:r>
+        <w:t xml:space="preserve"> </w:t>
+      </w:r>
+      <w:r>
+        <w:t xml:space="preserve">Cryptographically isolated overlays powered by ChaCha20-Poly1305 and Curve25519 ECDH keypairs with autogenerated</w:t>
+      </w:r>
+      <w:r>
+        <w:t xml:space="preserve"> </w:t>
+      </w:r>
+      <w:r>
+        <w:rPr>
+          <w:rStyle w:val="VerbatimChar"/>
+        </w:rPr>
+        <w:t xml:space="preserve">/etc/wireguard/wg0.conf</w:t>
+      </w:r>
+      <w:r>
+        <w:t xml:space="preserve"> </w:t>
+      </w:r>
+      <w:r>
+        <w:t xml:space="preserve">profiles.</w:t>
+      </w:r>
+    </w:p>
+    <w:bookmarkEnd w:id="13"/>
+    <w:bookmarkStart w:id="14" w:name="autonomous-ai-noc-self-healing"/>
     <w:p>
       <w:pPr>
         <w:pStyle w:val="Heading3"/>
       </w:pPr>
       <w:r>
-        <w:t xml:space="preserve">3.2. Edge Mesh, WAN Transports &amp; BFD Forwarding</w:t>
+        <w:t xml:space="preserve">3.3. Autonomous AI-NOC &amp; Self-Healing</w:t>
       </w:r>
     </w:p>
     <w:p>
@@ -691,13 +546,13 @@
           <w:b/>
           <w:bCs/>
         </w:rPr>
-        <w:t xml:space="preserve">Hybrid WAN Bundling:</w:t>
-      </w:r>
-      <w:r>
-        <w:t xml:space="preserve"> </w:t>
-      </w:r>
-      <w:r>
-        <w:t xml:space="preserve">Aggregate divergent physical transport links per edge site—including Direct Internet Access (DIA) Fiber, Starlink LEO Satellite, Carrier Ethernet (MPLS), and 5G cellular.</w:t>
+        <w:t xml:space="preserve">Root Cause Analysis (RCA):</w:t>
+      </w:r>
+      <w:r>
+        <w:t xml:space="preserve"> </w:t>
+      </w:r>
+      <w:r>
+        <w:t xml:space="preserve">Automated diagnostic engine analyzes topological dependencies and telemetry to distinguish between physical fiber cuts, BGP route flaps, and carrier drops.</w:t>
       </w:r>
     </w:p>
     <w:p>
@@ -713,13 +568,71 @@
           <w:b/>
           <w:bCs/>
         </w:rPr>
-        <w:t xml:space="preserve">Continuous BFD Probing:</w:t>
-      </w:r>
-      <w:r>
-        <w:t xml:space="preserve"> </w:t>
-      </w:r>
-      <w:r>
-        <w:t xml:space="preserve">Sub-second (1000ms down to 50ms) Bidirectional Forwarding Detection sessions verifying link reachability, packet loss, and jitter variance.</w:t>
+        <w:t xml:space="preserve">Automated Remediation Playbooks:</w:t>
+      </w:r>
+    </w:p>
+    <w:p>
+      <w:pPr>
+        <w:pStyle w:val="Compact"/>
+        <w:numPr>
+          <w:ilvl w:val="1"/>
+          <w:numId w:val="1004"/>
+        </w:numPr>
+      </w:pPr>
+      <w:r>
+        <w:rPr>
+          <w:rStyle w:val="VerbatimChar"/>
+        </w:rPr>
+        <w:t xml:space="preserve">AUTO_REMEDIATE</w:t>
+      </w:r>
+      <w:r>
+        <w:t xml:space="preserve">: Flushes stale ARP bindings, steers BGP route weights over secondary paths, and restores connectivity.</w:t>
+      </w:r>
+    </w:p>
+    <w:p>
+      <w:pPr>
+        <w:pStyle w:val="Compact"/>
+        <w:numPr>
+          <w:ilvl w:val="1"/>
+          <w:numId w:val="1004"/>
+        </w:numPr>
+      </w:pPr>
+      <w:r>
+        <w:rPr>
+          <w:rStyle w:val="VerbatimChar"/>
+        </w:rPr>
+        <w:t xml:space="preserve">SWITCH_CARRIER</w:t>
+      </w:r>
+      <w:r>
+        <w:t xml:space="preserve">: Dynamically shifts traffic to backup Starlink LEO constellations during terrestrial fiber cuts.</w:t>
+      </w:r>
+    </w:p>
+    <w:p>
+      <w:pPr>
+        <w:pStyle w:val="Compact"/>
+        <w:numPr>
+          <w:ilvl w:val="1"/>
+          <w:numId w:val="1004"/>
+        </w:numPr>
+      </w:pPr>
+      <w:r>
+        <w:rPr>
+          <w:rStyle w:val="VerbatimChar"/>
+        </w:rPr>
+        <w:t xml:space="preserve">FLUSH_ARP_REBIND</w:t>
+      </w:r>
+      <w:r>
+        <w:t xml:space="preserve">: Clears stale kernel MAC tables directly on physical host interfaces.</w:t>
+      </w:r>
+    </w:p>
+    <w:bookmarkEnd w:id="14"/>
+    <w:bookmarkStart w:id="15" w:name="X64c05f3777aee276dec5a25f73084e74ff7619a"/>
+    <w:p>
+      <w:pPr>
+        <w:pStyle w:val="Heading3"/>
+      </w:pPr>
+      <w:r>
+        <w:t xml:space="preserve">3.4. 360° Operational Cockpit &amp; Interactive Web Terminal</w:t>
       </w:r>
     </w:p>
     <w:p>
@@ -727,7 +640,7 @@
         <w:pStyle w:val="Compact"/>
         <w:numPr>
           <w:ilvl w:val="0"/>
-          <w:numId w:val="1003"/>
+          <w:numId w:val="1005"/>
         </w:numPr>
       </w:pPr>
       <w:r>
@@ -735,13 +648,13 @@
           <w:b/>
           <w:bCs/>
         </w:rPr>
-        <w:t xml:space="preserve">Dynamic SLA Routing (App-Aware QoS):</w:t>
-      </w:r>
-      <w:r>
-        <w:t xml:space="preserve"> </w:t>
-      </w:r>
-      <w:r>
-        <w:t xml:space="preserve">Deep packet and port classification steering critical traffic (Core Banking SWIFT, VoIP SIP/RTP, Zoom) over lowest-latency fiber, while offloading general web and bulk downloads over satellite or broadband.</w:t>
+        <w:t xml:space="preserve">Site Cockpit Drawer:</w:t>
+      </w:r>
+      <w:r>
+        <w:t xml:space="preserve"> </w:t>
+      </w:r>
+      <w:r>
+        <w:t xml:space="preserve">Live inspection of active WAN uplinks, LAN subnets, connected nodes, appliance CPU/thermals, and 60-minute latency sparklines.</w:t>
       </w:r>
     </w:p>
     <w:p>
@@ -749,7 +662,7 @@
         <w:pStyle w:val="Compact"/>
         <w:numPr>
           <w:ilvl w:val="0"/>
-          <w:numId w:val="1003"/>
+          <w:numId w:val="1005"/>
         </w:numPr>
       </w:pPr>
       <w:r>
@@ -757,259 +670,183 @@
           <w:b/>
           <w:bCs/>
         </w:rPr>
-        <w:t xml:space="preserve">Dynamic WireGuard Profile Generation:</w:t>
-      </w:r>
-      <w:r>
-        <w:t xml:space="preserve"> </w:t>
-      </w:r>
-      <w:r>
-        <w:t xml:space="preserve">Autogenerates live production</w:t>
-      </w:r>
-      <w:r>
-        <w:t xml:space="preserve"> </w:t>
-      </w:r>
-      <w:r>
-        <w:rPr>
-          <w:rStyle w:val="VerbatimChar"/>
-        </w:rPr>
-        <w:t xml:space="preserve">/etc/wireguard/wg0.conf</w:t>
-      </w:r>
-      <w:r>
-        <w:t xml:space="preserve"> </w:t>
-      </w:r>
-      <w:r>
-        <w:t xml:space="preserve">configuration blocks tailored to site-specific subnets, public keys, and gateway endpoints.</w:t>
-      </w:r>
-    </w:p>
-    <w:bookmarkEnd w:id="13"/>
-    <w:bookmarkStart w:id="14" w:name="real-time-observability-noc-cockpit"/>
+        <w:t xml:space="preserve">Remote VM Shell:</w:t>
+      </w:r>
+      <w:r>
+        <w:t xml:space="preserve"> </w:t>
+      </w:r>
+      <w:r>
+        <w:t xml:space="preserve">Web-based interactive terminal providing authenticated command execution (</w:t>
+      </w:r>
+      <w:r>
+        <w:rPr>
+          <w:rStyle w:val="VerbatimChar"/>
+        </w:rPr>
+        <w:t xml:space="preserve">uptime</w:t>
+      </w:r>
+      <w:r>
+        <w:t xml:space="preserve">,</w:t>
+      </w:r>
+      <w:r>
+        <w:t xml:space="preserve"> </w:t>
+      </w:r>
+      <w:r>
+        <w:rPr>
+          <w:rStyle w:val="VerbatimChar"/>
+        </w:rPr>
+        <w:t xml:space="preserve">ip a</w:t>
+      </w:r>
+      <w:r>
+        <w:t xml:space="preserve">,</w:t>
+      </w:r>
+      <w:r>
+        <w:t xml:space="preserve"> </w:t>
+      </w:r>
+      <w:r>
+        <w:rPr>
+          <w:rStyle w:val="VerbatimChar"/>
+        </w:rPr>
+        <w:t xml:space="preserve">ip route</w:t>
+      </w:r>
+      <w:r>
+        <w:t xml:space="preserve">,</w:t>
+      </w:r>
+      <w:r>
+        <w:t xml:space="preserve"> </w:t>
+      </w:r>
+      <w:r>
+        <w:rPr>
+          <w:rStyle w:val="VerbatimChar"/>
+        </w:rPr>
+        <w:t xml:space="preserve">ss -tulpn</w:t>
+      </w:r>
+      <w:r>
+        <w:t xml:space="preserve">,</w:t>
+      </w:r>
+      <w:r>
+        <w:t xml:space="preserve"> </w:t>
+      </w:r>
+      <w:r>
+        <w:rPr>
+          <w:rStyle w:val="VerbatimChar"/>
+        </w:rPr>
+        <w:t xml:space="preserve">systemctl status</w:t>
+      </w:r>
+      <w:r>
+        <w:t xml:space="preserve">) directly on managed remote nodes.</w:t>
+      </w:r>
+    </w:p>
+    <w:bookmarkEnd w:id="15"/>
+    <w:bookmarkStart w:id="17" w:name="regulatory-ai-compliance-hub"/>
     <w:p>
       <w:pPr>
         <w:pStyle w:val="Heading3"/>
       </w:pPr>
       <w:r>
-        <w:t xml:space="preserve">3.3. Real-Time Observability &amp; NOC Cockpit</w:t>
-      </w:r>
-    </w:p>
-    <w:p>
-      <w:pPr>
-        <w:pStyle w:val="Compact"/>
-        <w:numPr>
-          <w:ilvl w:val="0"/>
-          <w:numId w:val="1004"/>
-        </w:numPr>
-      </w:pPr>
+        <w:t xml:space="preserve">3.5. Regulatory AI Compliance Hub</w:t>
+      </w:r>
+    </w:p>
+    <w:p>
+      <w:pPr>
+        <w:pStyle w:val="FirstParagraph"/>
+      </w:pPr>
+      <w:r>
+        <w:t xml:space="preserve">Bidirectional integration with Cloud Production (</w:t>
+      </w:r>
+      <w:hyperlink r:id="rId16">
+        <w:r>
+          <w:rPr>
+            <w:rStyle w:val="VerbatimChar"/>
+          </w:rPr>
+          <w:t xml:space="preserve">ai-compliance-web-five.vercel.app</w:t>
+        </w:r>
+      </w:hyperlink>
+      <w:r>
+        <w:t xml:space="preserve">) and local audit engines:</w:t>
+      </w:r>
+      <w:r>
+        <w:t xml:space="preserve"> </w:t>
+      </w:r>
+      <w:r>
+        <w:t xml:space="preserve">-</w:t>
+      </w:r>
+      <w:r>
+        <w:t xml:space="preserve"> </w:t>
+      </w:r>
       <w:r>
         <w:rPr>
           <w:b/>
           <w:bCs/>
         </w:rPr>
-        <w:t xml:space="preserve">Interactive Geo-Topology Network Map:</w:t>
-      </w:r>
-      <w:r>
-        <w:t xml:space="preserve"> </w:t>
-      </w:r>
-      <w:r>
-        <w:t xml:space="preserve">Visual geographic canvas linking physical PoPs and branch edge gateways with color-coded latency rings and real-time status pulses.</w:t>
-      </w:r>
-    </w:p>
-    <w:p>
-      <w:pPr>
-        <w:pStyle w:val="Compact"/>
-        <w:numPr>
-          <w:ilvl w:val="0"/>
-          <w:numId w:val="1004"/>
-        </w:numPr>
-      </w:pPr>
+        <w:t xml:space="preserve">SOC 2 Type II &amp; ISO 27001:</w:t>
+      </w:r>
+      <w:r>
+        <w:t xml:space="preserve"> </w:t>
+      </w:r>
+      <w:r>
+        <w:t xml:space="preserve">Automated verification of access controls and network change audits.</w:t>
+      </w:r>
+      <w:r>
+        <w:t xml:space="preserve"> </w:t>
+      </w:r>
+      <w:r>
+        <w:t xml:space="preserve">-</w:t>
+      </w:r>
+      <w:r>
+        <w:t xml:space="preserve"> </w:t>
+      </w:r>
       <w:r>
         <w:rPr>
           <w:b/>
           <w:bCs/>
         </w:rPr>
-        <w:t xml:space="preserve">360° Operational Site Cockpit:</w:t>
-      </w:r>
-      <w:r>
-        <w:t xml:space="preserve"> </w:t>
-      </w:r>
-      <w:r>
-        <w:t xml:space="preserve">Slide-over slide cockpit detailing:</w:t>
-      </w:r>
-    </w:p>
-    <w:p>
-      <w:pPr>
-        <w:pStyle w:val="Compact"/>
-        <w:numPr>
-          <w:ilvl w:val="1"/>
-          <w:numId w:val="1005"/>
-        </w:numPr>
-      </w:pPr>
-      <w:r>
-        <w:rPr>
-          <w:i/>
-          <w:iCs/>
-        </w:rPr>
-        <w:t xml:space="preserve">Active WAN Transports:</w:t>
-      </w:r>
-      <w:r>
-        <w:t xml:space="preserve"> </w:t>
-      </w:r>
-      <w:r>
-        <w:t xml:space="preserve">Real circuit IDs, provider names, throughput, and BFD states.</w:t>
-      </w:r>
-    </w:p>
-    <w:p>
-      <w:pPr>
-        <w:pStyle w:val="Compact"/>
-        <w:numPr>
-          <w:ilvl w:val="1"/>
-          <w:numId w:val="1005"/>
-        </w:numPr>
-      </w:pPr>
-      <w:r>
-        <w:rPr>
-          <w:i/>
-          <w:iCs/>
-        </w:rPr>
-        <w:t xml:space="preserve">LAN VRF Segments:</w:t>
-      </w:r>
-      <w:r>
-        <w:t xml:space="preserve"> </w:t>
-      </w:r>
-      <w:r>
-        <w:t xml:space="preserve">Subnet CIDRs, active connected client nodes, and DHCP lease allocations.</w:t>
-      </w:r>
-    </w:p>
-    <w:p>
-      <w:pPr>
-        <w:pStyle w:val="Compact"/>
-        <w:numPr>
-          <w:ilvl w:val="1"/>
-          <w:numId w:val="1005"/>
-        </w:numPr>
-      </w:pPr>
-      <w:r>
-        <w:rPr>
-          <w:i/>
-          <w:iCs/>
-        </w:rPr>
-        <w:t xml:space="preserve">Hardware Telemetry:</w:t>
-      </w:r>
-      <w:r>
-        <w:t xml:space="preserve"> </w:t>
-      </w:r>
-      <w:r>
-        <w:t xml:space="preserve">Appliance CPU utilization, chassis thermals, PSU redundancy status, and kernel version.</w:t>
-      </w:r>
-    </w:p>
-    <w:p>
-      <w:pPr>
-        <w:pStyle w:val="Compact"/>
-        <w:numPr>
-          <w:ilvl w:val="1"/>
-          <w:numId w:val="1005"/>
-        </w:numPr>
-      </w:pPr>
-      <w:r>
-        <w:rPr>
-          <w:i/>
-          <w:iCs/>
-        </w:rPr>
-        <w:t xml:space="preserve">SLA Contracts:</w:t>
-      </w:r>
-      <w:r>
-        <w:t xml:space="preserve"> </w:t>
-      </w:r>
-      <w:r>
-        <w:t xml:space="preserve">Real-time latency variance and 60-minute health sparklines.</w:t>
-      </w:r>
-    </w:p>
-    <w:p>
-      <w:pPr>
-        <w:pStyle w:val="Compact"/>
-        <w:numPr>
-          <w:ilvl w:val="0"/>
-          <w:numId w:val="1004"/>
-        </w:numPr>
-      </w:pPr>
+        <w:t xml:space="preserve">PCI-DSS 4.0:</w:t>
+      </w:r>
+      <w:r>
+        <w:t xml:space="preserve"> </w:t>
+      </w:r>
+      <w:r>
+        <w:t xml:space="preserve">Strict VRF cryptographic isolation between banking/POS DMZ and general network traffic.</w:t>
+      </w:r>
+      <w:r>
+        <w:t xml:space="preserve"> </w:t>
+      </w:r>
+      <w:r>
+        <w:t xml:space="preserve">-</w:t>
+      </w:r>
+      <w:r>
+        <w:t xml:space="preserve"> </w:t>
+      </w:r>
       <w:r>
         <w:rPr>
           <w:b/>
           <w:bCs/>
         </w:rPr>
-        <w:t xml:space="preserve">Interactive Live Network Terminal &amp; Remote VM Shell Control:</w:t>
-      </w:r>
-      <w:r>
-        <w:t xml:space="preserve"> </w:t>
-      </w:r>
-      <w:r>
-        <w:t xml:space="preserve">A built-in terminal interface allowing NOC engineers to execute real shell commands (</w:t>
-      </w:r>
-      <w:r>
-        <w:rPr>
-          <w:rStyle w:val="VerbatimChar"/>
-        </w:rPr>
-        <w:t xml:space="preserve">uptime</w:t>
-      </w:r>
-      <w:r>
-        <w:t xml:space="preserve">,</w:t>
-      </w:r>
-      <w:r>
-        <w:t xml:space="preserve"> </w:t>
-      </w:r>
-      <w:r>
-        <w:rPr>
-          <w:rStyle w:val="VerbatimChar"/>
-        </w:rPr>
-        <w:t xml:space="preserve">ip a</w:t>
-      </w:r>
-      <w:r>
-        <w:t xml:space="preserve">,</w:t>
-      </w:r>
-      <w:r>
-        <w:t xml:space="preserve"> </w:t>
-      </w:r>
-      <w:r>
-        <w:rPr>
-          <w:rStyle w:val="VerbatimChar"/>
-        </w:rPr>
-        <w:t xml:space="preserve">ip route</w:t>
-      </w:r>
-      <w:r>
-        <w:t xml:space="preserve">,</w:t>
-      </w:r>
-      <w:r>
-        <w:t xml:space="preserve"> </w:t>
-      </w:r>
-      <w:r>
-        <w:rPr>
-          <w:rStyle w:val="VerbatimChar"/>
-        </w:rPr>
-        <w:t xml:space="preserve">ss -tulpn</w:t>
-      </w:r>
-      <w:r>
-        <w:t xml:space="preserve">,</w:t>
-      </w:r>
-      <w:r>
-        <w:t xml:space="preserve"> </w:t>
-      </w:r>
-      <w:r>
-        <w:rPr>
-          <w:rStyle w:val="VerbatimChar"/>
-        </w:rPr>
-        <w:t xml:space="preserve">systemctl status</w:t>
-      </w:r>
-      <w:r>
-        <w:t xml:space="preserve">) directly on managed remote nodes via secure authenticated protocols.</w:t>
-      </w:r>
-    </w:p>
-    <w:bookmarkEnd w:id="14"/>
-    <w:bookmarkStart w:id="15" w:name="Xada6e6e7727ea14c87f68fc1d62c67bb5e67a0b"/>
-    <w:p>
-      <w:pPr>
-        <w:pStyle w:val="Heading3"/>
-      </w:pPr>
-      <w:r>
-        <w:t xml:space="preserve">3.4. Sovereign Governance, Security &amp; Traffic Filtering</w:t>
+        <w:t xml:space="preserve">Data Sovereignty:</w:t>
+      </w:r>
+      <w:r>
+        <w:t xml:space="preserve"> </w:t>
+      </w:r>
+      <w:r>
+        <w:t xml:space="preserve">Cryptographic confirmation that encrypted payload packets stay within designated sovereign geographic boundaries.</w:t>
+      </w:r>
+    </w:p>
+    <w:p>
+      <w:r>
+        <w:pict>
+          <v:rect style="width:0;height:1.5pt" o:hralign="center" o:hrstd="t" o:hr="t"/>
+        </w:pict>
+      </w:r>
+    </w:p>
+    <w:bookmarkEnd w:id="17"/>
+    <w:bookmarkEnd w:id="18"/>
+    <w:bookmarkStart w:id="19" w:name="key-target-personas-use-cases"/>
+    <w:p>
+      <w:pPr>
+        <w:pStyle w:val="Heading2"/>
+      </w:pPr>
+      <w:r>
+        <w:t xml:space="preserve">4. Key Target Personas &amp; Use Cases</w:t>
       </w:r>
     </w:p>
     <w:p>
@@ -1025,67 +862,13 @@
           <w:b/>
           <w:bCs/>
         </w:rPr>
-        <w:t xml:space="preserve">L3/L4/L7 Firewall Rule Engine:</w:t>
-      </w:r>
-      <w:r>
-        <w:t xml:space="preserve"> </w:t>
-      </w:r>
-      <w:r>
-        <w:t xml:space="preserve">Directional filtering (</w:t>
-      </w:r>
-      <w:r>
-        <w:rPr>
-          <w:rStyle w:val="VerbatimChar"/>
-        </w:rPr>
-        <w:t xml:space="preserve">INGRESS</w:t>
-      </w:r>
-      <w:r>
-        <w:t xml:space="preserve">,</w:t>
-      </w:r>
-      <w:r>
-        <w:t xml:space="preserve"> </w:t>
-      </w:r>
-      <w:r>
-        <w:rPr>
-          <w:rStyle w:val="VerbatimChar"/>
-        </w:rPr>
-        <w:t xml:space="preserve">EGRESS</w:t>
-      </w:r>
-      <w:r>
-        <w:t xml:space="preserve">) with CIDR matching, port ranges, protocol flags (TCP, UDP, ICMP), action policies (</w:t>
-      </w:r>
-      <w:r>
-        <w:rPr>
-          <w:rStyle w:val="VerbatimChar"/>
-        </w:rPr>
-        <w:t xml:space="preserve">ALLOW</w:t>
-      </w:r>
-      <w:r>
-        <w:t xml:space="preserve">,</w:t>
-      </w:r>
-      <w:r>
-        <w:t xml:space="preserve"> </w:t>
-      </w:r>
-      <w:r>
-        <w:rPr>
-          <w:rStyle w:val="VerbatimChar"/>
-        </w:rPr>
-        <w:t xml:space="preserve">DROP</w:t>
-      </w:r>
-      <w:r>
-        <w:t xml:space="preserve">,</w:t>
-      </w:r>
-      <w:r>
-        <w:t xml:space="preserve"> </w:t>
-      </w:r>
-      <w:r>
-        <w:rPr>
-          <w:rStyle w:val="VerbatimChar"/>
-        </w:rPr>
-        <w:t xml:space="preserve">REJECT</w:t>
-      </w:r>
-      <w:r>
-        <w:t xml:space="preserve">), and order-of-precedence execution.</w:t>
+        <w:t xml:space="preserve">Telecom Carriers &amp; Managed Service Providers (MSPs):</w:t>
+      </w:r>
+      <w:r>
+        <w:t xml:space="preserve"> </w:t>
+      </w:r>
+      <w:r>
+        <w:t xml:space="preserve">Multi-tenant control plane enabling a single NOC team to manage hundreds of isolated enterprise customer networks with zero hardware vendor lock-in.</w:t>
       </w:r>
     </w:p>
     <w:p>
@@ -1101,13 +884,13 @@
           <w:b/>
           <w:bCs/>
         </w:rPr>
-        <w:t xml:space="preserve">Enterprise NAT Engine:</w:t>
-      </w:r>
-      <w:r>
-        <w:t xml:space="preserve"> </w:t>
-      </w:r>
-      <w:r>
-        <w:t xml:space="preserve">Source NAT (SNAT/Masquerading) for branch internet egress and Destination NAT (DNAT/Port Forwarding) for publishing internal DMZ services.</w:t>
+        <w:t xml:space="preserve">Banking &amp; Financial Institutions:</w:t>
+      </w:r>
+      <w:r>
+        <w:t xml:space="preserve"> </w:t>
+      </w:r>
+      <w:r>
+        <w:t xml:space="preserve">Guarantees sub-second failover for mission-critical SWIFT and POS transactions from primary optical fiber to backup Starlink satellite links during terrestrial outages.</w:t>
       </w:r>
     </w:p>
     <w:p>
@@ -1123,13 +906,13 @@
           <w:b/>
           <w:bCs/>
         </w:rPr>
-        <w:t xml:space="preserve">Multi-VRF Segmentation:</w:t>
-      </w:r>
-      <w:r>
-        <w:t xml:space="preserve"> </w:t>
-      </w:r>
-      <w:r>
-        <w:t xml:space="preserve">Cryptographic traffic separation preventing guest Wi-Fi devices or retail POS terminals from ever discovering or communicating with corporate banking data planes.</w:t>
+        <w:t xml:space="preserve">Defense, Offshore &amp; Maritime Operations:</w:t>
+      </w:r>
+      <w:r>
+        <w:t xml:space="preserve"> </w:t>
+      </w:r>
+      <w:r>
+        <w:t xml:space="preserve">Hybrid WAN bonding pairs low-earth orbit (Starlink LEO) with 5G cellular to maintain uninterrupted connectivity for remote oil rigs, mining facilities, and tactical field deployments.</w:t>
       </w:r>
     </w:p>
     <w:p>
@@ -1145,234 +928,13 @@
           <w:b/>
           <w:bCs/>
         </w:rPr>
-        <w:t xml:space="preserve">Automated Audit Logging:</w:t>
-      </w:r>
-      <w:r>
-        <w:t xml:space="preserve"> </w:t>
-      </w:r>
-      <w:r>
-        <w:t xml:space="preserve">Immutable trail recording every user login, circuit failover, firewall mutation, and diagnostic execution with timestamp, actor email, source IP, and before/after payloads.</w:t>
-      </w:r>
-    </w:p>
-    <w:bookmarkEnd w:id="15"/>
-    <w:bookmarkStart w:id="16" w:name="X06c719ee88e74760ce22e81519431b34fe5f50b"/>
-    <w:p>
-      <w:pPr>
-        <w:pStyle w:val="Heading3"/>
-      </w:pPr>
-      <w:r>
-        <w:t xml:space="preserve">3.5. AI-Powered Autonomous Remediation &amp; Compliance</w:t>
-      </w:r>
-    </w:p>
-    <w:p>
-      <w:pPr>
-        <w:pStyle w:val="Compact"/>
-        <w:numPr>
-          <w:ilvl w:val="0"/>
-          <w:numId w:val="1007"/>
-        </w:numPr>
-      </w:pPr>
-      <w:r>
-        <w:rPr>
-          <w:b/>
-          <w:bCs/>
-        </w:rPr>
-        <w:t xml:space="preserve">AI Root Cause Analysis (RCA) Engine:</w:t>
-      </w:r>
-      <w:r>
-        <w:t xml:space="preserve"> </w:t>
-      </w:r>
-      <w:r>
-        <w:t xml:space="preserve">FastAPI microservice ingesting telemetry alerts, topological dependencies, and BFD metrics to determine root cause hypotheses (e.g., fiber cut vs. BGP route flap vs. DNS upstream failure).</w:t>
-      </w:r>
-    </w:p>
-    <w:p>
-      <w:pPr>
-        <w:pStyle w:val="Compact"/>
-        <w:numPr>
-          <w:ilvl w:val="0"/>
-          <w:numId w:val="1007"/>
-        </w:numPr>
-      </w:pPr>
-      <w:r>
-        <w:rPr>
-          <w:b/>
-          <w:bCs/>
-        </w:rPr>
-        <w:t xml:space="preserve">Automated Playbook Execution:</w:t>
-      </w:r>
-    </w:p>
-    <w:p>
-      <w:pPr>
-        <w:pStyle w:val="Compact"/>
-        <w:numPr>
-          <w:ilvl w:val="1"/>
-          <w:numId w:val="1008"/>
-        </w:numPr>
-      </w:pPr>
-      <w:r>
-        <w:rPr>
-          <w:rStyle w:val="VerbatimChar"/>
-        </w:rPr>
-        <w:t xml:space="preserve">AUTO_REMEDIATE</w:t>
-      </w:r>
-      <w:r>
-        <w:t xml:space="preserve">: Flush local kernel ARP tables, verify ICMP path, steer traffic to backup carriers, and resolve active incident alarms.</w:t>
-      </w:r>
-    </w:p>
-    <w:p>
-      <w:pPr>
-        <w:pStyle w:val="Compact"/>
-        <w:numPr>
-          <w:ilvl w:val="1"/>
-          <w:numId w:val="1008"/>
-        </w:numPr>
-      </w:pPr>
-      <w:r>
-        <w:rPr>
-          <w:rStyle w:val="VerbatimChar"/>
-        </w:rPr>
-        <w:t xml:space="preserve">SWITCH_CARRIER</w:t>
-      </w:r>
-      <w:r>
-        <w:t xml:space="preserve">: Transition active routing table egress between primary fiber and backup Starlink constellations.</w:t>
-      </w:r>
-    </w:p>
-    <w:p>
-      <w:pPr>
-        <w:pStyle w:val="Compact"/>
-        <w:numPr>
-          <w:ilvl w:val="1"/>
-          <w:numId w:val="1008"/>
-        </w:numPr>
-      </w:pPr>
-      <w:r>
-        <w:rPr>
-          <w:rStyle w:val="VerbatimChar"/>
-        </w:rPr>
-        <w:t xml:space="preserve">FLUSH_ARP_REBIND</w:t>
-      </w:r>
-      <w:r>
-        <w:t xml:space="preserve">: Invalidate stale Layer 2 hardware addresses on host physical NICs.</w:t>
-      </w:r>
-    </w:p>
-    <w:p>
-      <w:pPr>
-        <w:pStyle w:val="Compact"/>
-        <w:numPr>
-          <w:ilvl w:val="0"/>
-          <w:numId w:val="1007"/>
-        </w:numPr>
-      </w:pPr>
-      <w:r>
-        <w:rPr>
-          <w:b/>
-          <w:bCs/>
-        </w:rPr>
-        <w:t xml:space="preserve">Cloud &amp; Edge AI Compliance Hub:</w:t>
-      </w:r>
-      <w:r>
-        <w:t xml:space="preserve"> </w:t>
-      </w:r>
-      <w:r>
-        <w:t xml:space="preserve">Direct bidirectional integration with Cloud Production (</w:t>
-      </w:r>
-      <w:r>
-        <w:rPr>
-          <w:rStyle w:val="VerbatimChar"/>
-        </w:rPr>
-        <w:t xml:space="preserve">https://ai-compliance-web-five.vercel.app/</w:t>
-      </w:r>
-      <w:r>
-        <w:t xml:space="preserve">) and local audit engines. Offers automated testing against:</w:t>
-      </w:r>
-    </w:p>
-    <w:p>
-      <w:pPr>
-        <w:pStyle w:val="Compact"/>
-        <w:numPr>
-          <w:ilvl w:val="1"/>
-          <w:numId w:val="1009"/>
-        </w:numPr>
-      </w:pPr>
-      <w:r>
-        <w:rPr>
-          <w:b/>
-          <w:bCs/>
-        </w:rPr>
-        <w:t xml:space="preserve">SOC 2 Type II:</w:t>
-      </w:r>
-      <w:r>
-        <w:t xml:space="preserve"> </w:t>
-      </w:r>
-      <w:r>
-        <w:t xml:space="preserve">Security, confidentiality, and network change verification.</w:t>
-      </w:r>
-    </w:p>
-    <w:p>
-      <w:pPr>
-        <w:pStyle w:val="Compact"/>
-        <w:numPr>
-          <w:ilvl w:val="1"/>
-          <w:numId w:val="1009"/>
-        </w:numPr>
-      </w:pPr>
-      <w:r>
-        <w:rPr>
-          <w:b/>
-          <w:bCs/>
-        </w:rPr>
-        <w:t xml:space="preserve">ISO 27001:</w:t>
-      </w:r>
-      <w:r>
-        <w:t xml:space="preserve"> </w:t>
-      </w:r>
-      <w:r>
-        <w:t xml:space="preserve">Cryptographic control verification and access management.</w:t>
-      </w:r>
-    </w:p>
-    <w:p>
-      <w:pPr>
-        <w:pStyle w:val="Compact"/>
-        <w:numPr>
-          <w:ilvl w:val="1"/>
-          <w:numId w:val="1009"/>
-        </w:numPr>
-      </w:pPr>
-      <w:r>
-        <w:rPr>
-          <w:b/>
-          <w:bCs/>
-        </w:rPr>
-        <w:t xml:space="preserve">PCI-DSS 4.0:</w:t>
-      </w:r>
-      <w:r>
-        <w:t xml:space="preserve"> </w:t>
-      </w:r>
-      <w:r>
-        <w:t xml:space="preserve">Network segmentation validation for cardholder data environments (CDE).</w:t>
-      </w:r>
-    </w:p>
-    <w:p>
-      <w:pPr>
-        <w:pStyle w:val="Compact"/>
-        <w:numPr>
-          <w:ilvl w:val="1"/>
-          <w:numId w:val="1009"/>
-        </w:numPr>
-      </w:pPr>
-      <w:r>
-        <w:rPr>
-          <w:b/>
-          <w:bCs/>
-        </w:rPr>
-        <w:t xml:space="preserve">Data Sovereignty:</w:t>
-      </w:r>
-      <w:r>
-        <w:t xml:space="preserve"> </w:t>
-      </w:r>
-      <w:r>
-        <w:t xml:space="preserve">Cryptographic confirmation that encrypted payload packets never traverse unauthorized geographic jurisdictions.</w:t>
+        <w:t xml:space="preserve">Healthcare Networks:</w:t>
+      </w:r>
+      <w:r>
+        <w:t xml:space="preserve"> </w:t>
+      </w:r>
+      <w:r>
+        <w:t xml:space="preserve">Real-time QoS traffic steering guarantees ultra-low latency for telemedicine and robotic surgical streams while maintaining strict HIPAA data compliance.</w:t>
       </w:r>
     </w:p>
     <w:p>
@@ -1382,516 +944,14 @@
         </w:pict>
       </w:r>
     </w:p>
-    <w:bookmarkEnd w:id="16"/>
-    <w:bookmarkEnd w:id="17"/>
-    <w:bookmarkStart w:id="22" w:name="key-target-personas-use-cases"/>
+    <w:bookmarkEnd w:id="19"/>
+    <w:bookmarkStart w:id="20" w:name="technology-stack"/>
     <w:p>
       <w:pPr>
         <w:pStyle w:val="Heading2"/>
       </w:pPr>
       <w:r>
-        <w:t xml:space="preserve">4. Key Target Personas &amp; Use Cases</w:t>
-      </w:r>
-    </w:p>
-    <w:bookmarkStart w:id="18" w:name="X592034c2e49057413cfe4eff34d3c4350541105"/>
-    <w:p>
-      <w:pPr>
-        <w:pStyle w:val="Heading3"/>
-      </w:pPr>
-      <w:r>
-        <w:t xml:space="preserve">4.1. Telecom Carriers &amp; Managed Service Providers (MSPs)</w:t>
-      </w:r>
-    </w:p>
-    <w:p>
-      <w:pPr>
-        <w:pStyle w:val="Compact"/>
-        <w:numPr>
-          <w:ilvl w:val="0"/>
-          <w:numId w:val="1010"/>
-        </w:numPr>
-      </w:pPr>
-      <w:r>
-        <w:rPr>
-          <w:b/>
-          <w:bCs/>
-        </w:rPr>
-        <w:t xml:space="preserve">Challenge:</w:t>
-      </w:r>
-      <w:r>
-        <w:t xml:space="preserve"> </w:t>
-      </w:r>
-      <w:r>
-        <w:t xml:space="preserve">Managing bespoke CPE hardware across tens of thousands of customer sites requires disparate management tools and expensive vendor software licenses.</w:t>
-      </w:r>
-    </w:p>
-    <w:p>
-      <w:pPr>
-        <w:pStyle w:val="Compact"/>
-        <w:numPr>
-          <w:ilvl w:val="0"/>
-          <w:numId w:val="1010"/>
-        </w:numPr>
-      </w:pPr>
-      <w:r>
-        <w:rPr>
-          <w:b/>
-          <w:bCs/>
-        </w:rPr>
-        <w:t xml:space="preserve">V-Monitor Solution:</w:t>
-      </w:r>
-      <w:r>
-        <w:t xml:space="preserve"> </w:t>
-      </w:r>
-      <w:r>
-        <w:t xml:space="preserve">Deploy V-Monitor as a unified, multi-tenant white-label control plane. A single NOC operator team can manage hundreds of independent tenant enterprise networks with strict data plane and database separation.</w:t>
-      </w:r>
-    </w:p>
-    <w:bookmarkEnd w:id="18"/>
-    <w:bookmarkStart w:id="19" w:name="banking-financial-institutions"/>
-    <w:p>
-      <w:pPr>
-        <w:pStyle w:val="Heading3"/>
-      </w:pPr>
-      <w:r>
-        <w:t xml:space="preserve">4.2. Banking &amp; Financial Institutions</w:t>
-      </w:r>
-    </w:p>
-    <w:p>
-      <w:pPr>
-        <w:pStyle w:val="Compact"/>
-        <w:numPr>
-          <w:ilvl w:val="0"/>
-          <w:numId w:val="1011"/>
-        </w:numPr>
-      </w:pPr>
-      <w:r>
-        <w:rPr>
-          <w:b/>
-          <w:bCs/>
-        </w:rPr>
-        <w:t xml:space="preserve">Challenge:</w:t>
-      </w:r>
-      <w:r>
-        <w:t xml:space="preserve"> </w:t>
-      </w:r>
-      <w:r>
-        <w:t xml:space="preserve">Strict regulatory mandates (PCI-DSS, RBI, Central Banks) require complete physical or cryptographic isolation between ATM cash recyclers, branch teller workstations, and public guest Wi-Fi, along with five-nines uptime for SWIFT transactions.</w:t>
-      </w:r>
-    </w:p>
-    <w:p>
-      <w:pPr>
-        <w:pStyle w:val="Compact"/>
-        <w:numPr>
-          <w:ilvl w:val="0"/>
-          <w:numId w:val="1011"/>
-        </w:numPr>
-      </w:pPr>
-      <w:r>
-        <w:rPr>
-          <w:b/>
-          <w:bCs/>
-        </w:rPr>
-        <w:t xml:space="preserve">V-Monitor Solution:</w:t>
-      </w:r>
-      <w:r>
-        <w:t xml:space="preserve"> </w:t>
-      </w:r>
-      <w:r>
-        <w:t xml:space="preserve">VRF 20 (Banking DMZ) cryptographically ring-fences POS/ATM endpoints. Sub-second BFD failover switches transaction traffic from fiber to secondary encrypted Starlink LEO satellite tunnels in under 800ms during physical cable cuts, preventing payment processing disruption.</w:t>
-      </w:r>
-    </w:p>
-    <w:bookmarkEnd w:id="19"/>
-    <w:bookmarkStart w:id="20" w:name="Xf67dc068d5034065e7f94e94a67783cfba4636c"/>
-    <w:p>
-      <w:pPr>
-        <w:pStyle w:val="Heading3"/>
-      </w:pPr>
-      <w:r>
-        <w:t xml:space="preserve">4.3. Critical Infrastructure, Mining &amp; Maritime Defense</w:t>
-      </w:r>
-    </w:p>
-    <w:p>
-      <w:pPr>
-        <w:pStyle w:val="Compact"/>
-        <w:numPr>
-          <w:ilvl w:val="0"/>
-          <w:numId w:val="1012"/>
-        </w:numPr>
-      </w:pPr>
-      <w:r>
-        <w:rPr>
-          <w:b/>
-          <w:bCs/>
-        </w:rPr>
-        <w:t xml:space="preserve">Challenge:</w:t>
-      </w:r>
-      <w:r>
-        <w:t xml:space="preserve"> </w:t>
-      </w:r>
-      <w:r>
-        <w:t xml:space="preserve">Remote offshore oil rigs, tactical field outposts, and mining sites depend on volatile satellite uplinks with fluctuating latency, extreme jitter, and frequent line-of-sight obstructions.</w:t>
-      </w:r>
-    </w:p>
-    <w:p>
-      <w:pPr>
-        <w:pStyle w:val="Compact"/>
-        <w:numPr>
-          <w:ilvl w:val="0"/>
-          <w:numId w:val="1012"/>
-        </w:numPr>
-      </w:pPr>
-      <w:r>
-        <w:rPr>
-          <w:b/>
-          <w:bCs/>
-        </w:rPr>
-        <w:t xml:space="preserve">V-Monitor Solution:</w:t>
-      </w:r>
-      <w:r>
-        <w:t xml:space="preserve"> </w:t>
-      </w:r>
-      <w:r>
-        <w:t xml:space="preserve">Hybrid WAN bonding pairs Starlink LEO with terrestrial 5G. App-aware QoS dynamically reprioritizes mission-critical telemetry and SCADA industrial protocols while shedding non-critical video streaming during bandwidth degradation.</w:t>
-      </w:r>
-    </w:p>
-    <w:bookmarkEnd w:id="20"/>
-    <w:bookmarkStart w:id="21" w:name="healthcare-hospital-networks"/>
-    <w:p>
-      <w:pPr>
-        <w:pStyle w:val="Heading3"/>
-      </w:pPr>
-      <w:r>
-        <w:t xml:space="preserve">4.4. Healthcare &amp; Hospital Networks</w:t>
-      </w:r>
-    </w:p>
-    <w:p>
-      <w:pPr>
-        <w:pStyle w:val="Compact"/>
-        <w:numPr>
-          <w:ilvl w:val="0"/>
-          <w:numId w:val="1013"/>
-        </w:numPr>
-      </w:pPr>
-      <w:r>
-        <w:rPr>
-          <w:b/>
-          <w:bCs/>
-        </w:rPr>
-        <w:t xml:space="preserve">Challenge:</w:t>
-      </w:r>
-      <w:r>
-        <w:t xml:space="preserve"> </w:t>
-      </w:r>
-      <w:r>
-        <w:t xml:space="preserve">Telemedicine and robotic surgical video streams require zero jitter and strict compliance with HIPAA data sovereignty laws forbidding out-of-region routing.</w:t>
-      </w:r>
-    </w:p>
-    <w:p>
-      <w:pPr>
-        <w:pStyle w:val="Compact"/>
-        <w:numPr>
-          <w:ilvl w:val="0"/>
-          <w:numId w:val="1013"/>
-        </w:numPr>
-      </w:pPr>
-      <w:r>
-        <w:rPr>
-          <w:b/>
-          <w:bCs/>
-        </w:rPr>
-        <w:t xml:space="preserve">V-Monitor Solution:</w:t>
-      </w:r>
-      <w:r>
-        <w:t xml:space="preserve"> </w:t>
-      </w:r>
-      <w:r>
-        <w:t xml:space="preserve">The platform guarantees that healthcare encrypted overlays route strictly through compliant regional PoPs while the built-in AI Compliance Hub produces real-time compliance evidence logs for regulators.</w:t>
-      </w:r>
-    </w:p>
-    <w:p>
-      <w:r>
-        <w:pict>
-          <v:rect style="width:0;height:1.5pt" o:hralign="center" o:hrstd="t" o:hr="t"/>
-        </w:pict>
-      </w:r>
-    </w:p>
-    <w:bookmarkEnd w:id="21"/>
-    <w:bookmarkEnd w:id="22"/>
-    <w:bookmarkStart w:id="25" w:name="industrial-in-depth-scenarios"/>
-    <w:p>
-      <w:pPr>
-        <w:pStyle w:val="Heading2"/>
-      </w:pPr>
-      <w:r>
-        <w:t xml:space="preserve">5. Industrial In-Depth Scenarios</w:t>
-      </w:r>
-    </w:p>
-    <w:bookmarkStart w:id="23" w:name="Xce8a36677a8863556301e4342bb4c82521fa222"/>
-    <w:p>
-      <w:pPr>
-        <w:pStyle w:val="Heading3"/>
-      </w:pPr>
-      <w:r>
-        <w:t xml:space="preserve">Scenario A: Automated Mitigation of Subsea Fiber Cut</w:t>
-      </w:r>
-    </w:p>
-    <w:p>
-      <w:pPr>
-        <w:pStyle w:val="Compact"/>
-        <w:numPr>
-          <w:ilvl w:val="0"/>
-          <w:numId w:val="1014"/>
-        </w:numPr>
-      </w:pPr>
-      <w:r>
-        <w:rPr>
-          <w:b/>
-          <w:bCs/>
-        </w:rPr>
-        <w:t xml:space="preserve">Event:</w:t>
-      </w:r>
-      <w:r>
-        <w:t xml:space="preserve"> </w:t>
-      </w:r>
-      <w:r>
-        <w:t xml:space="preserve">A physical backhoe cuts the primary 10 Gbps fiber line feeding a regional branch site.</w:t>
-      </w:r>
-    </w:p>
-    <w:p>
-      <w:pPr>
-        <w:pStyle w:val="Compact"/>
-        <w:numPr>
-          <w:ilvl w:val="0"/>
-          <w:numId w:val="1014"/>
-        </w:numPr>
-      </w:pPr>
-      <w:r>
-        <w:rPr>
-          <w:b/>
-          <w:bCs/>
-        </w:rPr>
-        <w:t xml:space="preserve">Detection:</w:t>
-      </w:r>
-      <w:r>
-        <w:t xml:space="preserve"> </w:t>
-      </w:r>
-      <w:r>
-        <w:t xml:space="preserve">The V-Monitor BFD daemon detects 3 missed keepalive pulses within 150ms.</w:t>
-      </w:r>
-    </w:p>
-    <w:p>
-      <w:pPr>
-        <w:pStyle w:val="Compact"/>
-        <w:numPr>
-          <w:ilvl w:val="0"/>
-          <w:numId w:val="1014"/>
-        </w:numPr>
-      </w:pPr>
-      <w:r>
-        <w:rPr>
-          <w:b/>
-          <w:bCs/>
-        </w:rPr>
-        <w:t xml:space="preserve">Execution:</w:t>
-      </w:r>
-      <w:r>
-        <w:t xml:space="preserve"> </w:t>
-      </w:r>
-      <w:r>
-        <w:t xml:space="preserve">Without waiting for a human NOC operator, the internal policy engine executes the</w:t>
-      </w:r>
-      <w:r>
-        <w:t xml:space="preserve"> </w:t>
-      </w:r>
-      <w:r>
-        <w:rPr>
-          <w:rStyle w:val="VerbatimChar"/>
-        </w:rPr>
-        <w:t xml:space="preserve">SWITCH_CARRIER</w:t>
-      </w:r>
-      <w:r>
-        <w:t xml:space="preserve"> </w:t>
-      </w:r>
-      <w:r>
-        <w:t xml:space="preserve">playbook.</w:t>
-      </w:r>
-    </w:p>
-    <w:p>
-      <w:pPr>
-        <w:pStyle w:val="Compact"/>
-        <w:numPr>
-          <w:ilvl w:val="0"/>
-          <w:numId w:val="1014"/>
-        </w:numPr>
-      </w:pPr>
-      <w:r>
-        <w:rPr>
-          <w:b/>
-          <w:bCs/>
-        </w:rPr>
-        <w:t xml:space="preserve">Transition:</w:t>
-      </w:r>
-      <w:r>
-        <w:t xml:space="preserve"> </w:t>
-      </w:r>
-      <w:r>
-        <w:t xml:space="preserve">Active WireGuard routing tables are updated; traffic seamlessly fails over to the pre-synchronized Starlink satellite link.</w:t>
-      </w:r>
-    </w:p>
-    <w:p>
-      <w:pPr>
-        <w:pStyle w:val="Compact"/>
-        <w:numPr>
-          <w:ilvl w:val="0"/>
-          <w:numId w:val="1014"/>
-        </w:numPr>
-      </w:pPr>
-      <w:r>
-        <w:rPr>
-          <w:b/>
-          <w:bCs/>
-        </w:rPr>
-        <w:t xml:space="preserve">Resolution:</w:t>
-      </w:r>
-      <w:r>
-        <w:t xml:space="preserve"> </w:t>
-      </w:r>
-      <w:r>
-        <w:t xml:space="preserve">The incident is automatically logged, an audit record is committed to MySQL, and the NOC dashboard updates the site status from degraded back to fully operational.</w:t>
-      </w:r>
-    </w:p>
-    <w:bookmarkEnd w:id="23"/>
-    <w:bookmarkStart w:id="24" w:name="X661b8ed6b05615bb09d8538b2cd74a4db5aea7d"/>
-    <w:p>
-      <w:pPr>
-        <w:pStyle w:val="Heading3"/>
-      </w:pPr>
-      <w:r>
-        <w:t xml:space="preserve">Scenario B: Zero-Trust Hardware Enrollment in Zero-Data Mode</w:t>
-      </w:r>
-    </w:p>
-    <w:p>
-      <w:pPr>
-        <w:pStyle w:val="Compact"/>
-        <w:numPr>
-          <w:ilvl w:val="0"/>
-          <w:numId w:val="1015"/>
-        </w:numPr>
-      </w:pPr>
-      <w:r>
-        <w:rPr>
-          <w:b/>
-          <w:bCs/>
-        </w:rPr>
-        <w:t xml:space="preserve">Event:</w:t>
-      </w:r>
-      <w:r>
-        <w:t xml:space="preserve"> </w:t>
-      </w:r>
-      <w:r>
-        <w:t xml:space="preserve">A brand new enterprise branch router boots up at a remote facility.</w:t>
-      </w:r>
-    </w:p>
-    <w:p>
-      <w:pPr>
-        <w:pStyle w:val="Compact"/>
-        <w:numPr>
-          <w:ilvl w:val="0"/>
-          <w:numId w:val="1015"/>
-        </w:numPr>
-      </w:pPr>
-      <w:r>
-        <w:rPr>
-          <w:b/>
-          <w:bCs/>
-        </w:rPr>
-        <w:t xml:space="preserve">Onboarding:</w:t>
-      </w:r>
-      <w:r>
-        <w:t xml:space="preserve"> </w:t>
-      </w:r>
-      <w:r>
-        <w:t xml:space="preserve">The appliance downloads the enrollment package using its one-time ZTP token.</w:t>
-      </w:r>
-    </w:p>
-    <w:p>
-      <w:pPr>
-        <w:pStyle w:val="Compact"/>
-        <w:numPr>
-          <w:ilvl w:val="0"/>
-          <w:numId w:val="1015"/>
-        </w:numPr>
-      </w:pPr>
-      <w:r>
-        <w:rPr>
-          <w:b/>
-          <w:bCs/>
-        </w:rPr>
-        <w:t xml:space="preserve">Hardware Ingestion:</w:t>
-      </w:r>
-      <w:r>
-        <w:t xml:space="preserve"> </w:t>
-      </w:r>
-      <w:r>
-        <w:t xml:space="preserve">The local discovery service executes an ARP scan, identifies physical NICs (</w:t>
-      </w:r>
-      <w:r>
-        <w:rPr>
-          <w:rStyle w:val="VerbatimChar"/>
-        </w:rPr>
-        <w:t xml:space="preserve">eno1</w:t>
-      </w:r>
-      <w:r>
-        <w:t xml:space="preserve">), extracts the physical MAC (</w:t>
-      </w:r>
-      <w:r>
-        <w:rPr>
-          <w:rStyle w:val="VerbatimChar"/>
-        </w:rPr>
-        <w:t xml:space="preserve">ec:b1:d7:5e:d0:3c</w:t>
-      </w:r>
-      <w:r>
-        <w:t xml:space="preserve">), and generates a Curve25519 keypair.</w:t>
-      </w:r>
-    </w:p>
-    <w:p>
-      <w:pPr>
-        <w:pStyle w:val="Compact"/>
-        <w:numPr>
-          <w:ilvl w:val="0"/>
-          <w:numId w:val="1015"/>
-        </w:numPr>
-      </w:pPr>
-      <w:r>
-        <w:rPr>
-          <w:b/>
-          <w:bCs/>
-        </w:rPr>
-        <w:t xml:space="preserve">Registration:</w:t>
-      </w:r>
-      <w:r>
-        <w:t xml:space="preserve"> </w:t>
-      </w:r>
-      <w:r>
-        <w:t xml:space="preserve">The appliance registers with the V-Monitor core API; the web dashboard immediately displays the new node in the network map without a single line of dummy mock data.</w:t>
-      </w:r>
-    </w:p>
-    <w:p>
-      <w:r>
-        <w:pict>
-          <v:rect style="width:0;height:1.5pt" o:hralign="center" o:hrstd="t" o:hr="t"/>
-        </w:pict>
-      </w:r>
-    </w:p>
-    <w:bookmarkEnd w:id="24"/>
-    <w:bookmarkEnd w:id="25"/>
-    <w:bookmarkStart w:id="26" w:name="system-capabilities-technology-stack"/>
-    <w:p>
-      <w:pPr>
-        <w:pStyle w:val="Heading2"/>
-      </w:pPr>
-      <w:r>
-        <w:t xml:space="preserve">6. System Capabilities &amp; Technology Stack</w:t>
+        <w:t xml:space="preserve">5. Technology Stack</w:t>
       </w:r>
     </w:p>
     <w:tbl>
@@ -1917,7 +977,7 @@
               <w:jc w:val="left"/>
             </w:pPr>
             <w:r>
-              <w:t xml:space="preserve">Layer</w:t>
+              <w:t xml:space="preserve">Component</w:t>
             </w:r>
           </w:p>
         </w:tc>
@@ -1929,7 +989,7 @@
               <w:jc w:val="left"/>
             </w:pPr>
             <w:r>
-              <w:t xml:space="preserve">Technologies &amp; Implementations</w:t>
+              <w:t xml:space="preserve">Technologies</w:t>
             </w:r>
           </w:p>
         </w:tc>
@@ -1959,7 +1019,7 @@
               <w:jc w:val="left"/>
             </w:pPr>
             <w:r>
-              <w:t xml:space="preserve">Next.js 14 (App Router), React 18, React Query (TanStack), Tailwind CSS, Lucide Icons, Custom Vector Favicon</w:t>
+              <w:t xml:space="preserve">Next.js 14, React 18, React Query (TanStack), Tailwind CSS, Lucide Icons</w:t>
             </w:r>
           </w:p>
         </w:tc>
@@ -1989,7 +1049,7 @@
               <w:jc w:val="left"/>
             </w:pPr>
             <w:r>
-              <w:t xml:space="preserve">NestJS, TypeScript, TypeORM, Swagger / OpenAPI, child_process execution, eBPF/Linux Netlink interfaces</w:t>
+              <w:t xml:space="preserve">NestJS, TypeScript, TypeORM, Swagger/OpenAPI, Linux Netlink, eBPF</w:t>
             </w:r>
           </w:p>
         </w:tc>
@@ -2019,7 +1079,7 @@
               <w:jc w:val="left"/>
             </w:pPr>
             <w:r>
-              <w:t xml:space="preserve">MySQL 8.0 / PostgreSQL, Redis Pub/Sub, Multi-tenant schema isolation</w:t>
+              <w:t xml:space="preserve">MySQL 8.0 / PostgreSQL, Redis Pub/Sub</w:t>
             </w:r>
           </w:p>
         </w:tc>
@@ -2037,7 +1097,7 @@
                 <w:b/>
                 <w:bCs/>
               </w:rPr>
-              <w:t xml:space="preserve">AI &amp; Automation</w:t>
+              <w:t xml:space="preserve">AI Inference Engine</w:t>
             </w:r>
           </w:p>
         </w:tc>
@@ -2049,7 +1109,7 @@
               <w:jc w:val="left"/>
             </w:pPr>
             <w:r>
-              <w:t xml:space="preserve">FastAPI, Python 3.12, PyTorch/scikit-learn, httpx async client, Automated Remediation Playbooks</w:t>
+              <w:t xml:space="preserve">FastAPI, Python 3.12, PyTorch/scikit-learn, httpx</w:t>
             </w:r>
           </w:p>
         </w:tc>
@@ -2067,7 +1127,7 @@
                 <w:b/>
                 <w:bCs/>
               </w:rPr>
-              <w:t xml:space="preserve">Networking Core</w:t>
+              <w:t xml:space="preserve">Edge Networking</w:t>
             </w:r>
           </w:p>
         </w:tc>
@@ -2079,7 +1139,28 @@
               <w:jc w:val="left"/>
             </w:pPr>
             <w:r>
-              <w:t xml:space="preserve">WireGuard (wireguard.ko), Linux Kernel iproute2, BFD (Bidirectional Forwarding Detection), ChaCha20-Poly1305</w:t>
+              <w:t xml:space="preserve">WireGuard (</w:t>
+            </w:r>
+            <w:r>
+              <w:rPr>
+                <w:rStyle w:val="VerbatimChar"/>
+              </w:rPr>
+              <w:t xml:space="preserve">wireguard.ko</w:t>
+            </w:r>
+            <w:r>
+              <w:t xml:space="preserve">), Linux</w:t>
+            </w:r>
+            <w:r>
+              <w:t xml:space="preserve"> </w:t>
+            </w:r>
+            <w:r>
+              <w:rPr>
+                <w:rStyle w:val="VerbatimChar"/>
+              </w:rPr>
+              <w:t xml:space="preserve">iproute2</w:t>
+            </w:r>
+            <w:r>
+              <w:t xml:space="preserve">, BFD, ChaCha20-Poly1305</w:t>
             </w:r>
           </w:p>
         </w:tc>
@@ -2118,7 +1199,7 @@
               <w:t xml:space="preserve">ai-compliance-web-five.vercel.app</w:t>
             </w:r>
             <w:r>
-              <w:t xml:space="preserve">), SOC 2, ISO 27001, PCI-DSS 4.0 engines</w:t>
+              <w:t xml:space="preserve">), SOC 2, ISO 27001</w:t>
             </w:r>
           </w:p>
         </w:tc>
@@ -2131,14 +1212,14 @@
         </w:pict>
       </w:r>
     </w:p>
-    <w:bookmarkEnd w:id="26"/>
-    <w:bookmarkStart w:id="27" w:name="Xb06c1e53d3bdbca9623dc13c561726633859ffb"/>
+    <w:bookmarkEnd w:id="20"/>
+    <w:bookmarkStart w:id="21" w:name="quick-start-verification"/>
     <w:p>
       <w:pPr>
         <w:pStyle w:val="Heading2"/>
       </w:pPr>
       <w:r>
-        <w:t xml:space="preserve">7. Operational Runbook &amp; Verification Commands</w:t>
+        <w:t xml:space="preserve">6. Quick Start &amp; Verification</w:t>
       </w:r>
     </w:p>
     <w:p>
@@ -2149,7 +1230,7 @@
         <w:rPr>
           <w:rStyle w:val="VerbatimChar"/>
         </w:rPr>
-        <w:t xml:space="preserve"># Start all V-Monitor services in production mode</w:t>
+        <w:t xml:space="preserve"># 1. Start all services (MySQL, API, Web NOC, AI Engine, Simulator)</w:t>
       </w:r>
       <w:r>
         <w:br/>
@@ -2170,7 +1251,7 @@
         <w:rPr>
           <w:rStyle w:val="VerbatimChar"/>
         </w:rPr>
-        <w:t xml:space="preserve"># Check real-time service health and port bindings</w:t>
+        <w:t xml:space="preserve"># 2. Check service health and port status</w:t>
       </w:r>
       <w:r>
         <w:br/>
@@ -2191,7 +1272,7 @@
         <w:rPr>
           <w:rStyle w:val="VerbatimChar"/>
         </w:rPr>
-        <w:t xml:space="preserve"># Onboard physical network and discover real local gateways</w:t>
+        <w:t xml:space="preserve"># 3. Discover and onboard real physical network devices</w:t>
       </w:r>
       <w:r>
         <w:br/>
@@ -2212,7 +1293,7 @@
         <w:rPr>
           <w:rStyle w:val="VerbatimChar"/>
         </w:rPr>
-        <w:t xml:space="preserve"># Run end-to-end diagnostic probes and kernel echo tests</w:t>
+        <w:t xml:space="preserve"># 4. Access Web NOC Dashboard</w:t>
       </w:r>
       <w:r>
         <w:br/>
@@ -2221,60 +1302,20 @@
         <w:rPr>
           <w:rStyle w:val="VerbatimChar"/>
         </w:rPr>
-        <w:t xml:space="preserve">./test-live-actions.sh</w:t>
+        <w:t xml:space="preserve"># URL: http://localhost:3000 (or http://&lt;LAN_IP&gt;:3000)</w:t>
       </w:r>
       <w:r>
         <w:br/>
       </w:r>
       <w:r>
-        <w:br/>
-      </w:r>
-      <w:r>
-        <w:rPr>
-          <w:rStyle w:val="VerbatimChar"/>
-        </w:rPr>
-        <w:t xml:space="preserve"># Access unified NOC Dashboard</w:t>
-      </w:r>
-      <w:r>
-        <w:br/>
-      </w:r>
-      <w:r>
-        <w:rPr>
-          <w:rStyle w:val="VerbatimChar"/>
-        </w:rPr>
-        <w:t xml:space="preserve"># URL: http://localhost:3000 (or http://&lt;LAN_IP&gt;:3000)</w:t>
-      </w:r>
-      <w:r>
-        <w:br/>
-      </w:r>
-      <w:r>
-        <w:rPr>
-          <w:rStyle w:val="VerbatimChar"/>
-        </w:rPr>
-        <w:t xml:space="preserve"># Default Admin: admin@intellilink.media / IntelliLink@2026</w:t>
-      </w:r>
-    </w:p>
-    <w:p>
-      <w:r>
-        <w:pict>
-          <v:rect style="width:0;height:1.5pt" o:hralign="center" o:hrstd="t" o:hr="t"/>
-        </w:pict>
-      </w:r>
-    </w:p>
-    <w:p>
-      <w:pPr>
-        <w:pStyle w:val="FirstParagraph"/>
-      </w:pPr>
-      <w:r>
-        <w:rPr>
-          <w:i/>
-          <w:iCs/>
-        </w:rPr>
-        <w:t xml:space="preserve">Authored by the V-Monitor Engineering &amp; Architecture Team • IntelliLink Platform</w:t>
-      </w:r>
-    </w:p>
-    <w:bookmarkEnd w:id="27"/>
-    <w:bookmarkEnd w:id="28"/>
+        <w:rPr>
+          <w:rStyle w:val="VerbatimChar"/>
+        </w:rPr>
+        <w:t xml:space="preserve"># Credentials: admin@intellilink.media / IntelliLink@2026</w:t>
+      </w:r>
+    </w:p>
+    <w:bookmarkEnd w:id="21"/>
+    <w:bookmarkEnd w:id="22"/>
     <w:sectPr>
       <w:footnotePr>
         <w:numRestart w:val="eachSect"/>
@@ -2619,60 +1660,6 @@
     <w:abstractNumId w:val="991"/>
   </w:num>
   <w:num w:numId="1006">
-    <w:abstractNumId w:val="991"/>
-  </w:num>
-  <w:num w:numId="1007">
-    <w:abstractNumId w:val="991"/>
-  </w:num>
-  <w:num w:numId="1008">
-    <w:abstractNumId w:val="991"/>
-  </w:num>
-  <w:num w:numId="1009">
-    <w:abstractNumId w:val="991"/>
-  </w:num>
-  <w:num w:numId="1010">
-    <w:abstractNumId w:val="991"/>
-  </w:num>
-  <w:num w:numId="1011">
-    <w:abstractNumId w:val="991"/>
-  </w:num>
-  <w:num w:numId="1012">
-    <w:abstractNumId w:val="991"/>
-  </w:num>
-  <w:num w:numId="1013">
-    <w:abstractNumId w:val="991"/>
-  </w:num>
-  <w:num w:numId="1014">
-    <w:abstractNumId w:val="99411"/>
-    <w:lvlOverride w:ilvl="0">
-      <w:startOverride w:val="1"/>
-    </w:lvlOverride>
-    <w:lvlOverride w:ilvl="1">
-      <w:startOverride w:val="1"/>
-    </w:lvlOverride>
-    <w:lvlOverride w:ilvl="2">
-      <w:startOverride w:val="1"/>
-    </w:lvlOverride>
-    <w:lvlOverride w:ilvl="3">
-      <w:startOverride w:val="1"/>
-    </w:lvlOverride>
-    <w:lvlOverride w:ilvl="4">
-      <w:startOverride w:val="1"/>
-    </w:lvlOverride>
-    <w:lvlOverride w:ilvl="5">
-      <w:startOverride w:val="1"/>
-    </w:lvlOverride>
-    <w:lvlOverride w:ilvl="6">
-      <w:startOverride w:val="1"/>
-    </w:lvlOverride>
-    <w:lvlOverride w:ilvl="7">
-      <w:startOverride w:val="1"/>
-    </w:lvlOverride>
-    <w:lvlOverride w:ilvl="8">
-      <w:startOverride w:val="1"/>
-    </w:lvlOverride>
-  </w:num>
-  <w:num w:numId="1015">
     <w:abstractNumId w:val="99411"/>
     <w:lvlOverride w:ilvl="0">
       <w:startOverride w:val="1"/>

--- a/V_Monitor_Project_Overview.docx
+++ b/V_Monitor_Project_Overview.docx
@@ -2,7 +2,7 @@
 <file path=word/document.xml><?xml version="1.0" encoding="utf-8"?>
 <w:document xmlns:w="http://schemas.openxmlformats.org/wordprocessingml/2006/main" xmlns:m="http://schemas.openxmlformats.org/officeDocument/2006/math" xmlns:r="http://schemas.openxmlformats.org/officeDocument/2006/relationships" xmlns:o="urn:schemas-microsoft-com:office:office" xmlns:v="urn:schemas-microsoft-com:vml" xmlns:w10="urn:schemas-microsoft-com:office:word" xmlns:a="http://schemas.openxmlformats.org/drawingml/2006/main" xmlns:pic="http://schemas.openxmlformats.org/drawingml/2006/picture" xmlns:wp="http://schemas.openxmlformats.org/drawingml/2006/wordprocessingDrawing">
   <w:body>
-    <w:bookmarkStart w:id="22" w:name="X03b8523434e42f6bfab640e397267619c0e7a0a"/>
+    <w:bookmarkStart w:id="23" w:name="X03b8523434e42f6bfab640e397267619c0e7a0a"/>
     <w:p>
       <w:pPr>
         <w:pStyle w:val="Heading1"/>
@@ -11,31 +11,39 @@
         <w:t xml:space="preserve">V-Monitor (IntelliLink OS): Sovereign Carrier-Grade SD-WAN &amp; AI-NOC Platform</w:t>
       </w:r>
     </w:p>
-    <w:bookmarkStart w:id="10" w:name="executive-overview"/>
-    <w:p>
-      <w:pPr>
-        <w:pStyle w:val="Heading2"/>
-      </w:pPr>
-      <w:r>
-        <w:t xml:space="preserve">1. Executive Overview</w:t>
-      </w:r>
-    </w:p>
-    <w:p>
-      <w:pPr>
-        <w:pStyle w:val="FirstParagraph"/>
-      </w:pPr>
+    <w:p>
+      <w:pPr>
+        <w:pStyle w:val="BlockText"/>
+      </w:pPr>
+      <w:r>
+        <w:t xml:space="preserve">🌐</w:t>
+      </w:r>
+      <w:r>
+        <w:t xml:space="preserve"> </w:t>
+      </w:r>
       <w:r>
         <w:rPr>
           <w:b/>
           <w:bCs/>
         </w:rPr>
-        <w:t xml:space="preserve">V-Monitor (IntelliLink OS)</w:t>
-      </w:r>
-      <w:r>
-        <w:t xml:space="preserve"> </w:t>
-      </w:r>
-      <w:r>
-        <w:t xml:space="preserve">is a sovereign, carrier-grade</w:t>
+        <w:t xml:space="preserve">Live Cloud NOC:</w:t>
+      </w:r>
+      <w:r>
+        <w:t xml:space="preserve"> </w:t>
+      </w:r>
+      <w:hyperlink r:id="rId9">
+        <w:r>
+          <w:rPr>
+            <w:rStyle w:val="Hyperlink"/>
+          </w:rPr>
+          <w:t xml:space="preserve">https://v-monitor.vercel.app/</w:t>
+        </w:r>
+      </w:hyperlink>
+      <w:r>
+        <w:br/>
+      </w:r>
+      <w:r>
+        <w:t xml:space="preserve">🛡️</w:t>
       </w:r>
       <w:r>
         <w:t xml:space="preserve"> </w:t>
@@ -45,10 +53,24 @@
           <w:b/>
           <w:bCs/>
         </w:rPr>
-        <w:t xml:space="preserve">Software-Defined Wide Area Network (SD-WAN)</w:t>
-      </w:r>
-      <w:r>
-        <w:t xml:space="preserve">,</w:t>
+        <w:t xml:space="preserve">AI Compliance Hub:</w:t>
+      </w:r>
+      <w:r>
+        <w:t xml:space="preserve"> </w:t>
+      </w:r>
+      <w:hyperlink r:id="rId10">
+        <w:r>
+          <w:rPr>
+            <w:rStyle w:val="Hyperlink"/>
+          </w:rPr>
+          <w:t xml:space="preserve">https://ai-compliance-web-five.vercel.app/</w:t>
+        </w:r>
+      </w:hyperlink>
+      <w:r>
+        <w:br/>
+      </w:r>
+      <w:r>
+        <w:t xml:space="preserve">🔑</w:t>
       </w:r>
       <w:r>
         <w:t xml:space="preserve"> </w:t>
@@ -58,19 +80,93 @@
           <w:b/>
           <w:bCs/>
         </w:rPr>
-        <w:t xml:space="preserve">Secure Access Service Edge (SASE)</w:t>
-      </w:r>
-      <w:r>
-        <w:t xml:space="preserve">, and</w:t>
-      </w:r>
-      <w:r>
-        <w:t xml:space="preserve"> </w:t>
-      </w:r>
+        <w:t xml:space="preserve">Demo Credentials:</w:t>
+      </w:r>
+      <w:r>
+        <w:t xml:space="preserve"> </w:t>
+      </w:r>
+      <w:r>
+        <w:rPr>
+          <w:rStyle w:val="VerbatimChar"/>
+        </w:rPr>
+        <w:t xml:space="preserve">admin@intellilink.media</w:t>
+      </w:r>
+      <w:r>
+        <w:t xml:space="preserve"> </w:t>
+      </w:r>
+      <w:r>
+        <w:t xml:space="preserve">/</w:t>
+      </w:r>
+      <w:r>
+        <w:t xml:space="preserve"> </w:t>
+      </w:r>
+      <w:r>
+        <w:rPr>
+          <w:rStyle w:val="VerbatimChar"/>
+        </w:rPr>
+        <w:t xml:space="preserve">IntelliLink@2026</w:t>
+      </w:r>
+    </w:p>
+    <w:bookmarkStart w:id="12" w:name="executive-overview"/>
+    <w:p>
+      <w:pPr>
+        <w:pStyle w:val="Heading2"/>
+      </w:pPr>
+      <w:r>
+        <w:t xml:space="preserve">1. Executive Overview</w:t>
+      </w:r>
+    </w:p>
+    <w:p>
+      <w:pPr>
+        <w:pStyle w:val="FirstParagraph"/>
+      </w:pPr>
       <w:r>
         <w:rPr>
           <w:b/>
           <w:bCs/>
         </w:rPr>
+        <w:t xml:space="preserve">V-Monitor (IntelliLink OS)</w:t>
+      </w:r>
+      <w:r>
+        <w:t xml:space="preserve"> </w:t>
+      </w:r>
+      <w:r>
+        <w:t xml:space="preserve">is a sovereign, carrier-grade</w:t>
+      </w:r>
+      <w:r>
+        <w:t xml:space="preserve"> </w:t>
+      </w:r>
+      <w:r>
+        <w:rPr>
+          <w:b/>
+          <w:bCs/>
+        </w:rPr>
+        <w:t xml:space="preserve">Software-Defined Wide Area Network (SD-WAN)</w:t>
+      </w:r>
+      <w:r>
+        <w:t xml:space="preserve">,</w:t>
+      </w:r>
+      <w:r>
+        <w:t xml:space="preserve"> </w:t>
+      </w:r>
+      <w:r>
+        <w:rPr>
+          <w:b/>
+          <w:bCs/>
+        </w:rPr>
+        <w:t xml:space="preserve">Secure Access Service Edge (SASE)</w:t>
+      </w:r>
+      <w:r>
+        <w:t xml:space="preserve">, and</w:t>
+      </w:r>
+      <w:r>
+        <w:t xml:space="preserve"> </w:t>
+      </w:r>
+      <w:r>
+        <w:rPr>
+          <w:b/>
+          <w:bCs/>
+        </w:rPr>
         <w:t xml:space="preserve">Autonomous Network Operations Center (A-NOC)</w:t>
       </w:r>
       <w:r>
@@ -80,7 +176,7 @@
         <w:t xml:space="preserve">orchestration fabric. Engineered for Tier-1 telecom carriers, banking conglomerates, defense enclaves, and distributed enterprises, V-Monitor bridges the gap between bare-metal edge hardware and cloud-native control plane governance.</w:t>
       </w:r>
     </w:p>
-    <w:bookmarkStart w:id="9" w:name="the-problem-it-solves"/>
+    <w:bookmarkStart w:id="11" w:name="the-problem-it-solves"/>
     <w:p>
       <w:pPr>
         <w:pStyle w:val="Heading3"/>
@@ -162,9 +258,9 @@
         </w:pict>
       </w:r>
     </w:p>
-    <w:bookmarkEnd w:id="9"/>
-    <w:bookmarkEnd w:id="10"/>
-    <w:bookmarkStart w:id="11" w:name="high-level-architecture"/>
+    <w:bookmarkEnd w:id="11"/>
+    <w:bookmarkEnd w:id="12"/>
+    <w:bookmarkStart w:id="13" w:name="high-level-architecture"/>
     <w:p>
       <w:pPr>
         <w:pStyle w:val="Heading2"/>
@@ -344,8 +440,8 @@
         </w:pict>
       </w:r>
     </w:p>
-    <w:bookmarkEnd w:id="11"/>
-    <w:bookmarkStart w:id="18" w:name="core-capabilities"/>
+    <w:bookmarkEnd w:id="13"/>
+    <w:bookmarkStart w:id="19" w:name="core-capabilities"/>
     <w:p>
       <w:pPr>
         <w:pStyle w:val="Heading2"/>
@@ -354,7 +450,7 @@
         <w:t xml:space="preserve">3. Core Capabilities</w:t>
       </w:r>
     </w:p>
-    <w:bookmarkStart w:id="12" w:name="Xaf471fbbb20238b2fc782942a27b78111463112"/>
+    <w:bookmarkStart w:id="14" w:name="Xaf471fbbb20238b2fc782942a27b78111463112"/>
     <w:p>
       <w:pPr>
         <w:pStyle w:val="Heading3"/>
@@ -432,8 +528,8 @@
         <w:t xml:space="preserve">, and displays actual hardware telemetry.</w:t>
       </w:r>
     </w:p>
-    <w:bookmarkEnd w:id="12"/>
-    <w:bookmarkStart w:id="13" w:name="sovereign-edge-mesh-multi-wan-bundling"/>
+    <w:bookmarkEnd w:id="14"/>
+    <w:bookmarkStart w:id="15" w:name="sovereign-edge-mesh-multi-wan-bundling"/>
     <w:p>
       <w:pPr>
         <w:pStyle w:val="Heading3"/>
@@ -523,8 +619,8 @@
         <w:t xml:space="preserve">profiles.</w:t>
       </w:r>
     </w:p>
-    <w:bookmarkEnd w:id="13"/>
-    <w:bookmarkStart w:id="14" w:name="autonomous-ai-noc-self-healing"/>
+    <w:bookmarkEnd w:id="15"/>
+    <w:bookmarkStart w:id="16" w:name="autonomous-ai-noc-self-healing"/>
     <w:p>
       <w:pPr>
         <w:pStyle w:val="Heading3"/>
@@ -625,8 +721,8 @@
         <w:t xml:space="preserve">: Clears stale kernel MAC tables directly on physical host interfaces.</w:t>
       </w:r>
     </w:p>
-    <w:bookmarkEnd w:id="14"/>
-    <w:bookmarkStart w:id="15" w:name="X64c05f3777aee276dec5a25f73084e74ff7619a"/>
+    <w:bookmarkEnd w:id="16"/>
+    <w:bookmarkStart w:id="17" w:name="X64c05f3777aee276dec5a25f73084e74ff7619a"/>
     <w:p>
       <w:pPr>
         <w:pStyle w:val="Heading3"/>
@@ -736,8 +832,8 @@
         <w:t xml:space="preserve">) directly on managed remote nodes.</w:t>
       </w:r>
     </w:p>
-    <w:bookmarkEnd w:id="15"/>
-    <w:bookmarkStart w:id="17" w:name="regulatory-ai-compliance-hub"/>
+    <w:bookmarkEnd w:id="17"/>
+    <w:bookmarkStart w:id="18" w:name="regulatory-ai-compliance-hub"/>
     <w:p>
       <w:pPr>
         <w:pStyle w:val="Heading3"/>
@@ -753,7 +849,7 @@
       <w:r>
         <w:t xml:space="preserve">Bidirectional integration with Cloud Production (</w:t>
       </w:r>
-      <w:hyperlink r:id="rId16">
+      <w:hyperlink r:id="rId10">
         <w:r>
           <w:rPr>
             <w:rStyle w:val="VerbatimChar"/>
@@ -838,9 +934,9 @@
         </w:pict>
       </w:r>
     </w:p>
-    <w:bookmarkEnd w:id="17"/>
     <w:bookmarkEnd w:id="18"/>
-    <w:bookmarkStart w:id="19" w:name="key-target-personas-use-cases"/>
+    <w:bookmarkEnd w:id="19"/>
+    <w:bookmarkStart w:id="20" w:name="key-target-personas-use-cases"/>
     <w:p>
       <w:pPr>
         <w:pStyle w:val="Heading2"/>
@@ -944,8 +1040,8 @@
         </w:pict>
       </w:r>
     </w:p>
-    <w:bookmarkEnd w:id="19"/>
-    <w:bookmarkStart w:id="20" w:name="technology-stack"/>
+    <w:bookmarkEnd w:id="20"/>
+    <w:bookmarkStart w:id="21" w:name="technology-stack"/>
     <w:p>
       <w:pPr>
         <w:pStyle w:val="Heading2"/>
@@ -1212,8 +1308,8 @@
         </w:pict>
       </w:r>
     </w:p>
-    <w:bookmarkEnd w:id="20"/>
-    <w:bookmarkStart w:id="21" w:name="quick-start-verification"/>
+    <w:bookmarkEnd w:id="21"/>
+    <w:bookmarkStart w:id="22" w:name="quick-start-verification"/>
     <w:p>
       <w:pPr>
         <w:pStyle w:val="Heading2"/>
@@ -1302,7 +1398,16 @@
         <w:rPr>
           <w:rStyle w:val="VerbatimChar"/>
         </w:rPr>
-        <w:t xml:space="preserve"># URL: http://localhost:3000 (or http://&lt;LAN_IP&gt;:3000)</w:t>
+        <w:t xml:space="preserve"># Live Cloud NOC: https://v-monitor.vercel.app/</w:t>
+      </w:r>
+      <w:r>
+        <w:br/>
+      </w:r>
+      <w:r>
+        <w:rPr>
+          <w:rStyle w:val="VerbatimChar"/>
+        </w:rPr>
+        <w:t xml:space="preserve"># Local URL: http://localhost:3000 (or http://&lt;LAN_IP&gt;:3000)</w:t>
       </w:r>
       <w:r>
         <w:br/>
@@ -1314,8 +1419,8 @@
         <w:t xml:space="preserve"># Credentials: admin@intellilink.media / IntelliLink@2026</w:t>
       </w:r>
     </w:p>
-    <w:bookmarkEnd w:id="21"/>
     <w:bookmarkEnd w:id="22"/>
+    <w:bookmarkEnd w:id="23"/>
     <w:sectPr>
       <w:footnotePr>
         <w:numRestart w:val="eachSect"/>

--- a/V_Monitor_Project_Overview.docx
+++ b/V_Monitor_Project_Overview.docx
@@ -2,13 +2,13 @@
 <file path=word/document.xml><?xml version="1.0" encoding="utf-8"?>
 <w:document xmlns:w="http://schemas.openxmlformats.org/wordprocessingml/2006/main" xmlns:m="http://schemas.openxmlformats.org/officeDocument/2006/math" xmlns:r="http://schemas.openxmlformats.org/officeDocument/2006/relationships" xmlns:o="urn:schemas-microsoft-com:office:office" xmlns:v="urn:schemas-microsoft-com:vml" xmlns:w10="urn:schemas-microsoft-com:office:word" xmlns:a="http://schemas.openxmlformats.org/drawingml/2006/main" xmlns:pic="http://schemas.openxmlformats.org/drawingml/2006/picture" xmlns:wp="http://schemas.openxmlformats.org/drawingml/2006/wordprocessingDrawing">
   <w:body>
-    <w:bookmarkStart w:id="23" w:name="X03b8523434e42f6bfab640e397267619c0e7a0a"/>
+    <w:bookmarkStart w:id="23" w:name="X393f4564ee8ca05c7f98c2d9e34f6d1ea187e49"/>
     <w:p>
       <w:pPr>
         <w:pStyle w:val="Heading1"/>
       </w:pPr>
       <w:r>
-        <w:t xml:space="preserve">V-Monitor (IntelliLink OS): Sovereign Carrier-Grade SD-WAN &amp; AI-NOC Platform</w:t>
+        <w:t xml:space="preserve">V-Monitor (IntelliLink OS): Sovereign SD-WAN, Network Governance &amp; AI-NOC Platform</w:t>
       </w:r>
     </w:p>
     <w:p>
@@ -154,7 +154,7 @@
           <w:b/>
           <w:bCs/>
         </w:rPr>
-        <w:t xml:space="preserve">Secure Access Service Edge (SASE)</w:t>
+        <w:t xml:space="preserve">Autonomous Network Operations Center (A-NOC)</w:t>
       </w:r>
       <w:r>
         <w:t xml:space="preserve">, and</w:t>
@@ -167,22 +167,19 @@
           <w:b/>
           <w:bCs/>
         </w:rPr>
-        <w:t xml:space="preserve">Autonomous Network Operations Center (A-NOC)</w:t>
-      </w:r>
-      <w:r>
-        <w:t xml:space="preserve"> </w:t>
-      </w:r>
-      <w:r>
-        <w:t xml:space="preserve">orchestration fabric. Engineered for Tier-1 telecom carriers, banking conglomerates, defense enclaves, and distributed enterprises, V-Monitor bridges the gap between bare-metal edge hardware and cloud-native control plane governance.</w:t>
-      </w:r>
-    </w:p>
-    <w:bookmarkStart w:id="11" w:name="the-problem-it-solves"/>
+        <w:t xml:space="preserve">Telecommunications Governance Platform (Intellilink NOG / ICG)</w:t>
+      </w:r>
+      <w:r>
+        <w:t xml:space="preserve">. Engineered for national regulatory authorities, Tier-1 telecom carriers, banking conglomerates, and sovereign defense enclaves, V-Monitor unites high-speed edge networking with strict regulatory compliance, lawful interception, and data sovereignty governance.</w:t>
+      </w:r>
+    </w:p>
+    <w:bookmarkStart w:id="11" w:name="core-problems-solved"/>
     <w:p>
       <w:pPr>
         <w:pStyle w:val="Heading3"/>
       </w:pPr>
       <w:r>
-        <w:t xml:space="preserve">The Problem It Solves:</w:t>
+        <w:t xml:space="preserve">Core Problems Solved:</w:t>
       </w:r>
     </w:p>
     <w:p>
@@ -198,13 +195,45 @@
           <w:b/>
           <w:bCs/>
         </w:rPr>
-        <w:t xml:space="preserve">Proprietary Vendor Lock-In:</w:t>
-      </w:r>
-      <w:r>
-        <w:t xml:space="preserve"> </w:t>
-      </w:r>
-      <w:r>
-        <w:t xml:space="preserve">Replaces expensive, closed-box networking hardware (Cisco, Fortinet, Juniper) with an open, high-performance Linux kernel-level architecture.</w:t>
+        <w:t xml:space="preserve">The Satellite Regulatory Dilemma:</w:t>
+      </w:r>
+      <w:r>
+        <w:t xml:space="preserve"> </w:t>
+      </w:r>
+      <w:r>
+        <w:t xml:space="preserve">Unregulated Low-Earth-Orbit (LEO) satellite links (e.g., Starlink) bypass national telecommunications jurisdictions. V-Monitor solves this by separating the</w:t>
+      </w:r>
+      <w:r>
+        <w:t xml:space="preserve"> </w:t>
+      </w:r>
+      <w:r>
+        <w:rPr>
+          <w:b/>
+          <w:bCs/>
+        </w:rPr>
+        <w:t xml:space="preserve">Transport Underlay</w:t>
+      </w:r>
+      <w:r>
+        <w:t xml:space="preserve"> </w:t>
+      </w:r>
+      <w:r>
+        <w:t xml:space="preserve">(satellite/cellular) from the</w:t>
+      </w:r>
+      <w:r>
+        <w:t xml:space="preserve"> </w:t>
+      </w:r>
+      <w:r>
+        <w:rPr>
+          <w:b/>
+          <w:bCs/>
+        </w:rPr>
+        <w:t xml:space="preserve">Governance Overlay</w:t>
+      </w:r>
+      <w:r>
+        <w:t xml:space="preserve"> </w:t>
+      </w:r>
+      <w:r>
+        <w:t xml:space="preserve">(licensed domestic ISP PoP breakout), guaranteeing national regulatory alignment.</w:t>
       </w:r>
     </w:p>
     <w:p>
@@ -220,13 +249,13 @@
           <w:b/>
           <w:bCs/>
         </w:rPr>
-        <w:t xml:space="preserve">Data Sovereignty Violations:</w:t>
-      </w:r>
-      <w:r>
-        <w:t xml:space="preserve"> </w:t>
-      </w:r>
-      <w:r>
-        <w:t xml:space="preserve">Enforces strict cryptographic isolation and zero-trust policies, ensuring sensitive enterprise payloads never traverse unauthorized sovereign borders.</w:t>
+        <w:t xml:space="preserve">Data Sovereignty Violations &amp; Border Leakage:</w:t>
+      </w:r>
+      <w:r>
+        <w:t xml:space="preserve"> </w:t>
+      </w:r>
+      <w:r>
+        <w:t xml:space="preserve">Prevents enterprise, government, and banking payloads from traversing foreign egress points, anchoring all traffic within sovereign national IP boundaries (e.g., AFRINIC/national address allocations).</w:t>
       </w:r>
     </w:p>
     <w:p>
@@ -242,13 +271,35 @@
           <w:b/>
           <w:bCs/>
         </w:rPr>
-        <w:t xml:space="preserve">Outage Latency &amp; Human Error:</w:t>
-      </w:r>
-      <w:r>
-        <w:t xml:space="preserve"> </w:t>
-      </w:r>
-      <w:r>
-        <w:t xml:space="preserve">Eliminates manual triage by leveraging sub-second Bidirectional Forwarding Detection (BFD) and automated AI remediation playbooks that mitigate circuit flaps in milliseconds.</w:t>
+        <w:t xml:space="preserve">Proprietary Vendor Lock-In:</w:t>
+      </w:r>
+      <w:r>
+        <w:t xml:space="preserve"> </w:t>
+      </w:r>
+      <w:r>
+        <w:t xml:space="preserve">Replaces expensive, closed-box networking hardware (Cisco, Fortinet, Juniper) with an open, high-performance Linux kernel-level architecture (Netlink, eBPF, WireGuard).</w:t>
+      </w:r>
+    </w:p>
+    <w:p>
+      <w:pPr>
+        <w:pStyle w:val="Compact"/>
+        <w:numPr>
+          <w:ilvl w:val="0"/>
+          <w:numId w:val="1001"/>
+        </w:numPr>
+      </w:pPr>
+      <w:r>
+        <w:rPr>
+          <w:b/>
+          <w:bCs/>
+        </w:rPr>
+        <w:t xml:space="preserve">Outage Latency &amp; Manual Triage:</w:t>
+      </w:r>
+      <w:r>
+        <w:t xml:space="preserve"> </w:t>
+      </w:r>
+      <w:r>
+        <w:t xml:space="preserve">Eliminates downtime with sub-second Bidirectional Forwarding Detection (BFD) and automated AI Root Cause Analysis (RCA) that mitigates circuit flaps in milliseconds.</w:t>
       </w:r>
     </w:p>
     <w:p>
@@ -260,13 +311,13 @@
     </w:p>
     <w:bookmarkEnd w:id="11"/>
     <w:bookmarkEnd w:id="12"/>
-    <w:bookmarkStart w:id="13" w:name="high-level-architecture"/>
+    <w:bookmarkStart w:id="13" w:name="Xe9742133071b6617b46c2a3eb5ecf3321ea10e8"/>
     <w:p>
       <w:pPr>
         <w:pStyle w:val="Heading2"/>
       </w:pPr>
       <w:r>
-        <w:t xml:space="preserve">2. High-Level Architecture</w:t>
+        <w:t xml:space="preserve">2. High-Level Architecture &amp; Governance Decoupling</w:t>
       </w:r>
     </w:p>
     <w:p>
@@ -286,7 +337,7 @@
         <w:rPr>
           <w:rStyle w:val="VerbatimChar"/>
         </w:rPr>
-        <w:t xml:space="preserve"> │                      V-MONITOR CONTROL PLANE                           │</w:t>
+        <w:t xml:space="preserve"> │            V-MONITOR REGULATORY &amp; CONTROL PLANE GOVERNANCE             │</w:t>
       </w:r>
       <w:r>
         <w:br/>
@@ -367,7 +418,7 @@
         <w:rPr>
           <w:rStyle w:val="VerbatimChar"/>
         </w:rPr>
-        <w:t xml:space="preserve"> │                  PERSISTENCE, CACHE &amp; STATE STORAGE                          │</w:t>
+        <w:t xml:space="preserve"> │               SOVEREIGN GOVERNANCE &amp; COMPLIANCE DATA PLANE                   │</w:t>
       </w:r>
       <w:r>
         <w:br/>
@@ -376,7 +427,7 @@
         <w:rPr>
           <w:rStyle w:val="VerbatimChar"/>
         </w:rPr>
-        <w:t xml:space="preserve"> │              MySQL 8.0 / PostgreSQL  •  Redis Pub/Sub  •  eBPF/ARP           │</w:t>
+        <w:t xml:space="preserve"> │     Lawful Intercept (ETSI) • Domestic PoP Anchoring • MySQL 8 • Redis       │</w:t>
       </w:r>
       <w:r>
         <w:br/>
@@ -412,7 +463,7 @@
         <w:rPr>
           <w:rStyle w:val="VerbatimChar"/>
         </w:rPr>
-        <w:t xml:space="preserve"> │                    EDGE MESH OVERLAY INFRASTRUCTURE                          │</w:t>
+        <w:t xml:space="preserve"> │                MULTI-ORBIT EDGE UNDERLAY &amp; OVERLAY FABRIC                    │</w:t>
       </w:r>
       <w:r>
         <w:br/>
@@ -450,92 +501,13 @@
         <w:t xml:space="preserve">3. Core Capabilities</w:t>
       </w:r>
     </w:p>
-    <w:bookmarkStart w:id="14" w:name="Xaf471fbbb20238b2fc782942a27b78111463112"/>
+    <w:bookmarkStart w:id="14" w:name="Xd2fbb44096df71e58988262a999761abe847fda"/>
     <w:p>
       <w:pPr>
         <w:pStyle w:val="Heading3"/>
       </w:pPr>
       <w:r>
-        <w:t xml:space="preserve">3.1. Zero-Data Production Mode &amp; Hardware Auto-Discovery</w:t>
-      </w:r>
-    </w:p>
-    <w:p>
-      <w:pPr>
-        <w:pStyle w:val="FirstParagraph"/>
-      </w:pPr>
-      <w:r>
-        <w:t xml:space="preserve">Unlike mock dashboards with synthetic nodes, V-Monitor operates in</w:t>
-      </w:r>
-      <w:r>
-        <w:t xml:space="preserve"> </w:t>
-      </w:r>
-      <w:r>
-        <w:rPr>
-          <w:b/>
-          <w:bCs/>
-        </w:rPr>
-        <w:t xml:space="preserve">Zero-Data Mode</w:t>
-      </w:r>
-      <w:r>
-        <w:t xml:space="preserve"> </w:t>
-      </w:r>
-      <w:r>
-        <w:t xml:space="preserve">by default. It discovers real network interfaces (</w:t>
-      </w:r>
-      <w:r>
-        <w:rPr>
-          <w:rStyle w:val="VerbatimChar"/>
-        </w:rPr>
-        <w:t xml:space="preserve">eno1</w:t>
-      </w:r>
-      <w:r>
-        <w:t xml:space="preserve">,</w:t>
-      </w:r>
-      <w:r>
-        <w:t xml:space="preserve"> </w:t>
-      </w:r>
-      <w:r>
-        <w:rPr>
-          <w:rStyle w:val="VerbatimChar"/>
-        </w:rPr>
-        <w:t xml:space="preserve">eth0</w:t>
-      </w:r>
-      <w:r>
-        <w:t xml:space="preserve">,</w:t>
-      </w:r>
-      <w:r>
-        <w:t xml:space="preserve"> </w:t>
-      </w:r>
-      <w:r>
-        <w:rPr>
-          <w:rStyle w:val="VerbatimChar"/>
-        </w:rPr>
-        <w:t xml:space="preserve">wg0</w:t>
-      </w:r>
-      <w:r>
-        <w:t xml:space="preserve">), maps live Layer-2 ARP neighbors, runs genuine ICMP echo diagnostics via</w:t>
-      </w:r>
-      <w:r>
-        <w:t xml:space="preserve"> </w:t>
-      </w:r>
-      <w:r>
-        <w:rPr>
-          <w:rStyle w:val="VerbatimChar"/>
-        </w:rPr>
-        <w:t xml:space="preserve">child_process.execFile</w:t>
-      </w:r>
-      <w:r>
-        <w:t xml:space="preserve">, and displays actual hardware telemetry.</w:t>
-      </w:r>
-    </w:p>
-    <w:bookmarkEnd w:id="14"/>
-    <w:bookmarkStart w:id="15" w:name="sovereign-edge-mesh-multi-wan-bundling"/>
-    <w:p>
-      <w:pPr>
-        <w:pStyle w:val="Heading3"/>
-      </w:pPr>
-      <w:r>
-        <w:t xml:space="preserve">3.2. Sovereign Edge Mesh &amp; Multi-WAN Bundling</w:t>
+        <w:t xml:space="preserve">3.1. Sovereign Network Governance &amp; Telecommunications Compliance</w:t>
       </w:r>
     </w:p>
     <w:p>
@@ -551,13 +523,13 @@
           <w:b/>
           <w:bCs/>
         </w:rPr>
-        <w:t xml:space="preserve">Multi-Transport Aggregation:</w:t>
-      </w:r>
-      <w:r>
-        <w:t xml:space="preserve"> </w:t>
-      </w:r>
-      <w:r>
-        <w:t xml:space="preserve">Aggregates divergent physical transports (Dedicated Fiber DIA, Starlink LEO Satellite, Carrier Ethernet, and 5G cellular) into a single virtual tunnel.</w:t>
+        <w:t xml:space="preserve">Underlay vs. Governance Overlay Separation:</w:t>
+      </w:r>
+      <w:r>
+        <w:t xml:space="preserve"> </w:t>
+      </w:r>
+      <w:r>
+        <w:t xml:space="preserve">Satellite and cellular underlays provide raw bandwidth, while the cryptographic WireGuard overlay forces all traffic to terminate inside licensed domestic carrier PoPs.</w:t>
       </w:r>
     </w:p>
     <w:p>
@@ -573,13 +545,13 @@
           <w:b/>
           <w:bCs/>
         </w:rPr>
-        <w:t xml:space="preserve">Sub-Second BFD Probing:</w:t>
-      </w:r>
-      <w:r>
-        <w:t xml:space="preserve"> </w:t>
-      </w:r>
-      <w:r>
-        <w:t xml:space="preserve">Continuous Bidirectional Forwarding Detection (1000ms down to 50ms) tracks roundtrip latency, packet loss, and jitter in real time.</w:t>
+        <w:t xml:space="preserve">National Sovereign IP Localization:</w:t>
+      </w:r>
+      <w:r>
+        <w:t xml:space="preserve"> </w:t>
+      </w:r>
+      <w:r>
+        <w:t xml:space="preserve">Enforces domestic breakout using registered national IP pools, preventing foreign CGNAT IP assignment from masking traffic origins.</w:t>
       </w:r>
     </w:p>
     <w:p>
@@ -595,38 +567,13 @@
           <w:b/>
           <w:bCs/>
         </w:rPr>
-        <w:t xml:space="preserve">WireGuard Overlay:</w:t>
-      </w:r>
-      <w:r>
-        <w:t xml:space="preserve"> </w:t>
-      </w:r>
-      <w:r>
-        <w:t xml:space="preserve">Cryptographically isolated overlays powered by ChaCha20-Poly1305 and Curve25519 ECDH keypairs with autogenerated</w:t>
-      </w:r>
-      <w:r>
-        <w:t xml:space="preserve"> </w:t>
-      </w:r>
-      <w:r>
-        <w:rPr>
-          <w:rStyle w:val="VerbatimChar"/>
-        </w:rPr>
-        <w:t xml:space="preserve">/etc/wireguard/wg0.conf</w:t>
-      </w:r>
-      <w:r>
-        <w:t xml:space="preserve"> </w:t>
-      </w:r>
-      <w:r>
-        <w:t xml:space="preserve">profiles.</w:t>
-      </w:r>
-    </w:p>
-    <w:bookmarkEnd w:id="15"/>
-    <w:bookmarkStart w:id="16" w:name="autonomous-ai-noc-self-healing"/>
-    <w:p>
-      <w:pPr>
-        <w:pStyle w:val="Heading3"/>
-      </w:pPr>
-      <w:r>
-        <w:t xml:space="preserve">3.3. Autonomous AI-NOC &amp; Self-Healing</w:t>
+        <w:t xml:space="preserve">Regulatory Lawful Interception (ETSI / CALEA):</w:t>
+      </w:r>
+      <w:r>
+        <w:t xml:space="preserve"> </w:t>
+      </w:r>
+      <w:r>
+        <w:t xml:space="preserve">Enables lawful packet inspection, telecommunications tariff compliance, and security monitoring strictly at the sovereign PoP boundary.</w:t>
       </w:r>
     </w:p>
     <w:p>
@@ -634,7 +581,7 @@
         <w:pStyle w:val="Compact"/>
         <w:numPr>
           <w:ilvl w:val="0"/>
-          <w:numId w:val="1003"/>
+          <w:numId w:val="1002"/>
         </w:numPr>
       </w:pPr>
       <w:r>
@@ -642,212 +589,13 @@
           <w:b/>
           <w:bCs/>
         </w:rPr>
-        <w:t xml:space="preserve">Root Cause Analysis (RCA):</w:t>
-      </w:r>
-      <w:r>
-        <w:t xml:space="preserve"> </w:t>
-      </w:r>
-      <w:r>
-        <w:t xml:space="preserve">Automated diagnostic engine analyzes topological dependencies and telemetry to distinguish between physical fiber cuts, BGP route flaps, and carrier drops.</w:t>
-      </w:r>
-    </w:p>
-    <w:p>
-      <w:pPr>
-        <w:pStyle w:val="Compact"/>
-        <w:numPr>
-          <w:ilvl w:val="0"/>
-          <w:numId w:val="1003"/>
-        </w:numPr>
-      </w:pPr>
-      <w:r>
-        <w:rPr>
-          <w:b/>
-          <w:bCs/>
-        </w:rPr>
-        <w:t xml:space="preserve">Automated Remediation Playbooks:</w:t>
-      </w:r>
-    </w:p>
-    <w:p>
-      <w:pPr>
-        <w:pStyle w:val="Compact"/>
-        <w:numPr>
-          <w:ilvl w:val="1"/>
-          <w:numId w:val="1004"/>
-        </w:numPr>
-      </w:pPr>
-      <w:r>
-        <w:rPr>
-          <w:rStyle w:val="VerbatimChar"/>
-        </w:rPr>
-        <w:t xml:space="preserve">AUTO_REMEDIATE</w:t>
-      </w:r>
-      <w:r>
-        <w:t xml:space="preserve">: Flushes stale ARP bindings, steers BGP route weights over secondary paths, and restores connectivity.</w:t>
-      </w:r>
-    </w:p>
-    <w:p>
-      <w:pPr>
-        <w:pStyle w:val="Compact"/>
-        <w:numPr>
-          <w:ilvl w:val="1"/>
-          <w:numId w:val="1004"/>
-        </w:numPr>
-      </w:pPr>
-      <w:r>
-        <w:rPr>
-          <w:rStyle w:val="VerbatimChar"/>
-        </w:rPr>
-        <w:t xml:space="preserve">SWITCH_CARRIER</w:t>
-      </w:r>
-      <w:r>
-        <w:t xml:space="preserve">: Dynamically shifts traffic to backup Starlink LEO constellations during terrestrial fiber cuts.</w:t>
-      </w:r>
-    </w:p>
-    <w:p>
-      <w:pPr>
-        <w:pStyle w:val="Compact"/>
-        <w:numPr>
-          <w:ilvl w:val="1"/>
-          <w:numId w:val="1004"/>
-        </w:numPr>
-      </w:pPr>
-      <w:r>
-        <w:rPr>
-          <w:rStyle w:val="VerbatimChar"/>
-        </w:rPr>
-        <w:t xml:space="preserve">FLUSH_ARP_REBIND</w:t>
-      </w:r>
-      <w:r>
-        <w:t xml:space="preserve">: Clears stale kernel MAC tables directly on physical host interfaces.</w:t>
-      </w:r>
-    </w:p>
-    <w:bookmarkEnd w:id="16"/>
-    <w:bookmarkStart w:id="17" w:name="X64c05f3777aee276dec5a25f73084e74ff7619a"/>
-    <w:p>
-      <w:pPr>
-        <w:pStyle w:val="Heading3"/>
-      </w:pPr>
-      <w:r>
-        <w:t xml:space="preserve">3.4. 360° Operational Cockpit &amp; Interactive Web Terminal</w:t>
-      </w:r>
-    </w:p>
-    <w:p>
-      <w:pPr>
-        <w:pStyle w:val="Compact"/>
-        <w:numPr>
-          <w:ilvl w:val="0"/>
-          <w:numId w:val="1005"/>
-        </w:numPr>
-      </w:pPr>
-      <w:r>
-        <w:rPr>
-          <w:b/>
-          <w:bCs/>
-        </w:rPr>
-        <w:t xml:space="preserve">Site Cockpit Drawer:</w:t>
-      </w:r>
-      <w:r>
-        <w:t xml:space="preserve"> </w:t>
-      </w:r>
-      <w:r>
-        <w:t xml:space="preserve">Live inspection of active WAN uplinks, LAN subnets, connected nodes, appliance CPU/thermals, and 60-minute latency sparklines.</w:t>
-      </w:r>
-    </w:p>
-    <w:p>
-      <w:pPr>
-        <w:pStyle w:val="Compact"/>
-        <w:numPr>
-          <w:ilvl w:val="0"/>
-          <w:numId w:val="1005"/>
-        </w:numPr>
-      </w:pPr>
-      <w:r>
-        <w:rPr>
-          <w:b/>
-          <w:bCs/>
-        </w:rPr>
-        <w:t xml:space="preserve">Remote VM Shell:</w:t>
-      </w:r>
-      <w:r>
-        <w:t xml:space="preserve"> </w:t>
-      </w:r>
-      <w:r>
-        <w:t xml:space="preserve">Web-based interactive terminal providing authenticated command execution (</w:t>
-      </w:r>
-      <w:r>
-        <w:rPr>
-          <w:rStyle w:val="VerbatimChar"/>
-        </w:rPr>
-        <w:t xml:space="preserve">uptime</w:t>
-      </w:r>
-      <w:r>
-        <w:t xml:space="preserve">,</w:t>
-      </w:r>
-      <w:r>
-        <w:t xml:space="preserve"> </w:t>
-      </w:r>
-      <w:r>
-        <w:rPr>
-          <w:rStyle w:val="VerbatimChar"/>
-        </w:rPr>
-        <w:t xml:space="preserve">ip a</w:t>
-      </w:r>
-      <w:r>
-        <w:t xml:space="preserve">,</w:t>
-      </w:r>
-      <w:r>
-        <w:t xml:space="preserve"> </w:t>
-      </w:r>
-      <w:r>
-        <w:rPr>
-          <w:rStyle w:val="VerbatimChar"/>
-        </w:rPr>
-        <w:t xml:space="preserve">ip route</w:t>
-      </w:r>
-      <w:r>
-        <w:t xml:space="preserve">,</w:t>
-      </w:r>
-      <w:r>
-        <w:t xml:space="preserve"> </w:t>
-      </w:r>
-      <w:r>
-        <w:rPr>
-          <w:rStyle w:val="VerbatimChar"/>
-        </w:rPr>
-        <w:t xml:space="preserve">ss -tulpn</w:t>
-      </w:r>
-      <w:r>
-        <w:t xml:space="preserve">,</w:t>
-      </w:r>
-      <w:r>
-        <w:t xml:space="preserve"> </w:t>
-      </w:r>
-      <w:r>
-        <w:rPr>
-          <w:rStyle w:val="VerbatimChar"/>
-        </w:rPr>
-        <w:t xml:space="preserve">systemctl status</w:t>
-      </w:r>
-      <w:r>
-        <w:t xml:space="preserve">) directly on managed remote nodes.</w:t>
-      </w:r>
-    </w:p>
-    <w:bookmarkEnd w:id="17"/>
-    <w:bookmarkStart w:id="18" w:name="regulatory-ai-compliance-hub"/>
-    <w:p>
-      <w:pPr>
-        <w:pStyle w:val="Heading3"/>
-      </w:pPr>
-      <w:r>
-        <w:t xml:space="preserve">3.5. Regulatory AI Compliance Hub</w:t>
-      </w:r>
-    </w:p>
-    <w:p>
-      <w:pPr>
-        <w:pStyle w:val="FirstParagraph"/>
-      </w:pPr>
-      <w:r>
-        <w:t xml:space="preserve">Bidirectional integration with Cloud Production (</w:t>
+        <w:t xml:space="preserve">Multi-Framework Governance Auditing:</w:t>
+      </w:r>
+      <w:r>
+        <w:t xml:space="preserve"> </w:t>
+      </w:r>
+      <w:r>
+        <w:t xml:space="preserve">Real-time compliance verification for SOC 2 Type II, ISO 27001, PCI-DSS 4.0, and sovereign cross-border data protection acts via the cloud AI Compliance Hub (</w:t>
       </w:r>
       <w:hyperlink r:id="rId10">
         <w:r>
@@ -858,13 +606,25 @@
         </w:r>
       </w:hyperlink>
       <w:r>
-        <w:t xml:space="preserve">) and local audit engines:</w:t>
-      </w:r>
-      <w:r>
-        <w:t xml:space="preserve"> </w:t>
-      </w:r>
-      <w:r>
-        <w:t xml:space="preserve">-</w:t>
+        <w:t xml:space="preserve">).</w:t>
+      </w:r>
+    </w:p>
+    <w:bookmarkEnd w:id="14"/>
+    <w:bookmarkStart w:id="15" w:name="Xaf471fbbb20238b2fc782942a27b78111463112"/>
+    <w:p>
+      <w:pPr>
+        <w:pStyle w:val="Heading3"/>
+      </w:pPr>
+      <w:r>
+        <w:t xml:space="preserve">3.2. Zero-Data Production Mode &amp; Hardware Auto-Discovery</w:t>
+      </w:r>
+    </w:p>
+    <w:p>
+      <w:pPr>
+        <w:pStyle w:val="FirstParagraph"/>
+      </w:pPr>
+      <w:r>
+        <w:t xml:space="preserve">Unlike mock dashboards, V-Monitor operates in</w:t>
       </w:r>
       <w:r>
         <w:t xml:space="preserve"> </w:t>
@@ -874,75 +634,261 @@
           <w:b/>
           <w:bCs/>
         </w:rPr>
-        <w:t xml:space="preserve">SOC 2 Type II &amp; ISO 27001:</w:t>
-      </w:r>
-      <w:r>
-        <w:t xml:space="preserve"> </w:t>
-      </w:r>
-      <w:r>
-        <w:t xml:space="preserve">Automated verification of access controls and network change audits.</w:t>
-      </w:r>
-      <w:r>
-        <w:t xml:space="preserve"> </w:t>
-      </w:r>
-      <w:r>
-        <w:t xml:space="preserve">-</w:t>
-      </w:r>
-      <w:r>
-        <w:t xml:space="preserve"> </w:t>
-      </w:r>
+        <w:t xml:space="preserve">Zero-Data Mode</w:t>
+      </w:r>
+      <w:r>
+        <w:t xml:space="preserve"> </w:t>
+      </w:r>
+      <w:r>
+        <w:t xml:space="preserve">by default. It discovers real network interfaces (</w:t>
+      </w:r>
+      <w:r>
+        <w:rPr>
+          <w:rStyle w:val="VerbatimChar"/>
+        </w:rPr>
+        <w:t xml:space="preserve">eno1</w:t>
+      </w:r>
+      <w:r>
+        <w:t xml:space="preserve">,</w:t>
+      </w:r>
+      <w:r>
+        <w:t xml:space="preserve"> </w:t>
+      </w:r>
+      <w:r>
+        <w:rPr>
+          <w:rStyle w:val="VerbatimChar"/>
+        </w:rPr>
+        <w:t xml:space="preserve">eth0</w:t>
+      </w:r>
+      <w:r>
+        <w:t xml:space="preserve">,</w:t>
+      </w:r>
+      <w:r>
+        <w:t xml:space="preserve"> </w:t>
+      </w:r>
+      <w:r>
+        <w:rPr>
+          <w:rStyle w:val="VerbatimChar"/>
+        </w:rPr>
+        <w:t xml:space="preserve">wg0</w:t>
+      </w:r>
+      <w:r>
+        <w:t xml:space="preserve">), maps live Layer-2 ARP neighbors, runs genuine ICMP echo diagnostics via</w:t>
+      </w:r>
+      <w:r>
+        <w:t xml:space="preserve"> </w:t>
+      </w:r>
+      <w:r>
+        <w:rPr>
+          <w:rStyle w:val="VerbatimChar"/>
+        </w:rPr>
+        <w:t xml:space="preserve">child_process.execFile</w:t>
+      </w:r>
+      <w:r>
+        <w:t xml:space="preserve">, and displays real hardware telemetry.</w:t>
+      </w:r>
+    </w:p>
+    <w:bookmarkEnd w:id="15"/>
+    <w:bookmarkStart w:id="16" w:name="sovereign-edge-mesh-multi-wan-bundling"/>
+    <w:p>
+      <w:pPr>
+        <w:pStyle w:val="Heading3"/>
+      </w:pPr>
+      <w:r>
+        <w:t xml:space="preserve">3.3. Sovereign Edge Mesh &amp; Multi-WAN Bundling</w:t>
+      </w:r>
+    </w:p>
+    <w:p>
+      <w:pPr>
+        <w:pStyle w:val="Compact"/>
+        <w:numPr>
+          <w:ilvl w:val="0"/>
+          <w:numId w:val="1003"/>
+        </w:numPr>
+      </w:pPr>
       <w:r>
         <w:rPr>
           <w:b/>
           <w:bCs/>
         </w:rPr>
-        <w:t xml:space="preserve">PCI-DSS 4.0:</w:t>
-      </w:r>
-      <w:r>
-        <w:t xml:space="preserve"> </w:t>
-      </w:r>
-      <w:r>
-        <w:t xml:space="preserve">Strict VRF cryptographic isolation between banking/POS DMZ and general network traffic.</w:t>
-      </w:r>
-      <w:r>
-        <w:t xml:space="preserve"> </w:t>
-      </w:r>
-      <w:r>
-        <w:t xml:space="preserve">-</w:t>
-      </w:r>
-      <w:r>
-        <w:t xml:space="preserve"> </w:t>
-      </w:r>
+        <w:t xml:space="preserve">Multi-Transport Aggregation:</w:t>
+      </w:r>
+      <w:r>
+        <w:t xml:space="preserve"> </w:t>
+      </w:r>
+      <w:r>
+        <w:t xml:space="preserve">Aggregates divergent physical transports (Dedicated Fiber DIA, Starlink LEO Satellite, Carrier Ethernet, and 5G cellular) into a single virtual tunnel.</w:t>
+      </w:r>
+    </w:p>
+    <w:p>
+      <w:pPr>
+        <w:pStyle w:val="Compact"/>
+        <w:numPr>
+          <w:ilvl w:val="0"/>
+          <w:numId w:val="1003"/>
+        </w:numPr>
+      </w:pPr>
       <w:r>
         <w:rPr>
           <w:b/>
           <w:bCs/>
         </w:rPr>
-        <w:t xml:space="preserve">Data Sovereignty:</w:t>
-      </w:r>
-      <w:r>
-        <w:t xml:space="preserve"> </w:t>
-      </w:r>
-      <w:r>
-        <w:t xml:space="preserve">Cryptographic confirmation that encrypted payload packets stay within designated sovereign geographic boundaries.</w:t>
-      </w:r>
-    </w:p>
-    <w:p>
-      <w:r>
-        <w:pict>
-          <v:rect style="width:0;height:1.5pt" o:hralign="center" o:hrstd="t" o:hr="t"/>
-        </w:pict>
-      </w:r>
-    </w:p>
-    <w:bookmarkEnd w:id="18"/>
-    <w:bookmarkEnd w:id="19"/>
-    <w:bookmarkStart w:id="20" w:name="key-target-personas-use-cases"/>
-    <w:p>
-      <w:pPr>
-        <w:pStyle w:val="Heading2"/>
-      </w:pPr>
-      <w:r>
-        <w:t xml:space="preserve">4. Key Target Personas &amp; Use Cases</w:t>
+        <w:t xml:space="preserve">Sub-Second BFD Probing:</w:t>
+      </w:r>
+      <w:r>
+        <w:t xml:space="preserve"> </w:t>
+      </w:r>
+      <w:r>
+        <w:t xml:space="preserve">Continuous Bidirectional Forwarding Detection (1000ms down to 50ms) tracks roundtrip latency, packet loss, and jitter in real time.</w:t>
+      </w:r>
+    </w:p>
+    <w:p>
+      <w:pPr>
+        <w:pStyle w:val="Compact"/>
+        <w:numPr>
+          <w:ilvl w:val="0"/>
+          <w:numId w:val="1003"/>
+        </w:numPr>
+      </w:pPr>
+      <w:r>
+        <w:rPr>
+          <w:b/>
+          <w:bCs/>
+        </w:rPr>
+        <w:t xml:space="preserve">WireGuard Overlay:</w:t>
+      </w:r>
+      <w:r>
+        <w:t xml:space="preserve"> </w:t>
+      </w:r>
+      <w:r>
+        <w:t xml:space="preserve">Cryptographically isolated overlays powered by ChaCha20-Poly1305 and Curve25519 ECDH keypairs with autogenerated</w:t>
+      </w:r>
+      <w:r>
+        <w:t xml:space="preserve"> </w:t>
+      </w:r>
+      <w:r>
+        <w:rPr>
+          <w:rStyle w:val="VerbatimChar"/>
+        </w:rPr>
+        <w:t xml:space="preserve">/etc/wireguard/wg0.conf</w:t>
+      </w:r>
+      <w:r>
+        <w:t xml:space="preserve"> </w:t>
+      </w:r>
+      <w:r>
+        <w:t xml:space="preserve">profiles.</w:t>
+      </w:r>
+    </w:p>
+    <w:bookmarkEnd w:id="16"/>
+    <w:bookmarkStart w:id="17" w:name="autonomous-ai-noc-self-healing"/>
+    <w:p>
+      <w:pPr>
+        <w:pStyle w:val="Heading3"/>
+      </w:pPr>
+      <w:r>
+        <w:t xml:space="preserve">3.4. Autonomous AI-NOC &amp; Self-Healing</w:t>
+      </w:r>
+    </w:p>
+    <w:p>
+      <w:pPr>
+        <w:pStyle w:val="Compact"/>
+        <w:numPr>
+          <w:ilvl w:val="0"/>
+          <w:numId w:val="1004"/>
+        </w:numPr>
+      </w:pPr>
+      <w:r>
+        <w:rPr>
+          <w:b/>
+          <w:bCs/>
+        </w:rPr>
+        <w:t xml:space="preserve">Root Cause Analysis (RCA):</w:t>
+      </w:r>
+      <w:r>
+        <w:t xml:space="preserve"> </w:t>
+      </w:r>
+      <w:r>
+        <w:t xml:space="preserve">Automated diagnostic engine analyzes topological dependencies and telemetry to distinguish between physical fiber cuts, BGP route flaps, and carrier drops.</w:t>
+      </w:r>
+    </w:p>
+    <w:p>
+      <w:pPr>
+        <w:pStyle w:val="Compact"/>
+        <w:numPr>
+          <w:ilvl w:val="0"/>
+          <w:numId w:val="1004"/>
+        </w:numPr>
+      </w:pPr>
+      <w:r>
+        <w:rPr>
+          <w:b/>
+          <w:bCs/>
+        </w:rPr>
+        <w:t xml:space="preserve">Automated Remediation Playbooks:</w:t>
+      </w:r>
+    </w:p>
+    <w:p>
+      <w:pPr>
+        <w:pStyle w:val="Compact"/>
+        <w:numPr>
+          <w:ilvl w:val="1"/>
+          <w:numId w:val="1005"/>
+        </w:numPr>
+      </w:pPr>
+      <w:r>
+        <w:rPr>
+          <w:rStyle w:val="VerbatimChar"/>
+        </w:rPr>
+        <w:t xml:space="preserve">AUTO_REMEDIATE</w:t>
+      </w:r>
+      <w:r>
+        <w:t xml:space="preserve">: Flushes stale ARP bindings, steers BGP route weights over secondary paths, and restores connectivity.</w:t>
+      </w:r>
+    </w:p>
+    <w:p>
+      <w:pPr>
+        <w:pStyle w:val="Compact"/>
+        <w:numPr>
+          <w:ilvl w:val="1"/>
+          <w:numId w:val="1005"/>
+        </w:numPr>
+      </w:pPr>
+      <w:r>
+        <w:rPr>
+          <w:rStyle w:val="VerbatimChar"/>
+        </w:rPr>
+        <w:t xml:space="preserve">SWITCH_CARRIER</w:t>
+      </w:r>
+      <w:r>
+        <w:t xml:space="preserve">: Dynamically shifts traffic to backup Starlink LEO constellations during terrestrial fiber cuts.</w:t>
+      </w:r>
+    </w:p>
+    <w:p>
+      <w:pPr>
+        <w:pStyle w:val="Compact"/>
+        <w:numPr>
+          <w:ilvl w:val="1"/>
+          <w:numId w:val="1005"/>
+        </w:numPr>
+      </w:pPr>
+      <w:r>
+        <w:rPr>
+          <w:rStyle w:val="VerbatimChar"/>
+        </w:rPr>
+        <w:t xml:space="preserve">FLUSH_ARP_REBIND</w:t>
+      </w:r>
+      <w:r>
+        <w:t xml:space="preserve">: Clears stale kernel MAC tables directly on physical host interfaces.</w:t>
+      </w:r>
+    </w:p>
+    <w:bookmarkEnd w:id="17"/>
+    <w:bookmarkStart w:id="18" w:name="X64c05f3777aee276dec5a25f73084e74ff7619a"/>
+    <w:p>
+      <w:pPr>
+        <w:pStyle w:val="Heading3"/>
+      </w:pPr>
+      <w:r>
+        <w:t xml:space="preserve">3.5. 360° Operational Cockpit &amp; Interactive Web Terminal</w:t>
       </w:r>
     </w:p>
     <w:p>
@@ -958,13 +904,13 @@
           <w:b/>
           <w:bCs/>
         </w:rPr>
-        <w:t xml:space="preserve">Telecom Carriers &amp; Managed Service Providers (MSPs):</w:t>
-      </w:r>
-      <w:r>
-        <w:t xml:space="preserve"> </w:t>
-      </w:r>
-      <w:r>
-        <w:t xml:space="preserve">Multi-tenant control plane enabling a single NOC team to manage hundreds of isolated enterprise customer networks with zero hardware vendor lock-in.</w:t>
+        <w:t xml:space="preserve">Site Cockpit Drawer:</w:t>
+      </w:r>
+      <w:r>
+        <w:t xml:space="preserve"> </w:t>
+      </w:r>
+      <w:r>
+        <w:t xml:space="preserve">Live inspection of active WAN uplinks, LAN subnets, connected nodes, appliance CPU/thermals, and 60-minute latency sparklines.</w:t>
       </w:r>
     </w:p>
     <w:p>
@@ -980,13 +926,88 @@
           <w:b/>
           <w:bCs/>
         </w:rPr>
-        <w:t xml:space="preserve">Banking &amp; Financial Institutions:</w:t>
-      </w:r>
-      <w:r>
-        <w:t xml:space="preserve"> </w:t>
-      </w:r>
-      <w:r>
-        <w:t xml:space="preserve">Guarantees sub-second failover for mission-critical SWIFT and POS transactions from primary optical fiber to backup Starlink satellite links during terrestrial outages.</w:t>
+        <w:t xml:space="preserve">Remote VM Shell:</w:t>
+      </w:r>
+      <w:r>
+        <w:t xml:space="preserve"> </w:t>
+      </w:r>
+      <w:r>
+        <w:t xml:space="preserve">Web-based interactive terminal providing authenticated command execution (</w:t>
+      </w:r>
+      <w:r>
+        <w:rPr>
+          <w:rStyle w:val="VerbatimChar"/>
+        </w:rPr>
+        <w:t xml:space="preserve">uptime</w:t>
+      </w:r>
+      <w:r>
+        <w:t xml:space="preserve">,</w:t>
+      </w:r>
+      <w:r>
+        <w:t xml:space="preserve"> </w:t>
+      </w:r>
+      <w:r>
+        <w:rPr>
+          <w:rStyle w:val="VerbatimChar"/>
+        </w:rPr>
+        <w:t xml:space="preserve">ip a</w:t>
+      </w:r>
+      <w:r>
+        <w:t xml:space="preserve">,</w:t>
+      </w:r>
+      <w:r>
+        <w:t xml:space="preserve"> </w:t>
+      </w:r>
+      <w:r>
+        <w:rPr>
+          <w:rStyle w:val="VerbatimChar"/>
+        </w:rPr>
+        <w:t xml:space="preserve">ip route</w:t>
+      </w:r>
+      <w:r>
+        <w:t xml:space="preserve">,</w:t>
+      </w:r>
+      <w:r>
+        <w:t xml:space="preserve"> </w:t>
+      </w:r>
+      <w:r>
+        <w:rPr>
+          <w:rStyle w:val="VerbatimChar"/>
+        </w:rPr>
+        <w:t xml:space="preserve">ss -tulpn</w:t>
+      </w:r>
+      <w:r>
+        <w:t xml:space="preserve">,</w:t>
+      </w:r>
+      <w:r>
+        <w:t xml:space="preserve"> </w:t>
+      </w:r>
+      <w:r>
+        <w:rPr>
+          <w:rStyle w:val="VerbatimChar"/>
+        </w:rPr>
+        <w:t xml:space="preserve">systemctl status</w:t>
+      </w:r>
+      <w:r>
+        <w:t xml:space="preserve">) directly on managed remote nodes.</w:t>
+      </w:r>
+    </w:p>
+    <w:p>
+      <w:r>
+        <w:pict>
+          <v:rect style="width:0;height:1.5pt" o:hralign="center" o:hrstd="t" o:hr="t"/>
+        </w:pict>
+      </w:r>
+    </w:p>
+    <w:bookmarkEnd w:id="18"/>
+    <w:bookmarkEnd w:id="19"/>
+    <w:bookmarkStart w:id="20" w:name="key-target-personas-use-cases"/>
+    <w:p>
+      <w:pPr>
+        <w:pStyle w:val="Heading2"/>
+      </w:pPr>
+      <w:r>
+        <w:t xml:space="preserve">4. Key Target Personas &amp; Use Cases</w:t>
       </w:r>
     </w:p>
     <w:p>
@@ -994,7 +1015,7 @@
         <w:pStyle w:val="Compact"/>
         <w:numPr>
           <w:ilvl w:val="0"/>
-          <w:numId w:val="1006"/>
+          <w:numId w:val="1007"/>
         </w:numPr>
       </w:pPr>
       <w:r>
@@ -1002,13 +1023,13 @@
           <w:b/>
           <w:bCs/>
         </w:rPr>
-        <w:t xml:space="preserve">Defense, Offshore &amp; Maritime Operations:</w:t>
-      </w:r>
-      <w:r>
-        <w:t xml:space="preserve"> </w:t>
-      </w:r>
-      <w:r>
-        <w:t xml:space="preserve">Hybrid WAN bonding pairs low-earth orbit (Starlink LEO) with 5G cellular to maintain uninterrupted connectivity for remote oil rigs, mining facilities, and tactical field deployments.</w:t>
+        <w:t xml:space="preserve">National Telecom Regulators &amp; Cyber Authorities:</w:t>
+      </w:r>
+      <w:r>
+        <w:t xml:space="preserve"> </w:t>
+      </w:r>
+      <w:r>
+        <w:t xml:space="preserve">Regulate enterprise LEO satellite deployments (Starlink) by mandating ICG compliance gateways to enforce lawful interception, security oversight, and domestic tax/tariff governance.</w:t>
       </w:r>
     </w:p>
     <w:p>
@@ -1016,7 +1037,7 @@
         <w:pStyle w:val="Compact"/>
         <w:numPr>
           <w:ilvl w:val="0"/>
-          <w:numId w:val="1006"/>
+          <w:numId w:val="1007"/>
         </w:numPr>
       </w:pPr>
       <w:r>
@@ -1024,13 +1045,57 @@
           <w:b/>
           <w:bCs/>
         </w:rPr>
-        <w:t xml:space="preserve">Healthcare Networks:</w:t>
-      </w:r>
-      <w:r>
-        <w:t xml:space="preserve"> </w:t>
-      </w:r>
-      <w:r>
-        <w:t xml:space="preserve">Real-time QoS traffic steering guarantees ultra-low latency for telemedicine and robotic surgical streams while maintaining strict HIPAA data compliance.</w:t>
+        <w:t xml:space="preserve">Tier-1 Telecom Carriers &amp; Domestic ISPs:</w:t>
+      </w:r>
+      <w:r>
+        <w:t xml:space="preserve"> </w:t>
+      </w:r>
+      <w:r>
+        <w:t xml:space="preserve">Monetize LEO satellite integration by providing domestic PoP termination, sovereign IP anchoring, and managed SLA failover to enterprise customers.</w:t>
+      </w:r>
+    </w:p>
+    <w:p>
+      <w:pPr>
+        <w:pStyle w:val="Compact"/>
+        <w:numPr>
+          <w:ilvl w:val="0"/>
+          <w:numId w:val="1007"/>
+        </w:numPr>
+      </w:pPr>
+      <w:r>
+        <w:rPr>
+          <w:b/>
+          <w:bCs/>
+        </w:rPr>
+        <w:t xml:space="preserve">Banking &amp; Financial Institutions:</w:t>
+      </w:r>
+      <w:r>
+        <w:t xml:space="preserve"> </w:t>
+      </w:r>
+      <w:r>
+        <w:t xml:space="preserve">Guarantees sub-second failover for mission-critical SWIFT and POS transactions while strictly honoring financial data residency laws that forbid financial records from leaving national soil.</w:t>
+      </w:r>
+    </w:p>
+    <w:p>
+      <w:pPr>
+        <w:pStyle w:val="Compact"/>
+        <w:numPr>
+          <w:ilvl w:val="0"/>
+          <w:numId w:val="1007"/>
+        </w:numPr>
+      </w:pPr>
+      <w:r>
+        <w:rPr>
+          <w:b/>
+          <w:bCs/>
+        </w:rPr>
+        <w:t xml:space="preserve">Defense, Offshore &amp; Government Enclaves:</w:t>
+      </w:r>
+      <w:r>
+        <w:t xml:space="preserve"> </w:t>
+      </w:r>
+      <w:r>
+        <w:t xml:space="preserve">Hybrid WAN bonding pairs low-earth orbit (Starlink LEO) with 5G cellular to maintain uninterrupted, tamper-proof connectivity for remote tactical, mining, and maritime assets.</w:t>
       </w:r>
     </w:p>
     <w:p>
@@ -1274,7 +1339,7 @@
                 <w:b/>
                 <w:bCs/>
               </w:rPr>
-              <w:t xml:space="preserve">Compliance Cloud</w:t>
+              <w:t xml:space="preserve">Governance Cloud</w:t>
             </w:r>
           </w:p>
         </w:tc>
@@ -1295,7 +1360,7 @@
               <w:t xml:space="preserve">ai-compliance-web-five.vercel.app</w:t>
             </w:r>
             <w:r>
-              <w:t xml:space="preserve">), SOC 2, ISO 27001</w:t>
+              <w:t xml:space="preserve">), SOC 2, ISO 27001, ETSI</w:t>
             </w:r>
           </w:p>
         </w:tc>
@@ -1765,6 +1830,9 @@
     <w:abstractNumId w:val="991"/>
   </w:num>
   <w:num w:numId="1006">
+    <w:abstractNumId w:val="991"/>
+  </w:num>
+  <w:num w:numId="1007">
     <w:abstractNumId w:val="99411"/>
     <w:lvlOverride w:ilvl="0">
       <w:startOverride w:val="1"/>

--- a/V_Monitor_Project_Overview.docx
+++ b/V_Monitor_Project_Overview.docx
@@ -2,7 +2,7 @@
 <file path=word/document.xml><?xml version="1.0" encoding="utf-8"?>
 <w:document xmlns:w="http://schemas.openxmlformats.org/wordprocessingml/2006/main" xmlns:m="http://schemas.openxmlformats.org/officeDocument/2006/math" xmlns:r="http://schemas.openxmlformats.org/officeDocument/2006/relationships" xmlns:o="urn:schemas-microsoft-com:office:office" xmlns:v="urn:schemas-microsoft-com:vml" xmlns:w10="urn:schemas-microsoft-com:office:word" xmlns:a="http://schemas.openxmlformats.org/drawingml/2006/main" xmlns:pic="http://schemas.openxmlformats.org/drawingml/2006/picture" xmlns:wp="http://schemas.openxmlformats.org/drawingml/2006/wordprocessingDrawing">
   <w:body>
-    <w:bookmarkStart w:id="23" w:name="X393f4564ee8ca05c7f98c2d9e34f6d1ea187e49"/>
+    <w:bookmarkStart w:id="17" w:name="X393f4564ee8ca05c7f98c2d9e34f6d1ea187e49"/>
     <w:p>
       <w:pPr>
         <w:pStyle w:val="Heading1"/>
@@ -107,13 +107,13 @@
         <w:t xml:space="preserve">IntelliLink@2026</w:t>
       </w:r>
     </w:p>
-    <w:bookmarkStart w:id="12" w:name="executive-overview"/>
+    <w:bookmarkStart w:id="12" w:name="executive-overview-governance-mission"/>
     <w:p>
       <w:pPr>
         <w:pStyle w:val="Heading2"/>
       </w:pPr>
       <w:r>
-        <w:t xml:space="preserve">1. Executive Overview</w:t>
+        <w:t xml:space="preserve">1. Executive Overview &amp; Governance Mission</w:t>
       </w:r>
     </w:p>
     <w:p>
@@ -125,7 +125,7 @@
           <w:b/>
           <w:bCs/>
         </w:rPr>
-        <w:t xml:space="preserve">V-Monitor (IntelliLink OS)</w:t>
+        <w:t xml:space="preserve">V-Monitor (IntelliLink OS / Intellilink NOG)</w:t>
       </w:r>
       <w:r>
         <w:t xml:space="preserve"> </w:t>
@@ -167,19 +167,141 @@
           <w:b/>
           <w:bCs/>
         </w:rPr>
-        <w:t xml:space="preserve">Telecommunications Governance Platform (Intellilink NOG / ICG)</w:t>
-      </w:r>
-      <w:r>
-        <w:t xml:space="preserve">. Engineered for national regulatory authorities, Tier-1 telecom carriers, banking conglomerates, and sovereign defense enclaves, V-Monitor unites high-speed edge networking with strict regulatory compliance, lawful interception, and data sovereignty governance.</w:t>
-      </w:r>
-    </w:p>
-    <w:bookmarkStart w:id="11" w:name="core-problems-solved"/>
+        <w:t xml:space="preserve">Telecommunications Governance Platform</w:t>
+      </w:r>
+      <w:r>
+        <w:t xml:space="preserve">. Engineered for regulators, telcos, banks, and defense enclaves, V-Monitor reconciles LEO satellite connectivity with national data sovereignty.</w:t>
+      </w:r>
+    </w:p>
+    <w:bookmarkStart w:id="11" w:name="the-governance-dilemma"/>
     <w:p>
       <w:pPr>
         <w:pStyle w:val="Heading3"/>
       </w:pPr>
       <w:r>
-        <w:t xml:space="preserve">Core Problems Solved:</w:t>
+        <w:t xml:space="preserve">The Governance Dilemma:</w:t>
+      </w:r>
+    </w:p>
+    <w:p>
+      <w:pPr>
+        <w:pStyle w:val="FirstParagraph"/>
+      </w:pPr>
+      <w:r>
+        <w:t xml:space="preserve">Foreign satellite links (e.g., Starlink) bypass domestic borders, violating data residency, lawful interception (ETSI/CALEA), and tax frameworks. V-Monitor decouples the</w:t>
+      </w:r>
+      <w:r>
+        <w:t xml:space="preserve"> </w:t>
+      </w:r>
+      <w:r>
+        <w:rPr>
+          <w:b/>
+          <w:bCs/>
+        </w:rPr>
+        <w:t xml:space="preserve">Transport Underlay</w:t>
+      </w:r>
+      <w:r>
+        <w:t xml:space="preserve"> </w:t>
+      </w:r>
+      <w:r>
+        <w:t xml:space="preserve">(satellite/5G) from the</w:t>
+      </w:r>
+      <w:r>
+        <w:t xml:space="preserve"> </w:t>
+      </w:r>
+      <w:r>
+        <w:rPr>
+          <w:b/>
+          <w:bCs/>
+        </w:rPr>
+        <w:t xml:space="preserve">Governance Overlay</w:t>
+      </w:r>
+      <w:r>
+        <w:t xml:space="preserve"> </w:t>
+      </w:r>
+      <w:r>
+        <w:t xml:space="preserve">(domestic ISP PoP breakout). Encrypted enterprise traffic terminates strictly through licensed domestic carrier gateways with sovereign IP address space localization (e.g., AFRINIC subnets).</w:t>
+      </w:r>
+    </w:p>
+    <w:p>
+      <w:r>
+        <w:pict>
+          <v:rect style="width:0;height:1.5pt" o:hralign="center" o:hrstd="t" o:hr="t"/>
+        </w:pict>
+      </w:r>
+    </w:p>
+    <w:bookmarkEnd w:id="11"/>
+    <w:bookmarkEnd w:id="12"/>
+    <w:bookmarkStart w:id="13" w:name="high-level-architecture"/>
+    <w:p>
+      <w:pPr>
+        <w:pStyle w:val="Heading2"/>
+      </w:pPr>
+      <w:r>
+        <w:t xml:space="preserve">2. High-Level Architecture</w:t>
+      </w:r>
+    </w:p>
+    <w:p>
+      <w:pPr>
+        <w:pStyle w:val="SourceCode"/>
+      </w:pPr>
+      <w:r>
+        <w:rPr>
+          <w:rStyle w:val="VerbatimChar"/>
+        </w:rPr>
+        <w:t xml:space="preserve">[ Next.js 14 NOC (:3000) ] ── [ NestJS API (:3001) ] ── [ FastAPI AI (:8100) ]</w:t>
+      </w:r>
+      <w:r>
+        <w:br/>
+      </w:r>
+      <w:r>
+        <w:rPr>
+          <w:rStyle w:val="VerbatimChar"/>
+        </w:rPr>
+        <w:t xml:space="preserve">                                      │</w:t>
+      </w:r>
+      <w:r>
+        <w:br/>
+      </w:r>
+      <w:r>
+        <w:rPr>
+          <w:rStyle w:val="VerbatimChar"/>
+        </w:rPr>
+        <w:t xml:space="preserve">   [ SOVEREIGN DATA PLANE: Domestic PoP Anchoring • ETSI Intercept • MySQL 8 ]</w:t>
+      </w:r>
+      <w:r>
+        <w:br/>
+      </w:r>
+      <w:r>
+        <w:rPr>
+          <w:rStyle w:val="VerbatimChar"/>
+        </w:rPr>
+        <w:t xml:space="preserve">                                      │</w:t>
+      </w:r>
+      <w:r>
+        <w:br/>
+      </w:r>
+      <w:r>
+        <w:rPr>
+          <w:rStyle w:val="VerbatimChar"/>
+        </w:rPr>
+        <w:t xml:space="preserve">   [ MULTI-ORBIT FABRIC: WireGuard Mesh • BFD Probing • Fiber • Starlink • 5G ]</w:t>
+      </w:r>
+    </w:p>
+    <w:p>
+      <w:r>
+        <w:pict>
+          <v:rect style="width:0;height:1.5pt" o:hralign="center" o:hrstd="t" o:hr="t"/>
+        </w:pict>
+      </w:r>
+    </w:p>
+    <w:bookmarkEnd w:id="13"/>
+    <w:bookmarkStart w:id="14" w:name="core-capabilities"/>
+    <w:p>
+      <w:pPr>
+        <w:pStyle w:val="Heading2"/>
+      </w:pPr>
+      <w:r>
+        <w:t xml:space="preserve">3. Core Capabilities</w:t>
       </w:r>
     </w:p>
     <w:p>
@@ -195,45 +317,51 @@
           <w:b/>
           <w:bCs/>
         </w:rPr>
-        <w:t xml:space="preserve">The Satellite Regulatory Dilemma:</w:t>
-      </w:r>
-      <w:r>
-        <w:t xml:space="preserve"> </w:t>
-      </w:r>
-      <w:r>
-        <w:t xml:space="preserve">Unregulated Low-Earth-Orbit (LEO) satellite links (e.g., Starlink) bypass national telecommunications jurisdictions. V-Monitor solves this by separating the</w:t>
-      </w:r>
-      <w:r>
-        <w:t xml:space="preserve"> </w:t>
-      </w:r>
+        <w:t xml:space="preserve">Sovereign Telecommunications Governance:</w:t>
+      </w:r>
+    </w:p>
+    <w:p>
+      <w:pPr>
+        <w:pStyle w:val="Compact"/>
+        <w:numPr>
+          <w:ilvl w:val="1"/>
+          <w:numId w:val="1002"/>
+        </w:numPr>
+      </w:pPr>
       <w:r>
         <w:rPr>
           <w:b/>
           <w:bCs/>
         </w:rPr>
-        <w:t xml:space="preserve">Transport Underlay</w:t>
-      </w:r>
-      <w:r>
-        <w:t xml:space="preserve"> </w:t>
-      </w:r>
-      <w:r>
-        <w:t xml:space="preserve">(satellite/cellular) from the</w:t>
-      </w:r>
-      <w:r>
-        <w:t xml:space="preserve"> </w:t>
-      </w:r>
+        <w:t xml:space="preserve">Underlay/Overlay Decoupling:</w:t>
+      </w:r>
+      <w:r>
+        <w:t xml:space="preserve"> </w:t>
+      </w:r>
+      <w:r>
+        <w:t xml:space="preserve">Enforces domestic breakout for satellite/cellular links at licensed domestic carrier PoPs.</w:t>
+      </w:r>
+    </w:p>
+    <w:p>
+      <w:pPr>
+        <w:pStyle w:val="Compact"/>
+        <w:numPr>
+          <w:ilvl w:val="1"/>
+          <w:numId w:val="1002"/>
+        </w:numPr>
+      </w:pPr>
       <w:r>
         <w:rPr>
           <w:b/>
           <w:bCs/>
         </w:rPr>
-        <w:t xml:space="preserve">Governance Overlay</w:t>
-      </w:r>
-      <w:r>
-        <w:t xml:space="preserve"> </w:t>
-      </w:r>
-      <w:r>
-        <w:t xml:space="preserve">(licensed domestic ISP PoP breakout), guaranteeing national regulatory alignment.</w:t>
+        <w:t xml:space="preserve">Lawful Interception &amp; Auditing:</w:t>
+      </w:r>
+      <w:r>
+        <w:t xml:space="preserve"> </w:t>
+      </w:r>
+      <w:r>
+        <w:t xml:space="preserve">Provides ETSI/CALEA compliance and SOC 2, ISO 27001, and PCI-DSS 4.0 audits via the AI Compliance Hub.</w:t>
       </w:r>
     </w:p>
     <w:p>
@@ -249,13 +377,40 @@
           <w:b/>
           <w:bCs/>
         </w:rPr>
-        <w:t xml:space="preserve">Data Sovereignty Violations &amp; Border Leakage:</w:t>
-      </w:r>
-      <w:r>
-        <w:t xml:space="preserve"> </w:t>
-      </w:r>
-      <w:r>
-        <w:t xml:space="preserve">Prevents enterprise, government, and banking payloads from traversing foreign egress points, anchoring all traffic within sovereign national IP boundaries (e.g., AFRINIC/national address allocations).</w:t>
+        <w:t xml:space="preserve">Zero-Data Production Engine &amp; Real Hardware Telemetry:</w:t>
+      </w:r>
+    </w:p>
+    <w:p>
+      <w:pPr>
+        <w:pStyle w:val="Compact"/>
+        <w:numPr>
+          <w:ilvl w:val="1"/>
+          <w:numId w:val="1003"/>
+        </w:numPr>
+      </w:pPr>
+      <w:r>
+        <w:t xml:space="preserve">Discovers physical interfaces (</w:t>
+      </w:r>
+      <w:r>
+        <w:rPr>
+          <w:rStyle w:val="VerbatimChar"/>
+        </w:rPr>
+        <w:t xml:space="preserve">eno1</w:t>
+      </w:r>
+      <w:r>
+        <w:t xml:space="preserve">,</w:t>
+      </w:r>
+      <w:r>
+        <w:t xml:space="preserve"> </w:t>
+      </w:r>
+      <w:r>
+        <w:rPr>
+          <w:rStyle w:val="VerbatimChar"/>
+        </w:rPr>
+        <w:t xml:space="preserve">wg0</w:t>
+      </w:r>
+      <w:r>
+        <w:t xml:space="preserve">) and Layer-2 ARP neighbors, running genuine ICMP diagnostics with zero synthetic data.</w:t>
       </w:r>
     </w:p>
     <w:p>
@@ -271,13 +426,19 @@
           <w:b/>
           <w:bCs/>
         </w:rPr>
-        <w:t xml:space="preserve">Proprietary Vendor Lock-In:</w:t>
-      </w:r>
-      <w:r>
-        <w:t xml:space="preserve"> </w:t>
-      </w:r>
-      <w:r>
-        <w:t xml:space="preserve">Replaces expensive, closed-box networking hardware (Cisco, Fortinet, Juniper) with an open, high-performance Linux kernel-level architecture (Netlink, eBPF, WireGuard).</w:t>
+        <w:t xml:space="preserve">Multi-Orbit SD-WAN &amp; Sub-Second Failover:</w:t>
+      </w:r>
+    </w:p>
+    <w:p>
+      <w:pPr>
+        <w:pStyle w:val="Compact"/>
+        <w:numPr>
+          <w:ilvl w:val="1"/>
+          <w:numId w:val="1004"/>
+        </w:numPr>
+      </w:pPr>
+      <w:r>
+        <w:t xml:space="preserve">Bundles Fiber, Starlink LEO, and 5G into a WireGuard mesh with continuous BFD probing (down to 50ms) for sub-second failover.</w:t>
       </w:r>
     </w:p>
     <w:p>
@@ -293,538 +454,7 @@
           <w:b/>
           <w:bCs/>
         </w:rPr>
-        <w:t xml:space="preserve">Outage Latency &amp; Manual Triage:</w:t>
-      </w:r>
-      <w:r>
-        <w:t xml:space="preserve"> </w:t>
-      </w:r>
-      <w:r>
-        <w:t xml:space="preserve">Eliminates downtime with sub-second Bidirectional Forwarding Detection (BFD) and automated AI Root Cause Analysis (RCA) that mitigates circuit flaps in milliseconds.</w:t>
-      </w:r>
-    </w:p>
-    <w:p>
-      <w:r>
-        <w:pict>
-          <v:rect style="width:0;height:1.5pt" o:hralign="center" o:hrstd="t" o:hr="t"/>
-        </w:pict>
-      </w:r>
-    </w:p>
-    <w:bookmarkEnd w:id="11"/>
-    <w:bookmarkEnd w:id="12"/>
-    <w:bookmarkStart w:id="13" w:name="Xe9742133071b6617b46c2a3eb5ecf3321ea10e8"/>
-    <w:p>
-      <w:pPr>
-        <w:pStyle w:val="Heading2"/>
-      </w:pPr>
-      <w:r>
-        <w:t xml:space="preserve">2. High-Level Architecture &amp; Governance Decoupling</w:t>
-      </w:r>
-    </w:p>
-    <w:p>
-      <w:pPr>
-        <w:pStyle w:val="SourceCode"/>
-      </w:pPr>
-      <w:r>
-        <w:rPr>
-          <w:rStyle w:val="VerbatimChar"/>
-        </w:rPr>
-        <w:t xml:space="preserve"> ┌────────────────────────────────────────────────────────────────────────┐</w:t>
-      </w:r>
-      <w:r>
-        <w:br/>
-      </w:r>
-      <w:r>
-        <w:rPr>
-          <w:rStyle w:val="VerbatimChar"/>
-        </w:rPr>
-        <w:t xml:space="preserve"> │            V-MONITOR REGULATORY &amp; CONTROL PLANE GOVERNANCE             │</w:t>
-      </w:r>
-      <w:r>
-        <w:br/>
-      </w:r>
-      <w:r>
-        <w:rPr>
-          <w:rStyle w:val="VerbatimChar"/>
-        </w:rPr>
-        <w:t xml:space="preserve"> └─────────────┬──────────────────────────┬─────────────────────────┬─────┘</w:t>
-      </w:r>
-      <w:r>
-        <w:br/>
-      </w:r>
-      <w:r>
-        <w:rPr>
-          <w:rStyle w:val="VerbatimChar"/>
-        </w:rPr>
-        <w:t xml:space="preserve">               │                          │                         │</w:t>
-      </w:r>
-      <w:r>
-        <w:br/>
-      </w:r>
-      <w:r>
-        <w:rPr>
-          <w:rStyle w:val="VerbatimChar"/>
-        </w:rPr>
-        <w:t xml:space="preserve"> ┌─────────────▼────────────┐ ┌───────────▼────────────┐ ┌──────────▼───────────┐</w:t>
-      </w:r>
-      <w:r>
-        <w:br/>
-      </w:r>
-      <w:r>
-        <w:rPr>
-          <w:rStyle w:val="VerbatimChar"/>
-        </w:rPr>
-        <w:t xml:space="preserve"> │ Next.js 14 Web NOC UI    │ │ NestJS Core API Engine │ │ FastAPI AI Inference │</w:t>
-      </w:r>
-      <w:r>
-        <w:br/>
-      </w:r>
-      <w:r>
-        <w:rPr>
-          <w:rStyle w:val="VerbatimChar"/>
-        </w:rPr>
-        <w:t xml:space="preserve"> │ Port 3000 (React Query)  │ │ Port 3001 (TypeORM/DB) │ │ Port 8100 (RCA &amp; ML) │</w:t>
-      </w:r>
-      <w:r>
-        <w:br/>
-      </w:r>
-      <w:r>
-        <w:rPr>
-          <w:rStyle w:val="VerbatimChar"/>
-        </w:rPr>
-        <w:t xml:space="preserve"> └─────────────┬────────────┘ └───────────┬────────────┘ └──────────┬───────────┘</w:t>
-      </w:r>
-      <w:r>
-        <w:br/>
-      </w:r>
-      <w:r>
-        <w:rPr>
-          <w:rStyle w:val="VerbatimChar"/>
-        </w:rPr>
-        <w:t xml:space="preserve">               │                          │                         │</w:t>
-      </w:r>
-      <w:r>
-        <w:br/>
-      </w:r>
-      <w:r>
-        <w:rPr>
-          <w:rStyle w:val="VerbatimChar"/>
-        </w:rPr>
-        <w:t xml:space="preserve"> ┌─────────────▼──────────────────────────▼─────────────────────────▼───────────┐</w:t>
-      </w:r>
-      <w:r>
-        <w:br/>
-      </w:r>
-      <w:r>
-        <w:rPr>
-          <w:rStyle w:val="VerbatimChar"/>
-        </w:rPr>
-        <w:t xml:space="preserve"> │               SOVEREIGN GOVERNANCE &amp; COMPLIANCE DATA PLANE                   │</w:t>
-      </w:r>
-      <w:r>
-        <w:br/>
-      </w:r>
-      <w:r>
-        <w:rPr>
-          <w:rStyle w:val="VerbatimChar"/>
-        </w:rPr>
-        <w:t xml:space="preserve"> │     Lawful Intercept (ETSI) • Domestic PoP Anchoring • MySQL 8 • Redis       │</w:t>
-      </w:r>
-      <w:r>
-        <w:br/>
-      </w:r>
-      <w:r>
-        <w:rPr>
-          <w:rStyle w:val="VerbatimChar"/>
-        </w:rPr>
-        <w:t xml:space="preserve"> └────────────────────────────────────────┬─────────────────────────────────────┘</w:t>
-      </w:r>
-      <w:r>
-        <w:br/>
-      </w:r>
-      <w:r>
-        <w:rPr>
-          <w:rStyle w:val="VerbatimChar"/>
-        </w:rPr>
-        <w:t xml:space="preserve">                                          │</w:t>
-      </w:r>
-      <w:r>
-        <w:br/>
-      </w:r>
-      <w:r>
-        <w:rPr>
-          <w:rStyle w:val="VerbatimChar"/>
-        </w:rPr>
-        <w:t xml:space="preserve"> ┌────────────────────────────────────────▼─────────────────────────────────────┐</w:t>
-      </w:r>
-      <w:r>
-        <w:br/>
-      </w:r>
-      <w:r>
-        <w:rPr>
-          <w:rStyle w:val="VerbatimChar"/>
-        </w:rPr>
-        <w:t xml:space="preserve"> │                MULTI-ORBIT EDGE UNDERLAY &amp; OVERLAY FABRIC                    │</w:t>
-      </w:r>
-      <w:r>
-        <w:br/>
-      </w:r>
-      <w:r>
-        <w:rPr>
-          <w:rStyle w:val="VerbatimChar"/>
-        </w:rPr>
-        <w:t xml:space="preserve"> │  WireGuard Kernel Mesh  •  BFD Engine  •  Fiber DIA  •  Starlink  •  5G WAN  │</w:t>
-      </w:r>
-      <w:r>
-        <w:br/>
-      </w:r>
-      <w:r>
-        <w:rPr>
-          <w:rStyle w:val="VerbatimChar"/>
-        </w:rPr>
-        <w:t xml:space="preserve"> └──────────────────────────────────────────────────────────────────────────────┘</w:t>
-      </w:r>
-    </w:p>
-    <w:p>
-      <w:r>
-        <w:pict>
-          <v:rect style="width:0;height:1.5pt" o:hralign="center" o:hrstd="t" o:hr="t"/>
-        </w:pict>
-      </w:r>
-    </w:p>
-    <w:bookmarkEnd w:id="13"/>
-    <w:bookmarkStart w:id="19" w:name="core-capabilities"/>
-    <w:p>
-      <w:pPr>
-        <w:pStyle w:val="Heading2"/>
-      </w:pPr>
-      <w:r>
-        <w:t xml:space="preserve">3. Core Capabilities</w:t>
-      </w:r>
-    </w:p>
-    <w:bookmarkStart w:id="14" w:name="Xd2fbb44096df71e58988262a999761abe847fda"/>
-    <w:p>
-      <w:pPr>
-        <w:pStyle w:val="Heading3"/>
-      </w:pPr>
-      <w:r>
-        <w:t xml:space="preserve">3.1. Sovereign Network Governance &amp; Telecommunications Compliance</w:t>
-      </w:r>
-    </w:p>
-    <w:p>
-      <w:pPr>
-        <w:pStyle w:val="Compact"/>
-        <w:numPr>
-          <w:ilvl w:val="0"/>
-          <w:numId w:val="1002"/>
-        </w:numPr>
-      </w:pPr>
-      <w:r>
-        <w:rPr>
-          <w:b/>
-          <w:bCs/>
-        </w:rPr>
-        <w:t xml:space="preserve">Underlay vs. Governance Overlay Separation:</w:t>
-      </w:r>
-      <w:r>
-        <w:t xml:space="preserve"> </w:t>
-      </w:r>
-      <w:r>
-        <w:t xml:space="preserve">Satellite and cellular underlays provide raw bandwidth, while the cryptographic WireGuard overlay forces all traffic to terminate inside licensed domestic carrier PoPs.</w:t>
-      </w:r>
-    </w:p>
-    <w:p>
-      <w:pPr>
-        <w:pStyle w:val="Compact"/>
-        <w:numPr>
-          <w:ilvl w:val="0"/>
-          <w:numId w:val="1002"/>
-        </w:numPr>
-      </w:pPr>
-      <w:r>
-        <w:rPr>
-          <w:b/>
-          <w:bCs/>
-        </w:rPr>
-        <w:t xml:space="preserve">National Sovereign IP Localization:</w:t>
-      </w:r>
-      <w:r>
-        <w:t xml:space="preserve"> </w:t>
-      </w:r>
-      <w:r>
-        <w:t xml:space="preserve">Enforces domestic breakout using registered national IP pools, preventing foreign CGNAT IP assignment from masking traffic origins.</w:t>
-      </w:r>
-    </w:p>
-    <w:p>
-      <w:pPr>
-        <w:pStyle w:val="Compact"/>
-        <w:numPr>
-          <w:ilvl w:val="0"/>
-          <w:numId w:val="1002"/>
-        </w:numPr>
-      </w:pPr>
-      <w:r>
-        <w:rPr>
-          <w:b/>
-          <w:bCs/>
-        </w:rPr>
-        <w:t xml:space="preserve">Regulatory Lawful Interception (ETSI / CALEA):</w:t>
-      </w:r>
-      <w:r>
-        <w:t xml:space="preserve"> </w:t>
-      </w:r>
-      <w:r>
-        <w:t xml:space="preserve">Enables lawful packet inspection, telecommunications tariff compliance, and security monitoring strictly at the sovereign PoP boundary.</w:t>
-      </w:r>
-    </w:p>
-    <w:p>
-      <w:pPr>
-        <w:pStyle w:val="Compact"/>
-        <w:numPr>
-          <w:ilvl w:val="0"/>
-          <w:numId w:val="1002"/>
-        </w:numPr>
-      </w:pPr>
-      <w:r>
-        <w:rPr>
-          <w:b/>
-          <w:bCs/>
-        </w:rPr>
-        <w:t xml:space="preserve">Multi-Framework Governance Auditing:</w:t>
-      </w:r>
-      <w:r>
-        <w:t xml:space="preserve"> </w:t>
-      </w:r>
-      <w:r>
-        <w:t xml:space="preserve">Real-time compliance verification for SOC 2 Type II, ISO 27001, PCI-DSS 4.0, and sovereign cross-border data protection acts via the cloud AI Compliance Hub (</w:t>
-      </w:r>
-      <w:hyperlink r:id="rId10">
-        <w:r>
-          <w:rPr>
-            <w:rStyle w:val="VerbatimChar"/>
-          </w:rPr>
-          <w:t xml:space="preserve">ai-compliance-web-five.vercel.app</w:t>
-        </w:r>
-      </w:hyperlink>
-      <w:r>
-        <w:t xml:space="preserve">).</w:t>
-      </w:r>
-    </w:p>
-    <w:bookmarkEnd w:id="14"/>
-    <w:bookmarkStart w:id="15" w:name="Xaf471fbbb20238b2fc782942a27b78111463112"/>
-    <w:p>
-      <w:pPr>
-        <w:pStyle w:val="Heading3"/>
-      </w:pPr>
-      <w:r>
-        <w:t xml:space="preserve">3.2. Zero-Data Production Mode &amp; Hardware Auto-Discovery</w:t>
-      </w:r>
-    </w:p>
-    <w:p>
-      <w:pPr>
-        <w:pStyle w:val="FirstParagraph"/>
-      </w:pPr>
-      <w:r>
-        <w:t xml:space="preserve">Unlike mock dashboards, V-Monitor operates in</w:t>
-      </w:r>
-      <w:r>
-        <w:t xml:space="preserve"> </w:t>
-      </w:r>
-      <w:r>
-        <w:rPr>
-          <w:b/>
-          <w:bCs/>
-        </w:rPr>
-        <w:t xml:space="preserve">Zero-Data Mode</w:t>
-      </w:r>
-      <w:r>
-        <w:t xml:space="preserve"> </w:t>
-      </w:r>
-      <w:r>
-        <w:t xml:space="preserve">by default. It discovers real network interfaces (</w:t>
-      </w:r>
-      <w:r>
-        <w:rPr>
-          <w:rStyle w:val="VerbatimChar"/>
-        </w:rPr>
-        <w:t xml:space="preserve">eno1</w:t>
-      </w:r>
-      <w:r>
-        <w:t xml:space="preserve">,</w:t>
-      </w:r>
-      <w:r>
-        <w:t xml:space="preserve"> </w:t>
-      </w:r>
-      <w:r>
-        <w:rPr>
-          <w:rStyle w:val="VerbatimChar"/>
-        </w:rPr>
-        <w:t xml:space="preserve">eth0</w:t>
-      </w:r>
-      <w:r>
-        <w:t xml:space="preserve">,</w:t>
-      </w:r>
-      <w:r>
-        <w:t xml:space="preserve"> </w:t>
-      </w:r>
-      <w:r>
-        <w:rPr>
-          <w:rStyle w:val="VerbatimChar"/>
-        </w:rPr>
-        <w:t xml:space="preserve">wg0</w:t>
-      </w:r>
-      <w:r>
-        <w:t xml:space="preserve">), maps live Layer-2 ARP neighbors, runs genuine ICMP echo diagnostics via</w:t>
-      </w:r>
-      <w:r>
-        <w:t xml:space="preserve"> </w:t>
-      </w:r>
-      <w:r>
-        <w:rPr>
-          <w:rStyle w:val="VerbatimChar"/>
-        </w:rPr>
-        <w:t xml:space="preserve">child_process.execFile</w:t>
-      </w:r>
-      <w:r>
-        <w:t xml:space="preserve">, and displays real hardware telemetry.</w:t>
-      </w:r>
-    </w:p>
-    <w:bookmarkEnd w:id="15"/>
-    <w:bookmarkStart w:id="16" w:name="sovereign-edge-mesh-multi-wan-bundling"/>
-    <w:p>
-      <w:pPr>
-        <w:pStyle w:val="Heading3"/>
-      </w:pPr>
-      <w:r>
-        <w:t xml:space="preserve">3.3. Sovereign Edge Mesh &amp; Multi-WAN Bundling</w:t>
-      </w:r>
-    </w:p>
-    <w:p>
-      <w:pPr>
-        <w:pStyle w:val="Compact"/>
-        <w:numPr>
-          <w:ilvl w:val="0"/>
-          <w:numId w:val="1003"/>
-        </w:numPr>
-      </w:pPr>
-      <w:r>
-        <w:rPr>
-          <w:b/>
-          <w:bCs/>
-        </w:rPr>
-        <w:t xml:space="preserve">Multi-Transport Aggregation:</w:t>
-      </w:r>
-      <w:r>
-        <w:t xml:space="preserve"> </w:t>
-      </w:r>
-      <w:r>
-        <w:t xml:space="preserve">Aggregates divergent physical transports (Dedicated Fiber DIA, Starlink LEO Satellite, Carrier Ethernet, and 5G cellular) into a single virtual tunnel.</w:t>
-      </w:r>
-    </w:p>
-    <w:p>
-      <w:pPr>
-        <w:pStyle w:val="Compact"/>
-        <w:numPr>
-          <w:ilvl w:val="0"/>
-          <w:numId w:val="1003"/>
-        </w:numPr>
-      </w:pPr>
-      <w:r>
-        <w:rPr>
-          <w:b/>
-          <w:bCs/>
-        </w:rPr>
-        <w:t xml:space="preserve">Sub-Second BFD Probing:</w:t>
-      </w:r>
-      <w:r>
-        <w:t xml:space="preserve"> </w:t>
-      </w:r>
-      <w:r>
-        <w:t xml:space="preserve">Continuous Bidirectional Forwarding Detection (1000ms down to 50ms) tracks roundtrip latency, packet loss, and jitter in real time.</w:t>
-      </w:r>
-    </w:p>
-    <w:p>
-      <w:pPr>
-        <w:pStyle w:val="Compact"/>
-        <w:numPr>
-          <w:ilvl w:val="0"/>
-          <w:numId w:val="1003"/>
-        </w:numPr>
-      </w:pPr>
-      <w:r>
-        <w:rPr>
-          <w:b/>
-          <w:bCs/>
-        </w:rPr>
-        <w:t xml:space="preserve">WireGuard Overlay:</w:t>
-      </w:r>
-      <w:r>
-        <w:t xml:space="preserve"> </w:t>
-      </w:r>
-      <w:r>
-        <w:t xml:space="preserve">Cryptographically isolated overlays powered by ChaCha20-Poly1305 and Curve25519 ECDH keypairs with autogenerated</w:t>
-      </w:r>
-      <w:r>
-        <w:t xml:space="preserve"> </w:t>
-      </w:r>
-      <w:r>
-        <w:rPr>
-          <w:rStyle w:val="VerbatimChar"/>
-        </w:rPr>
-        <w:t xml:space="preserve">/etc/wireguard/wg0.conf</w:t>
-      </w:r>
-      <w:r>
-        <w:t xml:space="preserve"> </w:t>
-      </w:r>
-      <w:r>
-        <w:t xml:space="preserve">profiles.</w:t>
-      </w:r>
-    </w:p>
-    <w:bookmarkEnd w:id="16"/>
-    <w:bookmarkStart w:id="17" w:name="autonomous-ai-noc-self-healing"/>
-    <w:p>
-      <w:pPr>
-        <w:pStyle w:val="Heading3"/>
-      </w:pPr>
-      <w:r>
-        <w:t xml:space="preserve">3.4. Autonomous AI-NOC &amp; Self-Healing</w:t>
-      </w:r>
-    </w:p>
-    <w:p>
-      <w:pPr>
-        <w:pStyle w:val="Compact"/>
-        <w:numPr>
-          <w:ilvl w:val="0"/>
-          <w:numId w:val="1004"/>
-        </w:numPr>
-      </w:pPr>
-      <w:r>
-        <w:rPr>
-          <w:b/>
-          <w:bCs/>
-        </w:rPr>
-        <w:t xml:space="preserve">Root Cause Analysis (RCA):</w:t>
-      </w:r>
-      <w:r>
-        <w:t xml:space="preserve"> </w:t>
-      </w:r>
-      <w:r>
-        <w:t xml:space="preserve">Automated diagnostic engine analyzes topological dependencies and telemetry to distinguish between physical fiber cuts, BGP route flaps, and carrier drops.</w:t>
-      </w:r>
-    </w:p>
-    <w:p>
-      <w:pPr>
-        <w:pStyle w:val="Compact"/>
-        <w:numPr>
-          <w:ilvl w:val="0"/>
-          <w:numId w:val="1004"/>
-        </w:numPr>
-      </w:pPr>
-      <w:r>
-        <w:rPr>
-          <w:b/>
-          <w:bCs/>
-        </w:rPr>
-        <w:t xml:space="preserve">Automated Remediation Playbooks:</w:t>
+        <w:t xml:space="preserve">Autonomous AI-NOC &amp; Self-Healing:</w:t>
       </w:r>
     </w:p>
     <w:p>
@@ -836,13 +466,56 @@
         </w:numPr>
       </w:pPr>
       <w:r>
+        <w:t xml:space="preserve">Automated Root Cause Analysis (RCA) diagnoses outages and executes playbooks (</w:t>
+      </w:r>
+      <w:r>
         <w:rPr>
           <w:rStyle w:val="VerbatimChar"/>
         </w:rPr>
         <w:t xml:space="preserve">AUTO_REMEDIATE</w:t>
       </w:r>
       <w:r>
-        <w:t xml:space="preserve">: Flushes stale ARP bindings, steers BGP route weights over secondary paths, and restores connectivity.</w:t>
+        <w:t xml:space="preserve">,</w:t>
+      </w:r>
+      <w:r>
+        <w:t xml:space="preserve"> </w:t>
+      </w:r>
+      <w:r>
+        <w:rPr>
+          <w:rStyle w:val="VerbatimChar"/>
+        </w:rPr>
+        <w:t xml:space="preserve">SWITCH_CARRIER</w:t>
+      </w:r>
+      <w:r>
+        <w:t xml:space="preserve">,</w:t>
+      </w:r>
+      <w:r>
+        <w:t xml:space="preserve"> </w:t>
+      </w:r>
+      <w:r>
+        <w:rPr>
+          <w:rStyle w:val="VerbatimChar"/>
+        </w:rPr>
+        <w:t xml:space="preserve">FLUSH_ARP_REBIND</w:t>
+      </w:r>
+      <w:r>
+        <w:t xml:space="preserve">).</w:t>
+      </w:r>
+    </w:p>
+    <w:p>
+      <w:pPr>
+        <w:pStyle w:val="Compact"/>
+        <w:numPr>
+          <w:ilvl w:val="0"/>
+          <w:numId w:val="1001"/>
+        </w:numPr>
+      </w:pPr>
+      <w:r>
+        <w:rPr>
+          <w:b/>
+          <w:bCs/>
+        </w:rPr>
+        <w:t xml:space="preserve">Operational Cockpit &amp; Remote VM Terminal:</w:t>
       </w:r>
     </w:p>
     <w:p>
@@ -850,89 +523,11 @@
         <w:pStyle w:val="Compact"/>
         <w:numPr>
           <w:ilvl w:val="1"/>
-          <w:numId w:val="1005"/>
-        </w:numPr>
-      </w:pPr>
-      <w:r>
-        <w:rPr>
-          <w:rStyle w:val="VerbatimChar"/>
-        </w:rPr>
-        <w:t xml:space="preserve">SWITCH_CARRIER</w:t>
-      </w:r>
-      <w:r>
-        <w:t xml:space="preserve">: Dynamically shifts traffic to backup Starlink LEO constellations during terrestrial fiber cuts.</w:t>
-      </w:r>
-    </w:p>
-    <w:p>
-      <w:pPr>
-        <w:pStyle w:val="Compact"/>
-        <w:numPr>
-          <w:ilvl w:val="1"/>
-          <w:numId w:val="1005"/>
-        </w:numPr>
-      </w:pPr>
-      <w:r>
-        <w:rPr>
-          <w:rStyle w:val="VerbatimChar"/>
-        </w:rPr>
-        <w:t xml:space="preserve">FLUSH_ARP_REBIND</w:t>
-      </w:r>
-      <w:r>
-        <w:t xml:space="preserve">: Clears stale kernel MAC tables directly on physical host interfaces.</w:t>
-      </w:r>
-    </w:p>
-    <w:bookmarkEnd w:id="17"/>
-    <w:bookmarkStart w:id="18" w:name="X64c05f3777aee276dec5a25f73084e74ff7619a"/>
-    <w:p>
-      <w:pPr>
-        <w:pStyle w:val="Heading3"/>
-      </w:pPr>
-      <w:r>
-        <w:t xml:space="preserve">3.5. 360° Operational Cockpit &amp; Interactive Web Terminal</w:t>
-      </w:r>
-    </w:p>
-    <w:p>
-      <w:pPr>
-        <w:pStyle w:val="Compact"/>
-        <w:numPr>
-          <w:ilvl w:val="0"/>
           <w:numId w:val="1006"/>
         </w:numPr>
       </w:pPr>
       <w:r>
-        <w:rPr>
-          <w:b/>
-          <w:bCs/>
-        </w:rPr>
-        <w:t xml:space="preserve">Site Cockpit Drawer:</w:t>
-      </w:r>
-      <w:r>
-        <w:t xml:space="preserve"> </w:t>
-      </w:r>
-      <w:r>
-        <w:t xml:space="preserve">Live inspection of active WAN uplinks, LAN subnets, connected nodes, appliance CPU/thermals, and 60-minute latency sparklines.</w:t>
-      </w:r>
-    </w:p>
-    <w:p>
-      <w:pPr>
-        <w:pStyle w:val="Compact"/>
-        <w:numPr>
-          <w:ilvl w:val="0"/>
-          <w:numId w:val="1006"/>
-        </w:numPr>
-      </w:pPr>
-      <w:r>
-        <w:rPr>
-          <w:b/>
-          <w:bCs/>
-        </w:rPr>
-        <w:t xml:space="preserve">Remote VM Shell:</w:t>
-      </w:r>
-      <w:r>
-        <w:t xml:space="preserve"> </w:t>
-      </w:r>
-      <w:r>
-        <w:t xml:space="preserve">Web-based interactive terminal providing authenticated command execution (</w:t>
+        <w:t xml:space="preserve">Live WAN/LAN inspection, SLA sparklines, and authenticated VM shell (</w:t>
       </w:r>
       <w:r>
         <w:rPr>
@@ -962,34 +557,10 @@
         <w:rPr>
           <w:rStyle w:val="VerbatimChar"/>
         </w:rPr>
-        <w:t xml:space="preserve">ip route</w:t>
-      </w:r>
-      <w:r>
-        <w:t xml:space="preserve">,</w:t>
-      </w:r>
-      <w:r>
-        <w:t xml:space="preserve"> </w:t>
-      </w:r>
-      <w:r>
-        <w:rPr>
-          <w:rStyle w:val="VerbatimChar"/>
-        </w:rPr>
-        <w:t xml:space="preserve">ss -tulpn</w:t>
-      </w:r>
-      <w:r>
-        <w:t xml:space="preserve">,</w:t>
-      </w:r>
-      <w:r>
-        <w:t xml:space="preserve"> </w:t>
-      </w:r>
-      <w:r>
-        <w:rPr>
-          <w:rStyle w:val="VerbatimChar"/>
-        </w:rPr>
-        <w:t xml:space="preserve">systemctl status</w:t>
-      </w:r>
-      <w:r>
-        <w:t xml:space="preserve">) directly on managed remote nodes.</w:t>
+        <w:t xml:space="preserve">systemctl</w:t>
+      </w:r>
+      <w:r>
+        <w:t xml:space="preserve">).</w:t>
       </w:r>
     </w:p>
     <w:p>
@@ -999,15 +570,14 @@
         </w:pict>
       </w:r>
     </w:p>
-    <w:bookmarkEnd w:id="18"/>
-    <w:bookmarkEnd w:id="19"/>
-    <w:bookmarkStart w:id="20" w:name="key-target-personas-use-cases"/>
+    <w:bookmarkEnd w:id="14"/>
+    <w:bookmarkStart w:id="15" w:name="key-personas-use-cases"/>
     <w:p>
       <w:pPr>
         <w:pStyle w:val="Heading2"/>
       </w:pPr>
       <w:r>
-        <w:t xml:space="preserve">4. Key Target Personas &amp; Use Cases</w:t>
+        <w:t xml:space="preserve">4. Key Personas &amp; Use Cases</w:t>
       </w:r>
     </w:p>
     <w:p>
@@ -1023,13 +593,13 @@
           <w:b/>
           <w:bCs/>
         </w:rPr>
-        <w:t xml:space="preserve">National Telecom Regulators &amp; Cyber Authorities:</w:t>
-      </w:r>
-      <w:r>
-        <w:t xml:space="preserve"> </w:t>
-      </w:r>
-      <w:r>
-        <w:t xml:space="preserve">Regulate enterprise LEO satellite deployments (Starlink) by mandating ICG compliance gateways to enforce lawful interception, security oversight, and domestic tax/tariff governance.</w:t>
+        <w:t xml:space="preserve">Telecom Regulators &amp; Authorities:</w:t>
+      </w:r>
+      <w:r>
+        <w:t xml:space="preserve"> </w:t>
+      </w:r>
+      <w:r>
+        <w:t xml:space="preserve">Enforce lawful interception, data residency, and tax compliance across satellite links.</w:t>
       </w:r>
     </w:p>
     <w:p>
@@ -1045,13 +615,13 @@
           <w:b/>
           <w:bCs/>
         </w:rPr>
-        <w:t xml:space="preserve">Tier-1 Telecom Carriers &amp; Domestic ISPs:</w:t>
-      </w:r>
-      <w:r>
-        <w:t xml:space="preserve"> </w:t>
-      </w:r>
-      <w:r>
-        <w:t xml:space="preserve">Monetize LEO satellite integration by providing domestic PoP termination, sovereign IP anchoring, and managed SLA failover to enterprise customers.</w:t>
+        <w:t xml:space="preserve">Tier-1 Telecom Carriers &amp; ISPs:</w:t>
+      </w:r>
+      <w:r>
+        <w:t xml:space="preserve"> </w:t>
+      </w:r>
+      <w:r>
+        <w:t xml:space="preserve">Monetize LEO satellite underlays via domestic PoP termination, sovereign IP anchoring, and enterprise SLAs.</w:t>
       </w:r>
     </w:p>
     <w:p>
@@ -1067,13 +637,13 @@
           <w:b/>
           <w:bCs/>
         </w:rPr>
-        <w:t xml:space="preserve">Banking &amp; Financial Institutions:</w:t>
-      </w:r>
-      <w:r>
-        <w:t xml:space="preserve"> </w:t>
-      </w:r>
-      <w:r>
-        <w:t xml:space="preserve">Guarantees sub-second failover for mission-critical SWIFT and POS transactions while strictly honoring financial data residency laws that forbid financial records from leaving national soil.</w:t>
+        <w:t xml:space="preserve">Banks &amp; Financial Institutions:</w:t>
+      </w:r>
+      <w:r>
+        <w:t xml:space="preserve"> </w:t>
+      </w:r>
+      <w:r>
+        <w:t xml:space="preserve">Guarantee sub-second failover for SWIFT/POS traffic while upholding financial data residency laws.</w:t>
       </w:r>
     </w:p>
     <w:p>
@@ -1089,13 +659,13 @@
           <w:b/>
           <w:bCs/>
         </w:rPr>
-        <w:t xml:space="preserve">Defense, Offshore &amp; Government Enclaves:</w:t>
-      </w:r>
-      <w:r>
-        <w:t xml:space="preserve"> </w:t>
-      </w:r>
-      <w:r>
-        <w:t xml:space="preserve">Hybrid WAN bonding pairs low-earth orbit (Starlink LEO) with 5G cellular to maintain uninterrupted, tamper-proof connectivity for remote tactical, mining, and maritime assets.</w:t>
+        <w:t xml:space="preserve">Defense &amp; Remote Operations:</w:t>
+      </w:r>
+      <w:r>
+        <w:t xml:space="preserve"> </w:t>
+      </w:r>
+      <w:r>
+        <w:t xml:space="preserve">Tamper-proof WAN bonding combining Starlink and 5G for remote enclaves.</w:t>
       </w:r>
     </w:p>
     <w:p>
@@ -1105,14 +675,14 @@
         </w:pict>
       </w:r>
     </w:p>
-    <w:bookmarkEnd w:id="20"/>
-    <w:bookmarkStart w:id="21" w:name="technology-stack"/>
+    <w:bookmarkEnd w:id="15"/>
+    <w:bookmarkStart w:id="16" w:name="technology-stack-quick-start"/>
     <w:p>
       <w:pPr>
         <w:pStyle w:val="Heading2"/>
       </w:pPr>
       <w:r>
-        <w:t xml:space="preserve">5. Technology Stack</w:t>
+        <w:t xml:space="preserve">5. Technology Stack &amp; Quick Start</w:t>
       </w:r>
     </w:p>
     <w:tbl>
@@ -1138,7 +708,7 @@
               <w:jc w:val="left"/>
             </w:pPr>
             <w:r>
-              <w:t xml:space="preserve">Component</w:t>
+              <w:t xml:space="preserve">Layer</w:t>
             </w:r>
           </w:p>
         </w:tc>
@@ -1168,7 +738,7 @@
                 <w:b/>
                 <w:bCs/>
               </w:rPr>
-              <w:t xml:space="preserve">Frontend Web NOC</w:t>
+              <w:t xml:space="preserve">Control Plane UI</w:t>
             </w:r>
           </w:p>
         </w:tc>
@@ -1180,7 +750,7 @@
               <w:jc w:val="left"/>
             </w:pPr>
             <w:r>
-              <w:t xml:space="preserve">Next.js 14, React 18, React Query (TanStack), Tailwind CSS, Lucide Icons</w:t>
+              <w:t xml:space="preserve">Next.js 14, React 18, TanStack Query, Tailwind CSS</w:t>
             </w:r>
           </w:p>
         </w:tc>
@@ -1198,7 +768,7 @@
                 <w:b/>
                 <w:bCs/>
               </w:rPr>
-              <w:t xml:space="preserve">Backend Core API</w:t>
+              <w:t xml:space="preserve">Core API &amp; DB</w:t>
             </w:r>
           </w:p>
         </w:tc>
@@ -1210,7 +780,7 @@
               <w:jc w:val="left"/>
             </w:pPr>
             <w:r>
-              <w:t xml:space="preserve">NestJS, TypeScript, TypeORM, Swagger/OpenAPI, Linux Netlink, eBPF</w:t>
+              <w:t xml:space="preserve">NestJS, TypeScript, TypeORM, MySQL 8, Redis, Netlink, eBPF</w:t>
             </w:r>
           </w:p>
         </w:tc>
@@ -1228,7 +798,7 @@
                 <w:b/>
                 <w:bCs/>
               </w:rPr>
-              <w:t xml:space="preserve">Database &amp; Cache</w:t>
+              <w:t xml:space="preserve">AI Engine &amp; Mesh</w:t>
             </w:r>
           </w:p>
         </w:tc>
@@ -1240,7 +810,7 @@
               <w:jc w:val="left"/>
             </w:pPr>
             <w:r>
-              <w:t xml:space="preserve">MySQL 8.0 / PostgreSQL, Redis Pub/Sub</w:t>
+              <w:t xml:space="preserve">FastAPI, Python 3.12, PyTorch, WireGuard, Linux BFD</w:t>
             </w:r>
           </w:p>
         </w:tc>
@@ -1258,7 +828,7 @@
                 <w:b/>
                 <w:bCs/>
               </w:rPr>
-              <w:t xml:space="preserve">AI Inference Engine</w:t>
+              <w:t xml:space="preserve">Cloud Deployments</w:t>
             </w:r>
           </w:p>
         </w:tc>
@@ -1269,121 +839,36 @@
               <w:pStyle w:val="Compact"/>
               <w:jc w:val="left"/>
             </w:pPr>
+            <w:hyperlink r:id="rId9">
+              <w:r>
+                <w:rPr>
+                  <w:rStyle w:val="Hyperlink"/>
+                </w:rPr>
+                <w:t xml:space="preserve">v-monitor.vercel.app</w:t>
+              </w:r>
+            </w:hyperlink>
             <w:r>
-              <w:t xml:space="preserve">FastAPI, Python 3.12, PyTorch/scikit-learn, httpx</w:t>
-            </w:r>
-          </w:p>
-        </w:tc>
-      </w:tr>
-      <w:tr>
-        <w:tc>
-          <w:tcPr/>
-          <w:p>
-            <w:pPr>
-              <w:pStyle w:val="Compact"/>
-              <w:jc w:val="left"/>
-            </w:pPr>
-            <w:r>
-              <w:rPr>
-                <w:b/>
-                <w:bCs/>
-              </w:rPr>
-              <w:t xml:space="preserve">Edge Networking</w:t>
-            </w:r>
-          </w:p>
-        </w:tc>
-        <w:tc>
-          <w:tcPr/>
-          <w:p>
-            <w:pPr>
-              <w:pStyle w:val="Compact"/>
-              <w:jc w:val="left"/>
-            </w:pPr>
-            <w:r>
-              <w:t xml:space="preserve">WireGuard (</w:t>
+              <w:t xml:space="preserve"> </w:t>
             </w:r>
             <w:r>
-              <w:rPr>
-                <w:rStyle w:val="VerbatimChar"/>
-              </w:rPr>
-              <w:t xml:space="preserve">wireguard.ko</w:t>
-            </w:r>
-            <w:r>
-              <w:t xml:space="preserve">), Linux</w:t>
+              <w:t xml:space="preserve">•</w:t>
             </w:r>
             <w:r>
               <w:t xml:space="preserve"> </w:t>
             </w:r>
-            <w:r>
-              <w:rPr>
-                <w:rStyle w:val="VerbatimChar"/>
-              </w:rPr>
-              <w:t xml:space="preserve">iproute2</w:t>
-            </w:r>
-            <w:r>
-              <w:t xml:space="preserve">, BFD, ChaCha20-Poly1305</w:t>
-            </w:r>
-          </w:p>
-        </w:tc>
-      </w:tr>
-      <w:tr>
-        <w:tc>
-          <w:tcPr/>
-          <w:p>
-            <w:pPr>
-              <w:pStyle w:val="Compact"/>
-              <w:jc w:val="left"/>
-            </w:pPr>
-            <w:r>
-              <w:rPr>
-                <w:b/>
-                <w:bCs/>
-              </w:rPr>
-              <w:t xml:space="preserve">Governance Cloud</w:t>
-            </w:r>
-          </w:p>
-        </w:tc>
-        <w:tc>
-          <w:tcPr/>
-          <w:p>
-            <w:pPr>
-              <w:pStyle w:val="Compact"/>
-              <w:jc w:val="left"/>
-            </w:pPr>
-            <w:r>
-              <w:t xml:space="preserve">Vercel Edge (</w:t>
-            </w:r>
-            <w:r>
-              <w:rPr>
-                <w:rStyle w:val="VerbatimChar"/>
-              </w:rPr>
-              <w:t xml:space="preserve">ai-compliance-web-five.vercel.app</w:t>
-            </w:r>
-            <w:r>
-              <w:t xml:space="preserve">), SOC 2, ISO 27001, ETSI</w:t>
-            </w:r>
+            <w:hyperlink r:id="rId10">
+              <w:r>
+                <w:rPr>
+                  <w:rStyle w:val="Hyperlink"/>
+                </w:rPr>
+                <w:t xml:space="preserve">ai-compliance-web-five.vercel.app</w:t>
+              </w:r>
+            </w:hyperlink>
           </w:p>
         </w:tc>
       </w:tr>
     </w:tbl>
     <w:p>
-      <w:r>
-        <w:pict>
-          <v:rect style="width:0;height:1.5pt" o:hralign="center" o:hrstd="t" o:hr="t"/>
-        </w:pict>
-      </w:r>
-    </w:p>
-    <w:bookmarkEnd w:id="21"/>
-    <w:bookmarkStart w:id="22" w:name="quick-start-verification"/>
-    <w:p>
-      <w:pPr>
-        <w:pStyle w:val="Heading2"/>
-      </w:pPr>
-      <w:r>
-        <w:t xml:space="preserve">6. Quick Start &amp; Verification</w:t>
-      </w:r>
-    </w:p>
-    <w:p>
       <w:pPr>
         <w:pStyle w:val="SourceCode"/>
       </w:pPr>
@@ -1391,7 +876,7 @@
         <w:rPr>
           <w:rStyle w:val="VerbatimChar"/>
         </w:rPr>
-        <w:t xml:space="preserve"># 1. Start all services (MySQL, API, Web NOC, AI Engine, Simulator)</w:t>
+        <w:t xml:space="preserve">./start-all.sh            # Launch MySQL, API (:3001), Web (:3000), AI (:8100)</w:t>
       </w:r>
       <w:r>
         <w:br/>
@@ -1400,92 +885,20 @@
         <w:rPr>
           <w:rStyle w:val="VerbatimChar"/>
         </w:rPr>
-        <w:t xml:space="preserve">./start-all.sh</w:t>
+        <w:t xml:space="preserve">./onboard-network.sh      # Discover and onboard physical network hardware</w:t>
       </w:r>
       <w:r>
         <w:br/>
       </w:r>
       <w:r>
-        <w:br/>
-      </w:r>
-      <w:r>
         <w:rPr>
           <w:rStyle w:val="VerbatimChar"/>
         </w:rPr>
-        <w:t xml:space="preserve"># 2. Check service health and port status</w:t>
-      </w:r>
-      <w:r>
-        <w:br/>
-      </w:r>
-      <w:r>
-        <w:rPr>
-          <w:rStyle w:val="VerbatimChar"/>
-        </w:rPr>
-        <w:t xml:space="preserve">./status.sh</w:t>
-      </w:r>
-      <w:r>
-        <w:br/>
-      </w:r>
-      <w:r>
-        <w:br/>
-      </w:r>
-      <w:r>
-        <w:rPr>
-          <w:rStyle w:val="VerbatimChar"/>
-        </w:rPr>
-        <w:t xml:space="preserve"># 3. Discover and onboard real physical network devices</w:t>
-      </w:r>
-      <w:r>
-        <w:br/>
-      </w:r>
-      <w:r>
-        <w:rPr>
-          <w:rStyle w:val="VerbatimChar"/>
-        </w:rPr>
-        <w:t xml:space="preserve">./onboard-network.sh</w:t>
-      </w:r>
-      <w:r>
-        <w:br/>
-      </w:r>
-      <w:r>
-        <w:br/>
-      </w:r>
-      <w:r>
-        <w:rPr>
-          <w:rStyle w:val="VerbatimChar"/>
-        </w:rPr>
-        <w:t xml:space="preserve"># 4. Access Web NOC Dashboard</w:t>
-      </w:r>
-      <w:r>
-        <w:br/>
-      </w:r>
-      <w:r>
-        <w:rPr>
-          <w:rStyle w:val="VerbatimChar"/>
-        </w:rPr>
-        <w:t xml:space="preserve"># Live Cloud NOC: https://v-monitor.vercel.app/</w:t>
-      </w:r>
-      <w:r>
-        <w:br/>
-      </w:r>
-      <w:r>
-        <w:rPr>
-          <w:rStyle w:val="VerbatimChar"/>
-        </w:rPr>
-        <w:t xml:space="preserve"># Local URL: http://localhost:3000 (or http://&lt;LAN_IP&gt;:3000)</w:t>
-      </w:r>
-      <w:r>
-        <w:br/>
-      </w:r>
-      <w:r>
-        <w:rPr>
-          <w:rStyle w:val="VerbatimChar"/>
-        </w:rPr>
-        <w:t xml:space="preserve"># Credentials: admin@intellilink.media / IntelliLink@2026</w:t>
-      </w:r>
-    </w:p>
-    <w:bookmarkEnd w:id="22"/>
-    <w:bookmarkEnd w:id="23"/>
+        <w:t xml:space="preserve">Credentials: admin@intellilink.media / IntelliLink@2026</w:t>
+      </w:r>
+    </w:p>
+    <w:bookmarkEnd w:id="16"/>
+    <w:bookmarkEnd w:id="17"/>
     <w:sectPr>
       <w:footnotePr>
         <w:numRestart w:val="eachSect"/>
@@ -1833,34 +1246,7 @@
     <w:abstractNumId w:val="991"/>
   </w:num>
   <w:num w:numId="1007">
-    <w:abstractNumId w:val="99411"/>
-    <w:lvlOverride w:ilvl="0">
-      <w:startOverride w:val="1"/>
-    </w:lvlOverride>
-    <w:lvlOverride w:ilvl="1">
-      <w:startOverride w:val="1"/>
-    </w:lvlOverride>
-    <w:lvlOverride w:ilvl="2">
-      <w:startOverride w:val="1"/>
-    </w:lvlOverride>
-    <w:lvlOverride w:ilvl="3">
-      <w:startOverride w:val="1"/>
-    </w:lvlOverride>
-    <w:lvlOverride w:ilvl="4">
-      <w:startOverride w:val="1"/>
-    </w:lvlOverride>
-    <w:lvlOverride w:ilvl="5">
-      <w:startOverride w:val="1"/>
-    </w:lvlOverride>
-    <w:lvlOverride w:ilvl="6">
-      <w:startOverride w:val="1"/>
-    </w:lvlOverride>
-    <w:lvlOverride w:ilvl="7">
-      <w:startOverride w:val="1"/>
-    </w:lvlOverride>
-    <w:lvlOverride w:ilvl="8">
-      <w:startOverride w:val="1"/>
-    </w:lvlOverride>
+    <w:abstractNumId w:val="991"/>
   </w:num>
 </w:numbering>
 </file>
